--- a/DTSC-540_Intro_to_AI/Assignment_module3.docx
+++ b/DTSC-540_Intro_to_AI/Assignment_module3.docx
@@ -17,6 +17,7 @@
     </w:p>
     <w:p>
       <w:pPr>
+        <w:pStyle w:val="Title"/>
         <w:jc w:val="center"/>
       </w:pPr>
       <w:r>
@@ -29,34 +30,1041 @@
         <w:t>3</w:t>
       </w:r>
       <w:r>
-        <w:t xml:space="preserve"> Assignment: AI </w:t>
+        <w:t xml:space="preserve"> Assignment</w:t>
+      </w:r>
+      <w:r>
+        <w:br/>
+      </w:r>
+      <w:r>
+        <w:t xml:space="preserve">AI </w:t>
       </w:r>
       <w:r>
         <w:t>Workflow Analysis</w:t>
       </w:r>
     </w:p>
     <w:p>
-      <w:r>
+      <w:pPr>
+        <w:pStyle w:val="Heading1"/>
+        <w:rPr>
+          <w:rFonts w:asciiTheme="minorHAnsi" w:hAnsiTheme="minorHAnsi" w:cstheme="minorBidi"/>
+        </w:rPr>
+      </w:pPr>
+      <w:r>
+        <w:rPr>
+          <w:rFonts w:asciiTheme="minorHAnsi" w:hAnsiTheme="minorHAnsi" w:cstheme="minorBidi"/>
+        </w:rPr>
         <w:t>Part 1: Workflow Analysis</w:t>
       </w:r>
+    </w:p>
+    <w:p>
+      <w:r>
+        <w:t xml:space="preserve">Description: I maintain a Lambda function </w:t>
+      </w:r>
+      <w:r>
+        <w:t xml:space="preserve">in AWS whose operation is to perform multiple API calls to gather information about vulnerabilities discovered in ECR images across multiple AWS accounts. </w:t>
+      </w:r>
+      <w:r>
+        <w:t xml:space="preserve">The function produces an Excel report </w:t>
+      </w:r>
+      <w:r>
+        <w:t>that</w:t>
+      </w:r>
+      <w:r>
+        <w:t xml:space="preserve"> is written to </w:t>
+      </w:r>
+      <w:r>
+        <w:t>an S3</w:t>
+      </w:r>
+      <w:r>
+        <w:t xml:space="preserve"> bucket (AWS object store). </w:t>
+      </w:r>
+      <w:r>
+        <w:t>Periodically</w:t>
+      </w:r>
+      <w:r>
+        <w:t>,</w:t>
+      </w:r>
       <w:r>
         <w:t xml:space="preserve"> </w:t>
       </w:r>
-    </w:p>
-    <w:p>
-      <w:r>
-        <w:t xml:space="preserve">Description: I maintain a Lambda function </w:t>
-      </w:r>
-      <w:r>
-        <w:t xml:space="preserve">in AWS whose operation is to perform multiple API calls to gather information about vulnerabilities discovered in ECR images across multiple AWS accounts.  The function produces an Excel report which is written to a s3 bucket (AWS object store).  Periodically </w:t>
-      </w:r>
-      <w:r>
-        <w:t>a request to add an additional account is requested through the submission of a Jira ticket.</w:t>
-      </w:r>
-    </w:p>
-    <w:p>
-      <w:r>
+      <w:r>
+        <w:t xml:space="preserve">a request to add an additional account is </w:t>
+      </w:r>
+      <w:r>
+        <w:t>submitted</w:t>
+      </w:r>
+      <w:r>
+        <w:t xml:space="preserve"> through </w:t>
+      </w:r>
+      <w:r>
+        <w:t>a Jira ticket.</w:t>
+      </w:r>
+    </w:p>
+    <w:p>
+      <w:pPr>
+        <w:pStyle w:val="Heading2"/>
+        <w:rPr>
+          <w:rFonts w:asciiTheme="minorHAnsi" w:hAnsiTheme="minorHAnsi" w:cstheme="minorBidi"/>
+        </w:rPr>
+      </w:pPr>
+      <w:r>
+        <w:rPr>
+          <w:rFonts w:asciiTheme="minorHAnsi" w:hAnsiTheme="minorHAnsi" w:cstheme="minorBidi"/>
+        </w:rPr>
         <w:t>Workflow:</w:t>
+      </w:r>
+    </w:p>
+    <w:p>
+      <w:pPr>
+        <w:pStyle w:val="ListParagraph"/>
+        <w:numPr>
+          <w:ilvl w:val="0"/>
+          <w:numId w:val="1"/>
+        </w:numPr>
+      </w:pPr>
+      <w:r>
+        <w:t xml:space="preserve">Create a </w:t>
+      </w:r>
+      <w:r>
+        <w:t xml:space="preserve">Jira </w:t>
+      </w:r>
+      <w:r>
+        <w:t>ticket requesting a new AWS account be added</w:t>
+      </w:r>
+      <w:r>
+        <w:t>.</w:t>
+      </w:r>
+    </w:p>
+    <w:p>
+      <w:pPr>
+        <w:pStyle w:val="ListParagraph"/>
+        <w:numPr>
+          <w:ilvl w:val="0"/>
+          <w:numId w:val="1"/>
+        </w:numPr>
+      </w:pPr>
+      <w:r>
+        <w:t>Monitor e</w:t>
+      </w:r>
+      <w:r>
+        <w:t xml:space="preserve">mail </w:t>
+      </w:r>
+      <w:r>
+        <w:t xml:space="preserve">for </w:t>
+      </w:r>
+      <w:r>
+        <w:t xml:space="preserve">notification </w:t>
+      </w:r>
+      <w:r>
+        <w:t>of the Jira ticket</w:t>
+      </w:r>
+      <w:r>
+        <w:t>.</w:t>
+      </w:r>
+    </w:p>
+    <w:p>
+      <w:pPr>
+        <w:pStyle w:val="ListParagraph"/>
+        <w:numPr>
+          <w:ilvl w:val="0"/>
+          <w:numId w:val="1"/>
+        </w:numPr>
+      </w:pPr>
+      <w:r>
+        <w:t>Perform git pull to get the latest code update.</w:t>
+      </w:r>
+    </w:p>
+    <w:p>
+      <w:pPr>
+        <w:pStyle w:val="ListParagraph"/>
+        <w:numPr>
+          <w:ilvl w:val="0"/>
+          <w:numId w:val="1"/>
+        </w:numPr>
+      </w:pPr>
+      <w:r>
+        <w:t xml:space="preserve">Open </w:t>
+      </w:r>
+      <w:r>
+        <w:t xml:space="preserve">code </w:t>
+      </w:r>
+      <w:r>
+        <w:t xml:space="preserve">in VS Code and update the appropriate </w:t>
+      </w:r>
+      <w:r>
+        <w:t>lines</w:t>
+      </w:r>
+      <w:r>
+        <w:t>.</w:t>
+      </w:r>
+    </w:p>
+    <w:p>
+      <w:pPr>
+        <w:pStyle w:val="ListParagraph"/>
+        <w:numPr>
+          <w:ilvl w:val="0"/>
+          <w:numId w:val="1"/>
+        </w:numPr>
+      </w:pPr>
+      <w:r>
+        <w:t>Compile and deploy the package.</w:t>
+      </w:r>
+    </w:p>
+    <w:p>
+      <w:pPr>
+        <w:pStyle w:val="ListParagraph"/>
+        <w:numPr>
+          <w:ilvl w:val="0"/>
+          <w:numId w:val="1"/>
+        </w:numPr>
+      </w:pPr>
+      <w:r>
+        <w:t>Trigger the new Lambda function.</w:t>
+      </w:r>
+    </w:p>
+    <w:p>
+      <w:pPr>
+        <w:pStyle w:val="ListParagraph"/>
+        <w:numPr>
+          <w:ilvl w:val="0"/>
+          <w:numId w:val="1"/>
+        </w:numPr>
+      </w:pPr>
+      <w:proofErr w:type="gramStart"/>
+      <w:r>
+        <w:t>Verify</w:t>
+      </w:r>
+      <w:proofErr w:type="gramEnd"/>
+      <w:r>
+        <w:t xml:space="preserve"> the report contains the new account.</w:t>
+      </w:r>
+    </w:p>
+    <w:p>
+      <w:pPr>
+        <w:pStyle w:val="Heading1"/>
+        <w:rPr>
+          <w:rFonts w:asciiTheme="minorHAnsi" w:hAnsiTheme="minorHAnsi" w:cstheme="minorBidi"/>
+        </w:rPr>
+      </w:pPr>
+      <w:r>
+        <w:rPr>
+          <w:rFonts w:asciiTheme="minorHAnsi" w:hAnsiTheme="minorHAnsi" w:cstheme="minorBidi"/>
+        </w:rPr>
+        <w:t>Part 2: The Assessment</w:t>
+      </w:r>
+    </w:p>
+    <w:p>
+      <w:pPr>
+        <w:pStyle w:val="Heading2"/>
+        <w:rPr>
+          <w:rFonts w:asciiTheme="minorHAnsi" w:hAnsiTheme="minorHAnsi" w:cstheme="minorBidi"/>
+        </w:rPr>
+      </w:pPr>
+      <w:r>
+        <w:rPr>
+          <w:rFonts w:asciiTheme="minorHAnsi" w:hAnsiTheme="minorHAnsi" w:cstheme="minorBidi"/>
+        </w:rPr>
+        <w:t xml:space="preserve">Step 1 – Create a </w:t>
+      </w:r>
+      <w:r>
+        <w:rPr>
+          <w:rFonts w:asciiTheme="minorHAnsi" w:hAnsiTheme="minorHAnsi" w:cstheme="minorBidi"/>
+        </w:rPr>
+        <w:t xml:space="preserve">Jira </w:t>
+      </w:r>
+      <w:r>
+        <w:rPr>
+          <w:rFonts w:asciiTheme="minorHAnsi" w:hAnsiTheme="minorHAnsi" w:cstheme="minorBidi"/>
+        </w:rPr>
+        <w:t>ticket requesting a new AWS account be added</w:t>
+      </w:r>
+      <w:r>
+        <w:rPr>
+          <w:rFonts w:asciiTheme="minorHAnsi" w:hAnsiTheme="minorHAnsi" w:cstheme="minorBidi"/>
+        </w:rPr>
+        <w:t>.</w:t>
+      </w:r>
+    </w:p>
+    <w:p>
+      <w:pPr>
+        <w:ind w:left="720"/>
+        <w:rPr>
+          <w:b/>
+          <w:bCs/>
+        </w:rPr>
+      </w:pPr>
+      <w:r>
+        <w:rPr>
+          <w:b/>
+          <w:bCs/>
+        </w:rPr>
+        <w:t xml:space="preserve">Jira AI Agent </w:t>
+      </w:r>
+    </w:p>
+    <w:p>
+      <w:pPr>
+        <w:pStyle w:val="ListParagraph"/>
+        <w:numPr>
+          <w:ilvl w:val="0"/>
+          <w:numId w:val="2"/>
+        </w:numPr>
+      </w:pPr>
+      <w:r>
+        <w:t>Has b</w:t>
+      </w:r>
+      <w:r>
+        <w:t>uilt</w:t>
+      </w:r>
+      <w:r>
+        <w:t>-</w:t>
+      </w:r>
+      <w:r>
+        <w:t xml:space="preserve">in natural language capabilities </w:t>
+      </w:r>
+      <w:r>
+        <w:t>for creating Jira tickets</w:t>
+      </w:r>
+      <w:r>
+        <w:t>.</w:t>
+      </w:r>
+    </w:p>
+    <w:p>
+      <w:pPr>
+        <w:pStyle w:val="ListParagraph"/>
+        <w:numPr>
+          <w:ilvl w:val="0"/>
+          <w:numId w:val="2"/>
+        </w:numPr>
+      </w:pPr>
+      <w:r>
+        <w:t xml:space="preserve">The Jira AI Agent license </w:t>
+      </w:r>
+      <w:r>
+        <w:t>is included with</w:t>
+      </w:r>
+      <w:r>
+        <w:t xml:space="preserve"> the </w:t>
+      </w:r>
+      <w:r>
+        <w:t>Jira</w:t>
+      </w:r>
+      <w:r>
+        <w:t xml:space="preserve"> license</w:t>
+      </w:r>
+      <w:r>
+        <w:t>s</w:t>
+      </w:r>
+      <w:r>
+        <w:t>, some of which are free for small implementations.</w:t>
+      </w:r>
+    </w:p>
+    <w:p>
+      <w:pPr>
+        <w:pStyle w:val="ListParagraph"/>
+        <w:numPr>
+          <w:ilvl w:val="0"/>
+          <w:numId w:val="2"/>
+        </w:numPr>
+      </w:pPr>
+      <w:r>
+        <w:t xml:space="preserve">Data </w:t>
+      </w:r>
+      <w:r>
+        <w:t>may be sent to Atlassian/Jira services</w:t>
+      </w:r>
+      <w:r>
+        <w:t xml:space="preserve"> depending on the </w:t>
+      </w:r>
+      <w:r>
+        <w:t>license</w:t>
+      </w:r>
+      <w:r>
+        <w:t xml:space="preserve"> and configuration.</w:t>
+      </w:r>
+      <w:r>
+        <w:t xml:space="preserve">  Enterprise licenses with strict data protections exist, but they are </w:t>
+      </w:r>
+      <w:r>
+        <w:t xml:space="preserve">expensive.  Free licenses </w:t>
+      </w:r>
+      <w:r>
+        <w:t>may not prevent data from being shared.</w:t>
+      </w:r>
+    </w:p>
+    <w:p>
+      <w:pPr>
+        <w:ind w:left="720"/>
+      </w:pPr>
+      <w:r>
+        <w:rPr>
+          <w:b/>
+        </w:rPr>
+        <w:t>Microsoft 365 Copilot &amp; Teams</w:t>
+      </w:r>
+    </w:p>
+    <w:p>
+      <w:pPr>
+        <w:pStyle w:val="ListParagraph"/>
+        <w:numPr>
+          <w:ilvl w:val="0"/>
+          <w:numId w:val="2"/>
+        </w:numPr>
+      </w:pPr>
+      <w:r>
+        <w:t xml:space="preserve">Has plugins </w:t>
+      </w:r>
+      <w:r>
+        <w:t>that can</w:t>
+      </w:r>
+      <w:r>
+        <w:t xml:space="preserve"> add natural language capabilities for creating Jira tickets</w:t>
+      </w:r>
+      <w:r>
+        <w:t>.</w:t>
+      </w:r>
+    </w:p>
+    <w:p>
+      <w:pPr>
+        <w:pStyle w:val="ListParagraph"/>
+        <w:numPr>
+          <w:ilvl w:val="0"/>
+          <w:numId w:val="2"/>
+        </w:numPr>
+      </w:pPr>
+      <w:r>
+        <w:lastRenderedPageBreak/>
+        <w:t>Microsoft 365 Copilot is a paid add-on for eligible Microsoft 365 plans, with enterprise pricing commonly based on a per-user subscription.</w:t>
+      </w:r>
+    </w:p>
+    <w:p>
+      <w:pPr>
+        <w:pStyle w:val="ListParagraph"/>
+        <w:numPr>
+          <w:ilvl w:val="0"/>
+          <w:numId w:val="2"/>
+        </w:numPr>
+      </w:pPr>
+      <w:r>
+        <w:t xml:space="preserve">Data may be processed within Microsoft 365 services, and </w:t>
+      </w:r>
+      <w:r>
+        <w:t>Microsoft 365 licenses have strict data privacy</w:t>
+      </w:r>
+      <w:r>
+        <w:t xml:space="preserve"> restrictions that protect </w:t>
+      </w:r>
+      <w:r>
+        <w:t xml:space="preserve">a </w:t>
+      </w:r>
+      <w:r>
+        <w:t>compan</w:t>
+      </w:r>
+      <w:r>
+        <w:t>y</w:t>
+      </w:r>
+      <w:r>
+        <w:t>’</w:t>
+      </w:r>
+      <w:r>
+        <w:t>s</w:t>
+      </w:r>
+      <w:r>
+        <w:t xml:space="preserve"> </w:t>
+      </w:r>
+      <w:r>
+        <w:t xml:space="preserve">data </w:t>
+      </w:r>
+      <w:r>
+        <w:t xml:space="preserve">from being shared without authorization.  </w:t>
+      </w:r>
+    </w:p>
+    <w:p>
+      <w:pPr>
+        <w:pStyle w:val="Heading2"/>
+        <w:rPr>
+          <w:rFonts w:asciiTheme="minorHAnsi" w:hAnsiTheme="minorHAnsi" w:cstheme="minorBidi"/>
+        </w:rPr>
+      </w:pPr>
+      <w:r>
+        <w:rPr>
+          <w:rFonts w:asciiTheme="minorHAnsi" w:hAnsiTheme="minorHAnsi" w:cstheme="minorBidi"/>
+        </w:rPr>
+        <w:t>S</w:t>
+      </w:r>
+      <w:r>
+        <w:rPr>
+          <w:rFonts w:asciiTheme="minorHAnsi" w:hAnsiTheme="minorHAnsi" w:cstheme="minorBidi"/>
+        </w:rPr>
+        <w:t>tep 2 - Monitor email for notification of the Jira ticket.</w:t>
+      </w:r>
+    </w:p>
+    <w:p>
+      <w:pPr>
+        <w:ind w:left="720"/>
+      </w:pPr>
+      <w:r>
+        <w:rPr>
+          <w:b/>
+        </w:rPr>
+        <w:t>Microsoft 365 Copilot &amp; Teams</w:t>
+      </w:r>
+    </w:p>
+    <w:p>
+      <w:pPr>
+        <w:pStyle w:val="ListParagraph"/>
+        <w:numPr>
+          <w:ilvl w:val="0"/>
+          <w:numId w:val="2"/>
+        </w:numPr>
+      </w:pPr>
+      <w:r>
+        <w:t>Has built</w:t>
+      </w:r>
+      <w:r>
+        <w:t>-</w:t>
+      </w:r>
+      <w:r>
+        <w:t>in abilities to process Outlook emails and trigger agentic actions.</w:t>
+      </w:r>
+    </w:p>
+    <w:p>
+      <w:pPr>
+        <w:pStyle w:val="ListParagraph"/>
+        <w:numPr>
+          <w:ilvl w:val="0"/>
+          <w:numId w:val="2"/>
+        </w:numPr>
+      </w:pPr>
+      <w:r>
+        <w:t>Microsoft 365 Copilot is a paid add-on for eligible Microsoft 365 plans, with enterprise pricing commonly based on a per-user subscription.</w:t>
+      </w:r>
+    </w:p>
+    <w:p>
+      <w:pPr>
+        <w:pStyle w:val="ListParagraph"/>
+        <w:numPr>
+          <w:ilvl w:val="0"/>
+          <w:numId w:val="2"/>
+        </w:numPr>
+      </w:pPr>
+      <w:r>
+        <w:t xml:space="preserve">Data may be processed within Microsoft 365 services, and </w:t>
+      </w:r>
+      <w:r>
+        <w:t xml:space="preserve">Microsoft 365 licenses have strict data privacy restrictions that protect </w:t>
+      </w:r>
+      <w:r>
+        <w:t xml:space="preserve">a </w:t>
+      </w:r>
+      <w:r>
+        <w:t>compan</w:t>
+      </w:r>
+      <w:r>
+        <w:t>y</w:t>
+      </w:r>
+      <w:r>
+        <w:t>’</w:t>
+      </w:r>
+      <w:r>
+        <w:t>s</w:t>
+      </w:r>
+      <w:r>
+        <w:t xml:space="preserve"> </w:t>
+      </w:r>
+      <w:r>
+        <w:t xml:space="preserve">data </w:t>
+      </w:r>
+      <w:r>
+        <w:t xml:space="preserve">from being shared without authorization.  </w:t>
+      </w:r>
+    </w:p>
+    <w:p>
+      <w:pPr>
+        <w:ind w:left="720"/>
+      </w:pPr>
+      <w:r>
+        <w:rPr>
+          <w:b/>
+        </w:rPr>
+        <w:t>Make AI Agents</w:t>
+      </w:r>
+    </w:p>
+    <w:p>
+      <w:pPr>
+        <w:pStyle w:val="ListParagraph"/>
+        <w:numPr>
+          <w:ilvl w:val="0"/>
+          <w:numId w:val="2"/>
+        </w:numPr>
+      </w:pPr>
+      <w:r>
+        <w:t>Can monitor email, parse Jira notification content, and trigger workflow actions across connected applications.</w:t>
+      </w:r>
+    </w:p>
+    <w:p>
+      <w:pPr>
+        <w:pStyle w:val="ListParagraph"/>
+        <w:numPr>
+          <w:ilvl w:val="0"/>
+          <w:numId w:val="2"/>
+        </w:numPr>
+      </w:pPr>
+      <w:r>
+        <w:t>Make has a free plan with limited monthly credits and paid plans that increase available automation credits and execution frequency.</w:t>
+      </w:r>
+    </w:p>
+    <w:p>
+      <w:pPr>
+        <w:pStyle w:val="ListParagraph"/>
+        <w:numPr>
+          <w:ilvl w:val="0"/>
+          <w:numId w:val="2"/>
+        </w:numPr>
+      </w:pPr>
+      <w:r>
+        <w:t xml:space="preserve">Data </w:t>
+      </w:r>
+      <w:r>
+        <w:t xml:space="preserve">may be sent to a third-party automation platform </w:t>
+      </w:r>
+      <w:r>
+        <w:t xml:space="preserve">because email and ticket data must pass through </w:t>
+      </w:r>
+      <w:r>
+        <w:t xml:space="preserve">Make </w:t>
+      </w:r>
+      <w:r>
+        <w:t>unless enterprise controls and connector permissions are carefully configured.</w:t>
+      </w:r>
+    </w:p>
+    <w:p>
+      <w:pPr>
+        <w:pStyle w:val="Heading2"/>
+        <w:rPr>
+          <w:rFonts w:asciiTheme="minorHAnsi" w:hAnsiTheme="minorHAnsi" w:cstheme="minorBidi"/>
+        </w:rPr>
+      </w:pPr>
+      <w:r>
+        <w:rPr>
+          <w:rFonts w:asciiTheme="minorHAnsi" w:hAnsiTheme="minorHAnsi" w:cstheme="minorBidi"/>
+        </w:rPr>
+        <w:t>S</w:t>
+      </w:r>
+      <w:r>
+        <w:rPr>
+          <w:rFonts w:asciiTheme="minorHAnsi" w:hAnsiTheme="minorHAnsi" w:cstheme="minorBidi"/>
+        </w:rPr>
+        <w:t>tep 3 - Perform git pull to get the latest code update.</w:t>
+      </w:r>
+    </w:p>
+    <w:p>
+      <w:pPr>
+        <w:ind w:left="720"/>
+      </w:pPr>
+      <w:r>
+        <w:rPr>
+          <w:b/>
+        </w:rPr>
+        <w:t>Microsoft 365 Copilot</w:t>
+      </w:r>
+    </w:p>
+    <w:p>
+      <w:pPr>
+        <w:pStyle w:val="ListParagraph"/>
+        <w:numPr>
+          <w:ilvl w:val="0"/>
+          <w:numId w:val="2"/>
+        </w:numPr>
+      </w:pPr>
+      <w:r>
+        <w:t xml:space="preserve">Can assist with summarizing the Jira request and generating instructions, but it cannot directly perform a git pull without </w:t>
+      </w:r>
+      <w:r>
+        <w:t xml:space="preserve">additional </w:t>
+      </w:r>
+      <w:r>
+        <w:t>integration</w:t>
+      </w:r>
+      <w:r>
+        <w:t>s</w:t>
+      </w:r>
+      <w:r>
+        <w:t xml:space="preserve"> to a development environment or automation tool.</w:t>
+      </w:r>
+    </w:p>
+    <w:p>
+      <w:pPr>
+        <w:pStyle w:val="ListParagraph"/>
+        <w:numPr>
+          <w:ilvl w:val="0"/>
+          <w:numId w:val="2"/>
+        </w:numPr>
+      </w:pPr>
+      <w:r>
+        <w:t>Microsoft 365 Copilot is a paid add-on for eligible Microsoft 365 plans, with enterprise pricing commonly based on a per-user subscription.</w:t>
+      </w:r>
+    </w:p>
+    <w:p>
+      <w:pPr>
+        <w:pStyle w:val="ListParagraph"/>
+        <w:numPr>
+          <w:ilvl w:val="0"/>
+          <w:numId w:val="2"/>
+        </w:numPr>
+      </w:pPr>
+      <w:r>
+        <w:t xml:space="preserve">Data may be processed within </w:t>
+      </w:r>
+      <w:r>
+        <w:t xml:space="preserve">Microsoft 365 </w:t>
+      </w:r>
+      <w:r>
+        <w:t>services, and</w:t>
+      </w:r>
+      <w:r>
+        <w:t xml:space="preserve"> care must be taken not to expose repository details or credentials through prompts or connected plugins.</w:t>
+      </w:r>
+    </w:p>
+    <w:p>
+      <w:pPr>
+        <w:ind w:left="720"/>
+      </w:pPr>
+      <w:r>
+        <w:rPr>
+          <w:b/>
+        </w:rPr>
+        <w:t>GitHub Copilot</w:t>
+      </w:r>
+    </w:p>
+    <w:p>
+      <w:pPr>
+        <w:pStyle w:val="ListParagraph"/>
+        <w:numPr>
+          <w:ilvl w:val="0"/>
+          <w:numId w:val="2"/>
+        </w:numPr>
+      </w:pPr>
+      <w:r>
+        <w:t>Can assist in the development workflow by explaining git commands, helping troubleshoot pull errors, and working inside tools such as VS Code or GitHub environments.</w:t>
+      </w:r>
+    </w:p>
+    <w:p>
+      <w:pPr>
+        <w:pStyle w:val="ListParagraph"/>
+        <w:numPr>
+          <w:ilvl w:val="0"/>
+          <w:numId w:val="2"/>
+        </w:numPr>
+      </w:pPr>
+      <w:r>
+        <w:t>GitHub Copilot has free individual access with limits and paid business or enterprise licenses charged per user.</w:t>
+      </w:r>
+    </w:p>
+    <w:p>
+      <w:pPr>
+        <w:pStyle w:val="ListParagraph"/>
+        <w:numPr>
+          <w:ilvl w:val="0"/>
+          <w:numId w:val="2"/>
+        </w:numPr>
+      </w:pPr>
+      <w:r>
+        <w:t>Data may be sent to GitHub services because</w:t>
+      </w:r>
+      <w:r>
+        <w:t xml:space="preserve"> code context may be processed by GitHub</w:t>
+      </w:r>
+      <w:r>
+        <w:t>, so repository access policies and data-sharing settings should be reviewed.</w:t>
+      </w:r>
+      <w:r>
+        <w:br w:type="page"/>
+      </w:r>
+    </w:p>
+    <w:p>
+      <w:pPr>
+        <w:pStyle w:val="Heading2"/>
+        <w:rPr>
+          <w:rFonts w:asciiTheme="minorHAnsi" w:hAnsiTheme="minorHAnsi" w:cstheme="minorBidi"/>
+        </w:rPr>
+      </w:pPr>
+      <w:r>
+        <w:rPr>
+          <w:rFonts w:asciiTheme="minorHAnsi" w:hAnsiTheme="minorHAnsi" w:cstheme="minorBidi"/>
+        </w:rPr>
+        <w:lastRenderedPageBreak/>
+        <w:t>S</w:t>
+      </w:r>
+      <w:r>
+        <w:rPr>
+          <w:rFonts w:asciiTheme="minorHAnsi" w:hAnsiTheme="minorHAnsi" w:cstheme="minorBidi"/>
+        </w:rPr>
+        <w:t xml:space="preserve">tep 4 - Open </w:t>
+      </w:r>
+      <w:r>
+        <w:rPr>
+          <w:rFonts w:asciiTheme="minorHAnsi" w:hAnsiTheme="minorHAnsi" w:cstheme="minorBidi"/>
+        </w:rPr>
+        <w:t xml:space="preserve">code </w:t>
+      </w:r>
+      <w:r>
+        <w:rPr>
+          <w:rFonts w:asciiTheme="minorHAnsi" w:hAnsiTheme="minorHAnsi" w:cstheme="minorBidi"/>
+        </w:rPr>
+        <w:t xml:space="preserve">in VS Code and update the appropriate </w:t>
+      </w:r>
+      <w:r>
+        <w:rPr>
+          <w:rFonts w:asciiTheme="minorHAnsi" w:hAnsiTheme="minorHAnsi" w:cstheme="minorBidi"/>
+        </w:rPr>
+        <w:t>lines</w:t>
+      </w:r>
+      <w:r>
+        <w:rPr>
+          <w:rFonts w:asciiTheme="minorHAnsi" w:hAnsiTheme="minorHAnsi" w:cstheme="minorBidi"/>
+        </w:rPr>
+        <w:t>.</w:t>
+      </w:r>
+    </w:p>
+    <w:p>
+      <w:pPr>
+        <w:ind w:left="720"/>
+        <w:rPr>
+          <w:b/>
+        </w:rPr>
+      </w:pPr>
+      <w:r>
+        <w:rPr>
+          <w:b/>
+        </w:rPr>
+        <w:t>VS Code Agent Harnesses</w:t>
+      </w:r>
+    </w:p>
+    <w:p>
+      <w:pPr>
+        <w:pStyle w:val="ListParagraph"/>
+        <w:numPr>
+          <w:ilvl w:val="0"/>
+          <w:numId w:val="3"/>
+        </w:numPr>
+      </w:pPr>
+      <w:r>
+        <w:t>Can use agent-based coding workflows in VS Code to inspect files, suggest edits, update configuration, and help modify the correct source code section.</w:t>
+      </w:r>
+    </w:p>
+    <w:p>
+      <w:pPr>
+        <w:pStyle w:val="ListParagraph"/>
+        <w:numPr>
+          <w:ilvl w:val="0"/>
+          <w:numId w:val="3"/>
+        </w:numPr>
+      </w:pPr>
+      <w:r>
+        <w:t>C</w:t>
+      </w:r>
+      <w:r>
+        <w:t>ost depends on the specific agent extension or service used</w:t>
+      </w:r>
+      <w:r>
+        <w:t>.  S</w:t>
+      </w:r>
+      <w:r>
+        <w:t>ome extensions are free, while others require paid subscriptions or usage-based billing.</w:t>
+      </w:r>
+      <w:r>
+        <w:t xml:space="preserve"> </w:t>
+      </w:r>
+      <w:r>
+        <w:t xml:space="preserve"> </w:t>
+      </w:r>
+    </w:p>
+    <w:p>
+      <w:pPr>
+        <w:pStyle w:val="ListParagraph"/>
+        <w:numPr>
+          <w:ilvl w:val="0"/>
+          <w:numId w:val="3"/>
+        </w:numPr>
+      </w:pPr>
+      <w:r>
+        <w:t>D</w:t>
+      </w:r>
+      <w:r>
+        <w:t xml:space="preserve">ata </w:t>
+      </w:r>
+      <w:r>
+        <w:t>may be sent to external AI services depending</w:t>
+      </w:r>
+      <w:r>
+        <w:t xml:space="preserve"> on the extension provider and model configuration because source code may be </w:t>
+      </w:r>
+      <w:r>
+        <w:t xml:space="preserve">shared </w:t>
+      </w:r>
+      <w:r>
+        <w:t>for analysis.</w:t>
+      </w:r>
+    </w:p>
+    <w:p>
+      <w:pPr>
+        <w:ind w:left="720"/>
+      </w:pPr>
+      <w:r>
+        <w:rPr>
+          <w:b/>
+        </w:rPr>
+        <w:t>G</w:t>
+      </w:r>
+      <w:r>
+        <w:rPr>
+          <w:b/>
+        </w:rPr>
+        <w:t>itHub Copilot</w:t>
+      </w:r>
+    </w:p>
+    <w:p>
+      <w:pPr>
+        <w:pStyle w:val="ListParagraph"/>
+        <w:numPr>
+          <w:ilvl w:val="0"/>
+          <w:numId w:val="4"/>
+        </w:numPr>
+      </w:pPr>
+      <w:r>
+        <w:t>Can recommend code changes, generate snippets, explain existing logic, and assist with unit tests or refactoring inside VS Code.</w:t>
+      </w:r>
+    </w:p>
+    <w:p>
+      <w:pPr>
+        <w:pStyle w:val="ListParagraph"/>
+        <w:numPr>
+          <w:ilvl w:val="0"/>
+          <w:numId w:val="4"/>
+        </w:numPr>
+      </w:pPr>
+      <w:r>
+        <w:t>GitHub Copilot offers individual and organizational plans, with business and enterprise licensing charged per user.</w:t>
+      </w:r>
+    </w:p>
+    <w:p>
+      <w:pPr>
+        <w:pStyle w:val="ListParagraph"/>
+        <w:numPr>
+          <w:ilvl w:val="0"/>
+          <w:numId w:val="4"/>
+        </w:numPr>
+      </w:pPr>
+      <w:r>
+        <w:t>Data may be sent to GitHub services because</w:t>
+      </w:r>
+      <w:r>
+        <w:t xml:space="preserve"> source code context may </w:t>
+      </w:r>
+      <w:r>
+        <w:t>be processed by GitHub</w:t>
+      </w:r>
+      <w:r>
+        <w:t>, so enterprise policy controls should be enabled.</w:t>
+      </w:r>
+    </w:p>
+    <w:p>
+      <w:pPr>
+        <w:pStyle w:val="Heading2"/>
+        <w:rPr>
+          <w:rFonts w:asciiTheme="minorHAnsi" w:hAnsiTheme="minorHAnsi" w:cstheme="minorBidi"/>
+        </w:rPr>
+      </w:pPr>
+      <w:r>
+        <w:rPr>
+          <w:rFonts w:asciiTheme="minorHAnsi" w:hAnsiTheme="minorHAnsi" w:cstheme="minorBidi"/>
+        </w:rPr>
+        <w:t>S</w:t>
+      </w:r>
+      <w:r>
+        <w:rPr>
+          <w:rFonts w:asciiTheme="minorHAnsi" w:hAnsiTheme="minorHAnsi" w:cstheme="minorBidi"/>
+        </w:rPr>
+        <w:t>tep 5 - Compile and deploy the package.</w:t>
+      </w:r>
+    </w:p>
+    <w:p>
+      <w:pPr>
+        <w:ind w:left="720"/>
+      </w:pPr>
+      <w:r>
+        <w:rPr>
+          <w:b/>
+        </w:rPr>
+        <w:t>VS Code Agent Harnesses</w:t>
+      </w:r>
+    </w:p>
+    <w:p>
+      <w:pPr>
+        <w:pStyle w:val="ListParagraph"/>
+        <w:numPr>
+          <w:ilvl w:val="0"/>
+          <w:numId w:val="5"/>
+        </w:numPr>
+      </w:pPr>
+      <w:r>
+        <w:t>Can help run build commands, interpret compiler errors, update deployment scripts, and guide package deployment from the development environment.</w:t>
+      </w:r>
+    </w:p>
+    <w:p>
+      <w:pPr>
+        <w:pStyle w:val="ListParagraph"/>
+        <w:numPr>
+          <w:ilvl w:val="0"/>
+          <w:numId w:val="5"/>
+        </w:numPr>
+      </w:pPr>
+      <w:r>
+        <w:t>Costs vary by the selected VS Code agent or extension, ranging from free tools to paid subscriptions or usage-based AI services.</w:t>
+      </w:r>
+    </w:p>
+    <w:p>
+      <w:pPr>
+        <w:pStyle w:val="ListParagraph"/>
+        <w:numPr>
+          <w:ilvl w:val="0"/>
+          <w:numId w:val="5"/>
+        </w:numPr>
+      </w:pPr>
+      <w:r>
+        <w:t xml:space="preserve">Data </w:t>
+      </w:r>
+      <w:r>
+        <w:t>may be sent to an external provider if</w:t>
+      </w:r>
+      <w:r>
+        <w:t xml:space="preserve"> code, logs, </w:t>
+      </w:r>
+      <w:r>
+        <w:t>or</w:t>
+      </w:r>
+      <w:r>
+        <w:t xml:space="preserve"> deployment output are shared </w:t>
+      </w:r>
+      <w:r>
+        <w:t>during troubleshooting.</w:t>
+      </w:r>
+    </w:p>
+    <w:p>
+      <w:pPr>
+        <w:ind w:left="720"/>
+      </w:pPr>
+      <w:r>
+        <w:rPr>
+          <w:b/>
+        </w:rPr>
+        <w:t>G</w:t>
+      </w:r>
+      <w:r>
+        <w:rPr>
+          <w:b/>
+        </w:rPr>
+        <w:t>itHub Copilot</w:t>
       </w:r>
     </w:p>
     <w:p>
@@ -68,7 +1076,15 @@
         </w:numPr>
       </w:pPr>
       <w:r>
-        <w:t>Create a ticket requesting a new AWS account be added to the function.</w:t>
+        <w:t xml:space="preserve">Can assist with </w:t>
+      </w:r>
+      <w:proofErr w:type="gramStart"/>
+      <w:r>
+        <w:t>build</w:t>
+      </w:r>
+      <w:proofErr w:type="gramEnd"/>
+      <w:r>
+        <w:t xml:space="preserve"> failures, suggest deployment command corrections, and help generate or update deployment scripts.</w:t>
       </w:r>
     </w:p>
     <w:p>
@@ -80,22 +1096,7 @@
         </w:numPr>
       </w:pPr>
       <w:r>
-        <w:t>Monitor e</w:t>
-      </w:r>
-      <w:r>
-        <w:t xml:space="preserve">mail </w:t>
-      </w:r>
-      <w:r>
-        <w:t xml:space="preserve">for </w:t>
-      </w:r>
-      <w:r>
-        <w:t xml:space="preserve">notification </w:t>
-      </w:r>
-      <w:r>
-        <w:t>of the Jira ticket</w:t>
-      </w:r>
-      <w:r>
-        <w:t>.</w:t>
+        <w:t>GitHub Copilot business and enterprise plans require a paid per-user subscription, while limited individual options may be available separately.</w:t>
       </w:r>
     </w:p>
     <w:p>
@@ -107,7 +1108,47 @@
         </w:numPr>
       </w:pPr>
       <w:r>
-        <w:t>Perform git pull to get the latest code update.</w:t>
+        <w:t>Data may be sent to GitHub services because</w:t>
+      </w:r>
+      <w:r>
+        <w:t xml:space="preserve"> logs and deployment files may include sensitive account information</w:t>
+      </w:r>
+      <w:r>
+        <w:t>, so they</w:t>
+      </w:r>
+      <w:r>
+        <w:t xml:space="preserve"> should not be shared unless appropriate protections are in place.</w:t>
+      </w:r>
+    </w:p>
+    <w:p>
+      <w:pPr>
+        <w:pStyle w:val="Heading2"/>
+        <w:rPr>
+          <w:rFonts w:asciiTheme="minorHAnsi" w:hAnsiTheme="minorHAnsi" w:cstheme="minorBidi"/>
+        </w:rPr>
+      </w:pPr>
+      <w:r>
+        <w:rPr>
+          <w:rFonts w:asciiTheme="minorHAnsi" w:hAnsiTheme="minorHAnsi" w:cstheme="minorBidi"/>
+        </w:rPr>
+        <w:t>S</w:t>
+      </w:r>
+      <w:r>
+        <w:rPr>
+          <w:rFonts w:asciiTheme="minorHAnsi" w:hAnsiTheme="minorHAnsi" w:cstheme="minorBidi"/>
+        </w:rPr>
+        <w:t>tep 6 - Trigger the new Lambda function.</w:t>
+      </w:r>
+    </w:p>
+    <w:p>
+      <w:pPr>
+        <w:ind w:left="720"/>
+      </w:pPr>
+      <w:r>
+        <w:rPr>
+          <w:b/>
+        </w:rPr>
+        <w:t>Amazon Q Developer</w:t>
       </w:r>
     </w:p>
     <w:p>
@@ -115,14 +1156,11 @@
         <w:pStyle w:val="ListParagraph"/>
         <w:numPr>
           <w:ilvl w:val="0"/>
-          <w:numId w:val="6"/>
+          <w:numId w:val="7"/>
         </w:numPr>
       </w:pPr>
       <w:r>
-        <w:t xml:space="preserve">Open the source code project in VS Code and update the </w:t>
-      </w:r>
-      <w:r>
-        <w:t>appropriate code.</w:t>
+        <w:t>Can help generate AWS CLI commands, explain Lambda invocation options, diagnose AWS console errors, and assist with troubleshooting execution issues.</w:t>
       </w:r>
     </w:p>
     <w:p>
@@ -130,11 +1168,11 @@
         <w:pStyle w:val="ListParagraph"/>
         <w:numPr>
           <w:ilvl w:val="0"/>
-          <w:numId w:val="6"/>
+          <w:numId w:val="7"/>
         </w:numPr>
       </w:pPr>
       <w:r>
-        <w:t>Compile and deploy the package.</w:t>
+        <w:t>Amazon Q Developer has a free tier with monthly limits and a Pro tier billed per user for higher limits and administrative controls.</w:t>
       </w:r>
     </w:p>
     <w:p>
@@ -142,11 +1180,33 @@
         <w:pStyle w:val="ListParagraph"/>
         <w:numPr>
           <w:ilvl w:val="0"/>
-          <w:numId w:val="6"/>
+          <w:numId w:val="7"/>
         </w:numPr>
       </w:pPr>
       <w:r>
-        <w:t xml:space="preserve">Trigger the new Lambda function. </w:t>
+        <w:lastRenderedPageBreak/>
+        <w:t>Data may be processed within</w:t>
+      </w:r>
+      <w:r>
+        <w:t xml:space="preserve"> AWS</w:t>
+      </w:r>
+      <w:r>
+        <w:t xml:space="preserve"> services, and</w:t>
+      </w:r>
+      <w:r>
+        <w:t xml:space="preserve"> privacy controls are stronger for AWS-hosted workflows, but sensitive account identifiers and credentials still need to be protected.</w:t>
+      </w:r>
+    </w:p>
+    <w:p>
+      <w:pPr>
+        <w:ind w:left="720"/>
+      </w:pPr>
+      <w:r>
+        <w:rPr>
+          <w:b/>
+          <w:bCs/>
+        </w:rPr>
+        <w:t>Make AI</w:t>
       </w:r>
     </w:p>
     <w:p>
@@ -154,49 +1214,11 @@
         <w:pStyle w:val="ListParagraph"/>
         <w:numPr>
           <w:ilvl w:val="0"/>
-          <w:numId w:val="6"/>
+          <w:numId w:val="8"/>
         </w:numPr>
       </w:pPr>
       <w:r>
-        <w:t>Verify the report contains the new account.</w:t>
-      </w:r>
-    </w:p>
-    <w:p/>
-    <w:p>
-      <w:r>
-        <w:t>Part 2: The Assessment</w:t>
-      </w:r>
-    </w:p>
-    <w:p>
-      <w:pPr>
-        <w:ind w:firstLine="720"/>
-      </w:pPr>
-      <w:r>
-        <w:t>Step 1</w:t>
-      </w:r>
-      <w:r>
-        <w:t xml:space="preserve"> </w:t>
-      </w:r>
-      <w:r>
-        <w:t>–</w:t>
-      </w:r>
-      <w:r>
-        <w:t xml:space="preserve"> </w:t>
-      </w:r>
-      <w:r>
-        <w:t xml:space="preserve">Create a </w:t>
-      </w:r>
-      <w:r>
-        <w:t>ticket requesting a new AWS account be added to the function.</w:t>
-      </w:r>
-    </w:p>
-    <w:p>
-      <w:r>
-        <w:tab/>
-      </w:r>
-      <w:r>
-        <w:tab/>
-        <w:t xml:space="preserve">Jira AI Agent </w:t>
+        <w:t>Can automate a Lambda trigger by connecting approved workflow steps to AWS services or API calls after a Jira or email event occurs.</w:t>
       </w:r>
     </w:p>
     <w:p>
@@ -204,20 +1226,11 @@
         <w:pStyle w:val="ListParagraph"/>
         <w:numPr>
           <w:ilvl w:val="0"/>
-          <w:numId w:val="13"/>
+          <w:numId w:val="8"/>
         </w:numPr>
       </w:pPr>
       <w:r>
-        <w:t>Has b</w:t>
-      </w:r>
-      <w:r>
-        <w:t xml:space="preserve">uilt in natural language capabilities </w:t>
-      </w:r>
-      <w:r>
-        <w:t>for creating Jira tickets</w:t>
-      </w:r>
-      <w:r>
-        <w:t xml:space="preserve"> exist. </w:t>
+        <w:t>Make includes a free plan with limited credits and paid plans that increase automation capacity and execution frequency.</w:t>
       </w:r>
     </w:p>
     <w:p>
@@ -225,23 +1238,57 @@
         <w:pStyle w:val="ListParagraph"/>
         <w:numPr>
           <w:ilvl w:val="0"/>
-          <w:numId w:val="13"/>
+          <w:numId w:val="8"/>
         </w:numPr>
       </w:pPr>
       <w:r>
-        <w:t xml:space="preserve">The Jira AI Agent license </w:t>
-      </w:r>
-      <w:r>
-        <w:t>is included with</w:t>
-      </w:r>
-      <w:r>
-        <w:t xml:space="preserve"> the </w:t>
-      </w:r>
-      <w:r>
-        <w:t>Jira</w:t>
-      </w:r>
-      <w:r>
-        <w:t xml:space="preserve"> license, some of which are free for small implementations.</w:t>
+        <w:t>Data may be sent to Make because</w:t>
+      </w:r>
+      <w:r>
+        <w:t xml:space="preserve"> AWS account information, API credentials, or execution results </w:t>
+      </w:r>
+      <w:r>
+        <w:t>may be</w:t>
+      </w:r>
+      <w:r>
+        <w:t xml:space="preserve"> routed through </w:t>
+      </w:r>
+      <w:r>
+        <w:t>the platform</w:t>
+      </w:r>
+      <w:r>
+        <w:t>, so least-privilege connectors and secrets management are important.</w:t>
+      </w:r>
+    </w:p>
+    <w:p>
+      <w:pPr>
+        <w:pStyle w:val="Heading2"/>
+        <w:rPr>
+          <w:rFonts w:asciiTheme="minorHAnsi" w:hAnsiTheme="minorHAnsi" w:cstheme="minorBidi"/>
+        </w:rPr>
+      </w:pPr>
+      <w:r>
+        <w:rPr>
+          <w:rFonts w:asciiTheme="minorHAnsi" w:hAnsiTheme="minorHAnsi" w:cstheme="minorBidi"/>
+        </w:rPr>
+        <w:t>S</w:t>
+      </w:r>
+      <w:r>
+        <w:rPr>
+          <w:rFonts w:asciiTheme="minorHAnsi" w:hAnsiTheme="minorHAnsi" w:cstheme="minorBidi"/>
+        </w:rPr>
+        <w:t>tep 7 - Verify the report contains the new account.</w:t>
+      </w:r>
+    </w:p>
+    <w:p>
+      <w:pPr>
+        <w:ind w:left="720"/>
+      </w:pPr>
+      <w:r>
+        <w:rPr>
+          <w:b/>
+        </w:rPr>
+        <w:t>Amazon Q Developer</w:t>
       </w:r>
     </w:p>
     <w:p>
@@ -249,28 +1296,11 @@
         <w:pStyle w:val="ListParagraph"/>
         <w:numPr>
           <w:ilvl w:val="0"/>
-          <w:numId w:val="13"/>
+          <w:numId w:val="9"/>
         </w:numPr>
       </w:pPr>
       <w:r>
-        <w:t xml:space="preserve">Data privacy concerns exist depending on the nature of the license.  Enterprise licenses with strict data protections exist, but they are </w:t>
-      </w:r>
-      <w:r>
-        <w:t xml:space="preserve">expensive.  Free licenses </w:t>
-      </w:r>
-      <w:r>
-        <w:t>may not prevent data from being shared.</w:t>
-      </w:r>
-    </w:p>
-    <w:p>
-      <w:r>
-        <w:tab/>
-      </w:r>
-      <w:r>
-        <w:tab/>
-      </w:r>
-      <w:r>
-        <w:t>Microsoft 365 Copilot &amp; Teams</w:t>
+        <w:t>Can help query S3, review Lambda output, generate AWS CLI commands, and troubleshoot whether the report includes the newly added account.</w:t>
       </w:r>
     </w:p>
     <w:p>
@@ -278,17 +1308,11 @@
         <w:pStyle w:val="ListParagraph"/>
         <w:numPr>
           <w:ilvl w:val="0"/>
-          <w:numId w:val="13"/>
+          <w:numId w:val="9"/>
         </w:numPr>
       </w:pPr>
       <w:r>
-        <w:t xml:space="preserve">Has </w:t>
-      </w:r>
-      <w:r>
-        <w:t xml:space="preserve">plugins which can be added to add </w:t>
-      </w:r>
-      <w:r>
-        <w:t>natural language capabilities for creating Jira tickets</w:t>
+        <w:t>Amazon Q Developer has a free tier with limited usage and a paid Pro tier for expanded limits and enterprise administration.</w:t>
       </w:r>
     </w:p>
     <w:p>
@@ -296,11 +1320,41 @@
         <w:pStyle w:val="ListParagraph"/>
         <w:numPr>
           <w:ilvl w:val="0"/>
-          <w:numId w:val="13"/>
+          <w:numId w:val="9"/>
         </w:numPr>
       </w:pPr>
       <w:r>
-        <w:t>Depending on the number of users the license ranges from $38 - $84 per user per month</w:t>
+        <w:t xml:space="preserve">Data </w:t>
+      </w:r>
+      <w:r>
+        <w:t>may be processed within</w:t>
+      </w:r>
+      <w:r>
+        <w:t xml:space="preserve"> AWS </w:t>
+      </w:r>
+      <w:r>
+        <w:t>services, and</w:t>
+      </w:r>
+      <w:r>
+        <w:t xml:space="preserve"> report contents may contain account or vulnerability information </w:t>
+      </w:r>
+      <w:r>
+        <w:t>that</w:t>
+      </w:r>
+      <w:r>
+        <w:t xml:space="preserve"> should be handled as sensitive data.</w:t>
+      </w:r>
+    </w:p>
+    <w:p>
+      <w:pPr>
+        <w:ind w:left="720"/>
+      </w:pPr>
+      <w:r>
+        <w:rPr>
+          <w:b/>
+          <w:bCs/>
+        </w:rPr>
+        <w:t>Make AI</w:t>
       </w:r>
     </w:p>
     <w:p>
@@ -308,45 +1362,11 @@
         <w:pStyle w:val="ListParagraph"/>
         <w:numPr>
           <w:ilvl w:val="0"/>
-          <w:numId w:val="13"/>
+          <w:numId w:val="10"/>
         </w:numPr>
       </w:pPr>
       <w:r>
-        <w:t>Microsoft 365 licenses have strict data privacy</w:t>
-      </w:r>
-      <w:r>
-        <w:t xml:space="preserve"> restrictions that protect companies from being shared without authorization.  </w:t>
-      </w:r>
-    </w:p>
-    <w:p>
-      <w:r>
-        <w:br w:type="page"/>
-      </w:r>
-    </w:p>
-    <w:p>
-      <w:pPr>
-        <w:ind w:firstLine="720"/>
-      </w:pPr>
-      <w:r>
-        <w:lastRenderedPageBreak/>
-        <w:t xml:space="preserve">Step </w:t>
-      </w:r>
-      <w:r>
-        <w:t xml:space="preserve">2 - </w:t>
-      </w:r>
-      <w:r>
-        <w:t>Monitor email for notification of the Jira ticket.</w:t>
-      </w:r>
-    </w:p>
-    <w:p>
-      <w:pPr>
-        <w:ind w:firstLine="720"/>
-      </w:pPr>
-      <w:r>
-        <w:tab/>
-      </w:r>
-      <w:r>
-        <w:t>Microsoft 365 Copilot &amp; Teams</w:t>
+        <w:t>Can automate verification by retrieving the Excel report from S3, checking whether the new AWS account is present, and notifying the requester when validation is complete.</w:t>
       </w:r>
     </w:p>
     <w:p>
@@ -354,14 +1374,11 @@
         <w:pStyle w:val="ListParagraph"/>
         <w:numPr>
           <w:ilvl w:val="0"/>
-          <w:numId w:val="13"/>
+          <w:numId w:val="10"/>
         </w:numPr>
       </w:pPr>
       <w:r>
-        <w:t xml:space="preserve">Has </w:t>
-      </w:r>
-      <w:r>
-        <w:t>built in abilities to process Outlook emails and trigger agentic actions.</w:t>
+        <w:t>Make offers a free plan for light automation and paid plans based on monthly credits and team or enterprise features.</w:t>
       </w:r>
     </w:p>
     <w:p>
@@ -369,255 +1386,1761 @@
         <w:pStyle w:val="ListParagraph"/>
         <w:numPr>
           <w:ilvl w:val="0"/>
-          <w:numId w:val="13"/>
+          <w:numId w:val="10"/>
         </w:numPr>
       </w:pPr>
       <w:r>
-        <w:t>Depending on the number of users the license ranges from $38 - $84 per user per month</w:t>
-      </w:r>
-    </w:p>
-    <w:p>
-      <w:pPr>
-        <w:pStyle w:val="ListParagraph"/>
-        <w:numPr>
-          <w:ilvl w:val="0"/>
-          <w:numId w:val="13"/>
-        </w:numPr>
-      </w:pPr>
-      <w:r>
-        <w:t xml:space="preserve">Microsoft 365 licenses have strict data privacy restrictions that protect companies from being shared without authorization.  </w:t>
-      </w:r>
-    </w:p>
-    <w:p>
-      <w:pPr>
-        <w:ind w:firstLine="720"/>
-      </w:pPr>
-      <w:r>
-        <w:tab/>
-      </w:r>
-      <w:r>
-        <w:t>Make AI Agents</w:t>
-      </w:r>
-    </w:p>
-    <w:p>
-      <w:pPr>
-        <w:pStyle w:val="ListParagraph"/>
-        <w:numPr>
-          <w:ilvl w:val="0"/>
-          <w:numId w:val="13"/>
-        </w:numPr>
-      </w:pPr>
-    </w:p>
-    <w:p>
-      <w:pPr>
-        <w:ind w:firstLine="720"/>
-      </w:pPr>
-      <w:r>
-        <w:t xml:space="preserve">Step </w:t>
-      </w:r>
-      <w:r>
-        <w:t xml:space="preserve">3 - </w:t>
-      </w:r>
-      <w:r>
-        <w:t>Perform git pull to get the latest code update.</w:t>
-      </w:r>
-    </w:p>
-    <w:p>
-      <w:pPr>
-        <w:ind w:firstLine="720"/>
-      </w:pPr>
-      <w:r>
-        <w:tab/>
-      </w:r>
-      <w:r>
-        <w:t>Microsoft 365 Copilot</w:t>
-      </w:r>
-    </w:p>
-    <w:p>
-      <w:pPr>
-        <w:pStyle w:val="ListParagraph"/>
-        <w:numPr>
-          <w:ilvl w:val="0"/>
-          <w:numId w:val="13"/>
-        </w:numPr>
-      </w:pPr>
-      <w:r>
-        <w:t>Has plugins which can be added to add natural language capabilities for creating Jira tickets</w:t>
-      </w:r>
-    </w:p>
-    <w:p>
-      <w:pPr>
-        <w:pStyle w:val="ListParagraph"/>
-        <w:numPr>
-          <w:ilvl w:val="0"/>
-          <w:numId w:val="13"/>
-        </w:numPr>
-      </w:pPr>
-      <w:r>
-        <w:t>Depending on the number of users the license ranges from $38 - $84 per user per month</w:t>
-      </w:r>
-    </w:p>
-    <w:p>
-      <w:pPr>
-        <w:pStyle w:val="ListParagraph"/>
-        <w:numPr>
-          <w:ilvl w:val="0"/>
-          <w:numId w:val="13"/>
-        </w:numPr>
-      </w:pPr>
-      <w:r>
-        <w:t xml:space="preserve">Microsoft 365 licenses have strict data privacy restrictions that protect companies from being shared without authorization.  </w:t>
-      </w:r>
-    </w:p>
-    <w:p>
-      <w:pPr>
-        <w:ind w:firstLine="720"/>
-      </w:pPr>
-      <w:r>
-        <w:tab/>
-      </w:r>
-      <w:r>
-        <w:t>GitHub Copilot</w:t>
-      </w:r>
-    </w:p>
-    <w:p>
-      <w:pPr>
-        <w:ind w:firstLine="720"/>
-      </w:pPr>
-      <w:r>
-        <w:t xml:space="preserve">Step </w:t>
-      </w:r>
-      <w:r>
-        <w:t xml:space="preserve">4 - </w:t>
-      </w:r>
-      <w:r>
-        <w:t>Open source code project in VS Code and update the appropriate code.</w:t>
-      </w:r>
-    </w:p>
-    <w:p>
-      <w:pPr>
-        <w:ind w:firstLine="720"/>
-      </w:pPr>
-      <w:r>
-        <w:tab/>
-      </w:r>
-      <w:r>
-        <w:t>VS Code Agent Harnesses</w:t>
-      </w:r>
-    </w:p>
-    <w:p>
-      <w:pPr>
-        <w:ind w:firstLine="720"/>
-      </w:pPr>
-      <w:r>
-        <w:tab/>
-      </w:r>
-      <w:r>
-        <w:t>GitHub Copilot</w:t>
-      </w:r>
-    </w:p>
-    <w:p>
-      <w:pPr>
-        <w:ind w:firstLine="720"/>
-      </w:pPr>
-      <w:r>
-        <w:t xml:space="preserve">Step </w:t>
-      </w:r>
-      <w:r>
-        <w:t xml:space="preserve">5 - </w:t>
-      </w:r>
-      <w:r>
-        <w:t>Compile and deploy the package.</w:t>
-      </w:r>
-    </w:p>
-    <w:p>
-      <w:pPr>
-        <w:ind w:firstLine="720"/>
-      </w:pPr>
-      <w:r>
-        <w:tab/>
-      </w:r>
-      <w:r>
-        <w:t>VS Code Agent Harnesses</w:t>
-      </w:r>
-    </w:p>
-    <w:p>
-      <w:pPr>
-        <w:ind w:firstLine="720"/>
-      </w:pPr>
-      <w:r>
-        <w:tab/>
-      </w:r>
-      <w:r>
-        <w:t>GitHub Copilot</w:t>
-      </w:r>
-    </w:p>
-    <w:p>
-      <w:pPr>
-        <w:ind w:firstLine="720"/>
-      </w:pPr>
-      <w:r>
-        <w:t xml:space="preserve">Step </w:t>
-      </w:r>
-      <w:r>
-        <w:t xml:space="preserve">6 - </w:t>
-      </w:r>
-      <w:r>
-        <w:t xml:space="preserve">Trigger the new Lambda function. </w:t>
-      </w:r>
-    </w:p>
-    <w:p>
-      <w:pPr>
-        <w:ind w:left="720" w:firstLine="720"/>
-      </w:pPr>
-      <w:r>
-        <w:t>Amazon Q Developer</w:t>
-      </w:r>
-    </w:p>
-    <w:p>
-      <w:pPr>
-        <w:ind w:left="720" w:firstLine="720"/>
-      </w:pPr>
-      <w:r>
-        <w:t>Make AI</w:t>
-      </w:r>
-    </w:p>
-    <w:p>
-      <w:pPr>
-        <w:ind w:firstLine="720"/>
-      </w:pPr>
-      <w:r>
-        <w:t xml:space="preserve">Step </w:t>
-      </w:r>
-      <w:r>
-        <w:t xml:space="preserve">7 - </w:t>
-      </w:r>
-      <w:r>
-        <w:t>Verify the report contains the new account.</w:t>
-      </w:r>
-    </w:p>
-    <w:p>
-      <w:pPr>
-        <w:ind w:left="720" w:firstLine="720"/>
-      </w:pPr>
-      <w:r>
-        <w:t>Amazon Q Developer</w:t>
-      </w:r>
-    </w:p>
-    <w:p>
-      <w:pPr>
-        <w:ind w:left="720" w:firstLine="720"/>
-      </w:pPr>
-      <w:r>
-        <w:t>Make AI</w:t>
-      </w:r>
-    </w:p>
-    <w:p>
-      <w:r>
-        <w:t>Part 3 Reflection</w:t>
-      </w:r>
-    </w:p>
-    <w:p/>
+        <w:t>Data may be sent to Make</w:t>
+      </w:r>
+      <w:r>
+        <w:t xml:space="preserve"> because the Excel report may contain vulnerability and account data, so enterprise controls, encrypted connectors, and restricted access should be required.</w:t>
+      </w:r>
+    </w:p>
+    <w:p>
+      <w:pPr>
+        <w:pStyle w:val="Heading1"/>
+        <w:rPr>
+          <w:rFonts w:asciiTheme="minorHAnsi" w:hAnsiTheme="minorHAnsi" w:cstheme="minorBidi"/>
+        </w:rPr>
+      </w:pPr>
+      <w:r>
+        <w:rPr>
+          <w:rFonts w:asciiTheme="minorHAnsi" w:hAnsiTheme="minorHAnsi" w:cstheme="minorBidi"/>
+        </w:rPr>
+        <w:t>P</w:t>
+      </w:r>
+      <w:r>
+        <w:rPr>
+          <w:rFonts w:asciiTheme="minorHAnsi" w:hAnsiTheme="minorHAnsi" w:cstheme="minorBidi"/>
+        </w:rPr>
+        <w:t>art 3 Reflection</w:t>
+      </w:r>
+    </w:p>
+    <w:p>
+      <w:r>
+        <w:t>Th</w:t>
+      </w:r>
+      <w:r>
+        <w:t>is</w:t>
+      </w:r>
+      <w:r>
+        <w:t xml:space="preserve"> </w:t>
+      </w:r>
+      <w:r>
+        <w:t xml:space="preserve">workflow </w:t>
+      </w:r>
+      <w:r>
+        <w:t xml:space="preserve">is well suited for </w:t>
+      </w:r>
+      <w:r>
+        <w:t>automation</w:t>
+      </w:r>
+      <w:r>
+        <w:t>,</w:t>
+      </w:r>
+      <w:r>
+        <w:t xml:space="preserve"> </w:t>
+      </w:r>
+      <w:r>
+        <w:t>and</w:t>
+      </w:r>
+      <w:r>
+        <w:t xml:space="preserve"> </w:t>
+      </w:r>
+      <w:r>
+        <w:t>AI tools</w:t>
+      </w:r>
+      <w:r>
+        <w:t xml:space="preserve"> </w:t>
+      </w:r>
+      <w:r>
+        <w:t>can perform</w:t>
+      </w:r>
+      <w:r>
+        <w:t xml:space="preserve"> </w:t>
+      </w:r>
+      <w:r>
+        <w:t xml:space="preserve">each of the steps, but </w:t>
+      </w:r>
+      <w:r>
+        <w:t>the</w:t>
+      </w:r>
+      <w:r>
+        <w:t>re is no</w:t>
+      </w:r>
+      <w:r>
+        <w:t>t a sin</w:t>
+      </w:r>
+      <w:r>
+        <w:t xml:space="preserve">gle </w:t>
+      </w:r>
+      <w:r>
+        <w:t>AI tool</w:t>
+      </w:r>
+      <w:r>
+        <w:t xml:space="preserve"> that can</w:t>
+      </w:r>
+      <w:r>
+        <w:t xml:space="preserve"> per</w:t>
+      </w:r>
+      <w:r>
+        <w:t xml:space="preserve">form all </w:t>
+      </w:r>
+      <w:r>
+        <w:t xml:space="preserve">the required steps. </w:t>
+      </w:r>
+      <w:r>
+        <w:t xml:space="preserve">The request </w:t>
+      </w:r>
+      <w:r>
+        <w:t>to a</w:t>
+      </w:r>
+      <w:r>
+        <w:t xml:space="preserve">dd an account to the code in question is </w:t>
+      </w:r>
+      <w:r>
+        <w:t>well defined</w:t>
+      </w:r>
+      <w:r>
+        <w:t xml:space="preserve">, </w:t>
+      </w:r>
+      <w:r>
+        <w:t>and</w:t>
+      </w:r>
+      <w:r>
+        <w:t xml:space="preserve"> </w:t>
+      </w:r>
+      <w:r>
+        <w:t>AI tools could be useful in several parts of the process</w:t>
+      </w:r>
+      <w:r>
+        <w:t>. However,</w:t>
+      </w:r>
+      <w:r>
+        <w:t xml:space="preserve"> breaking the process </w:t>
+      </w:r>
+      <w:r>
+        <w:t>into seve</w:t>
+      </w:r>
+      <w:r>
+        <w:t xml:space="preserve">ral </w:t>
+      </w:r>
+      <w:r>
+        <w:t xml:space="preserve">different </w:t>
+      </w:r>
+      <w:r>
+        <w:t>AI compo</w:t>
+      </w:r>
+      <w:r>
+        <w:t>nent</w:t>
+      </w:r>
+      <w:r>
+        <w:t xml:space="preserve">s </w:t>
+      </w:r>
+      <w:r>
+        <w:t>may make</w:t>
+      </w:r>
+      <w:r>
+        <w:t xml:space="preserve"> a </w:t>
+      </w:r>
+      <w:r>
+        <w:t>straightforward</w:t>
+      </w:r>
+      <w:r>
+        <w:t xml:space="preserve"> </w:t>
+      </w:r>
+      <w:r>
+        <w:t>ta</w:t>
+      </w:r>
+      <w:r>
+        <w:t>sk mor</w:t>
+      </w:r>
+      <w:r>
+        <w:t>e complicated</w:t>
+      </w:r>
+      <w:r>
+        <w:t xml:space="preserve"> </w:t>
+      </w:r>
+      <w:r>
+        <w:t>tha</w:t>
+      </w:r>
+      <w:r>
+        <w:t xml:space="preserve">n </w:t>
+      </w:r>
+      <w:r>
+        <w:t>require</w:t>
+      </w:r>
+      <w:r>
+        <w:t xml:space="preserve">d. </w:t>
+      </w:r>
+      <w:r>
+        <w:t xml:space="preserve">Instead of </w:t>
+      </w:r>
+      <w:r>
+        <w:t>m</w:t>
+      </w:r>
+      <w:r>
+        <w:t>ult</w:t>
+      </w:r>
+      <w:r>
+        <w:t>iple A</w:t>
+      </w:r>
+      <w:r>
+        <w:t xml:space="preserve">I tools </w:t>
+      </w:r>
+      <w:r>
+        <w:t>integrated across se</w:t>
+      </w:r>
+      <w:r>
+        <w:t>veral steps</w:t>
+      </w:r>
+      <w:r>
+        <w:t xml:space="preserve">, </w:t>
+      </w:r>
+      <w:r>
+        <w:t xml:space="preserve">a single </w:t>
+      </w:r>
+      <w:r>
+        <w:t xml:space="preserve">AI </w:t>
+      </w:r>
+      <w:r>
+        <w:t>agent</w:t>
+      </w:r>
+      <w:r>
+        <w:t xml:space="preserve"> based on a plat</w:t>
+      </w:r>
+      <w:r>
+        <w:t xml:space="preserve">form </w:t>
+      </w:r>
+      <w:r>
+        <w:t xml:space="preserve">like </w:t>
+      </w:r>
+      <w:r>
+        <w:t>Microsoft</w:t>
+      </w:r>
+      <w:r>
+        <w:t xml:space="preserve"> Co</w:t>
+      </w:r>
+      <w:r>
+        <w:t>p</w:t>
+      </w:r>
+      <w:r>
+        <w:t>ilo</w:t>
+      </w:r>
+      <w:r>
+        <w:t xml:space="preserve">t </w:t>
+      </w:r>
+      <w:r>
+        <w:t>agent</w:t>
+      </w:r>
+      <w:r>
+        <w:t xml:space="preserve"> w</w:t>
+      </w:r>
+      <w:r>
+        <w:t>ould</w:t>
+      </w:r>
+      <w:r>
+        <w:t xml:space="preserve"> be more suitable. </w:t>
+      </w:r>
+      <w:r>
+        <w:t>A s</w:t>
+      </w:r>
+      <w:r>
+        <w:t>ingl</w:t>
+      </w:r>
+      <w:r>
+        <w:t xml:space="preserve">e </w:t>
+      </w:r>
+      <w:r>
+        <w:t xml:space="preserve">AI </w:t>
+      </w:r>
+      <w:r>
+        <w:t>ag</w:t>
+      </w:r>
+      <w:r>
+        <w:t xml:space="preserve">ent </w:t>
+      </w:r>
+      <w:r>
+        <w:t xml:space="preserve">using </w:t>
+      </w:r>
+      <w:r>
+        <w:t>nat</w:t>
+      </w:r>
+      <w:r>
+        <w:t>u</w:t>
+      </w:r>
+      <w:r>
+        <w:t xml:space="preserve">ral language </w:t>
+      </w:r>
+      <w:r>
+        <w:t xml:space="preserve">capabilities </w:t>
+      </w:r>
+      <w:r>
+        <w:t>and programmati</w:t>
+      </w:r>
+      <w:r>
+        <w:t xml:space="preserve">c </w:t>
+      </w:r>
+      <w:r>
+        <w:t xml:space="preserve">API calls </w:t>
+      </w:r>
+      <w:r>
+        <w:t>could</w:t>
+      </w:r>
+      <w:r>
+        <w:t xml:space="preserve"> </w:t>
+      </w:r>
+      <w:r>
+        <w:t xml:space="preserve">fully </w:t>
+      </w:r>
+      <w:r>
+        <w:t>automat</w:t>
+      </w:r>
+      <w:r>
+        <w:t>e</w:t>
+      </w:r>
+      <w:r>
+        <w:t xml:space="preserve"> this task. </w:t>
+      </w:r>
+      <w:r>
+        <w:t>The</w:t>
+      </w:r>
+      <w:r>
+        <w:t xml:space="preserve"> que</w:t>
+      </w:r>
+      <w:r>
+        <w:t>stion remains</w:t>
+      </w:r>
+      <w:r>
+        <w:t xml:space="preserve"> w</w:t>
+      </w:r>
+      <w:r>
+        <w:t>he</w:t>
+      </w:r>
+      <w:r>
+        <w:t xml:space="preserve">ther the </w:t>
+      </w:r>
+      <w:r>
+        <w:t xml:space="preserve">task </w:t>
+      </w:r>
+      <w:r>
+        <w:t xml:space="preserve">can </w:t>
+      </w:r>
+      <w:r>
+        <w:t xml:space="preserve">or should </w:t>
+      </w:r>
+      <w:r>
+        <w:t>be expanded to include more</w:t>
+      </w:r>
+      <w:r>
+        <w:t xml:space="preserve"> </w:t>
+      </w:r>
+      <w:r>
+        <w:t>complex work.</w:t>
+      </w:r>
+      <w:r>
+        <w:t xml:space="preserve"> </w:t>
+      </w:r>
+      <w:r>
+        <w:t xml:space="preserve">There is a </w:t>
+      </w:r>
+      <w:r>
+        <w:t>de</w:t>
+      </w:r>
+      <w:r>
+        <w:t xml:space="preserve">gree of </w:t>
+      </w:r>
+      <w:r>
+        <w:t xml:space="preserve">technical judgment required to </w:t>
+      </w:r>
+      <w:r>
+        <w:t xml:space="preserve">modify </w:t>
+      </w:r>
+      <w:r>
+        <w:t>the Lambda function</w:t>
+      </w:r>
+      <w:r>
+        <w:t xml:space="preserve"> </w:t>
+      </w:r>
+      <w:r>
+        <w:t xml:space="preserve">for other </w:t>
+      </w:r>
+      <w:r>
+        <w:t>tasks.</w:t>
+      </w:r>
+      <w:r>
+        <w:t xml:space="preserve"> AI </w:t>
+      </w:r>
+      <w:r>
+        <w:t xml:space="preserve">may be able to </w:t>
+      </w:r>
+      <w:r>
+        <w:t xml:space="preserve">support </w:t>
+      </w:r>
+      <w:r>
+        <w:t>th</w:t>
+      </w:r>
+      <w:r>
+        <w:t>e origi</w:t>
+      </w:r>
+      <w:r>
+        <w:t xml:space="preserve">nal </w:t>
+      </w:r>
+      <w:r>
+        <w:t>task</w:t>
+      </w:r>
+      <w:r>
+        <w:t xml:space="preserve"> with</w:t>
+      </w:r>
+      <w:r>
+        <w:t>out a human in the loop</w:t>
+      </w:r>
+      <w:r>
+        <w:t xml:space="preserve">, </w:t>
+      </w:r>
+      <w:r>
+        <w:t xml:space="preserve">but it </w:t>
+      </w:r>
+      <w:r>
+        <w:t>would n</w:t>
+      </w:r>
+      <w:r>
+        <w:t xml:space="preserve">ot be </w:t>
+      </w:r>
+      <w:r>
+        <w:t xml:space="preserve">recommended to use AI </w:t>
+      </w:r>
+      <w:r>
+        <w:t xml:space="preserve">to </w:t>
+      </w:r>
+      <w:r>
+        <w:t xml:space="preserve">complete more </w:t>
+      </w:r>
+      <w:r>
+        <w:t xml:space="preserve">complex </w:t>
+      </w:r>
+      <w:r>
+        <w:lastRenderedPageBreak/>
+        <w:t>tas</w:t>
+      </w:r>
+      <w:r>
+        <w:t>ks without h</w:t>
+      </w:r>
+      <w:r>
+        <w:t xml:space="preserve">uman assistance. </w:t>
+      </w:r>
+      <w:r>
+        <w:t>The f</w:t>
+      </w:r>
+      <w:r>
+        <w:t xml:space="preserve">inal responsibility for </w:t>
+      </w:r>
+      <w:r>
+        <w:t>mo</w:t>
+      </w:r>
+      <w:r>
+        <w:t xml:space="preserve">re complex </w:t>
+      </w:r>
+      <w:r>
+        <w:t>code changes</w:t>
+      </w:r>
+      <w:r>
+        <w:t xml:space="preserve"> </w:t>
+      </w:r>
+      <w:r>
+        <w:t xml:space="preserve">should remain with </w:t>
+      </w:r>
+      <w:r>
+        <w:t xml:space="preserve">a </w:t>
+      </w:r>
+      <w:r>
+        <w:t>person</w:t>
+      </w:r>
+      <w:r>
+        <w:t xml:space="preserve"> until evidence of </w:t>
+      </w:r>
+      <w:r>
+        <w:t>AI’s</w:t>
+      </w:r>
+      <w:r>
+        <w:t xml:space="preserve"> </w:t>
+      </w:r>
+      <w:r>
+        <w:t>capability</w:t>
+      </w:r>
+      <w:r>
+        <w:t xml:space="preserve"> has been th</w:t>
+      </w:r>
+      <w:r>
+        <w:t>orough</w:t>
+      </w:r>
+      <w:r>
+        <w:t>ly tested</w:t>
+      </w:r>
+      <w:r>
+        <w:t>.</w:t>
+      </w:r>
+    </w:p>
+    <w:p>
+      <w:r>
+        <w:t xml:space="preserve">The </w:t>
+      </w:r>
+      <w:r>
+        <w:t xml:space="preserve">skills that could be </w:t>
+      </w:r>
+      <w:r>
+        <w:t xml:space="preserve">easily </w:t>
+      </w:r>
+      <w:r>
+        <w:t xml:space="preserve">replaced by AI include </w:t>
+      </w:r>
+      <w:r>
+        <w:t xml:space="preserve">creating a </w:t>
+      </w:r>
+      <w:r>
+        <w:t>J</w:t>
+      </w:r>
+      <w:r>
+        <w:t xml:space="preserve">ira ticket </w:t>
+      </w:r>
+      <w:r>
+        <w:t xml:space="preserve">based on a </w:t>
+      </w:r>
+      <w:r>
+        <w:t>natural</w:t>
+      </w:r>
+      <w:r>
+        <w:t xml:space="preserve"> </w:t>
+      </w:r>
+      <w:r>
+        <w:t>lan</w:t>
+      </w:r>
+      <w:r>
+        <w:t>guage</w:t>
+      </w:r>
+      <w:r>
+        <w:t xml:space="preserve"> prompt</w:t>
+      </w:r>
+      <w:r>
+        <w:t>, automatically</w:t>
+      </w:r>
+      <w:r>
+        <w:t xml:space="preserve"> </w:t>
+      </w:r>
+      <w:r>
+        <w:t xml:space="preserve">processing </w:t>
+      </w:r>
+      <w:r>
+        <w:t xml:space="preserve">an </w:t>
+      </w:r>
+      <w:r>
+        <w:t xml:space="preserve">email </w:t>
+      </w:r>
+      <w:r>
+        <w:t>notification</w:t>
+      </w:r>
+      <w:r>
+        <w:t xml:space="preserve">, </w:t>
+      </w:r>
+      <w:r>
+        <w:t xml:space="preserve">checking code </w:t>
+      </w:r>
+      <w:r>
+        <w:t>into</w:t>
+      </w:r>
+      <w:r>
+        <w:t xml:space="preserve"> and out of a </w:t>
+      </w:r>
+      <w:r>
+        <w:t xml:space="preserve">source code repository, </w:t>
+      </w:r>
+      <w:r>
+        <w:t xml:space="preserve">making </w:t>
+      </w:r>
+      <w:r>
+        <w:t xml:space="preserve">basic </w:t>
+      </w:r>
+      <w:r>
+        <w:t>code changes</w:t>
+      </w:r>
+      <w:r>
+        <w:t>,</w:t>
+      </w:r>
+      <w:r>
+        <w:t xml:space="preserve"> </w:t>
+      </w:r>
+      <w:r>
+        <w:t>troubleshooting</w:t>
+      </w:r>
+      <w:r>
+        <w:t xml:space="preserve">, </w:t>
+      </w:r>
+      <w:r>
+        <w:t xml:space="preserve">code deployment, </w:t>
+      </w:r>
+      <w:r>
+        <w:t>test</w:t>
+      </w:r>
+      <w:r>
+        <w:t>ing</w:t>
+      </w:r>
+      <w:r>
+        <w:t>,</w:t>
+      </w:r>
+      <w:r>
+        <w:t xml:space="preserve"> and validation</w:t>
+      </w:r>
+      <w:r>
+        <w:t>.</w:t>
+      </w:r>
+      <w:r>
+        <w:t xml:space="preserve"> </w:t>
+      </w:r>
+      <w:r>
+        <w:t xml:space="preserve">The </w:t>
+      </w:r>
+      <w:r>
+        <w:t>skills</w:t>
+      </w:r>
+      <w:r>
+        <w:t xml:space="preserve"> </w:t>
+      </w:r>
+      <w:r>
+        <w:t>that would b</w:t>
+      </w:r>
+      <w:r>
+        <w:t>e diff</w:t>
+      </w:r>
+      <w:r>
+        <w:t xml:space="preserve">icult to replace </w:t>
+      </w:r>
+      <w:r>
+        <w:t>involve</w:t>
+      </w:r>
+      <w:r>
+        <w:t xml:space="preserve"> </w:t>
+      </w:r>
+      <w:r>
+        <w:t>judgments that</w:t>
+      </w:r>
+      <w:r>
+        <w:t xml:space="preserve"> AI may </w:t>
+      </w:r>
+      <w:r>
+        <w:t xml:space="preserve">not </w:t>
+      </w:r>
+      <w:r>
+        <w:t xml:space="preserve">have </w:t>
+      </w:r>
+      <w:r>
+        <w:t>enough</w:t>
+      </w:r>
+      <w:r>
+        <w:t xml:space="preserve"> information </w:t>
+      </w:r>
+      <w:r>
+        <w:t xml:space="preserve">to make. </w:t>
+      </w:r>
+      <w:r>
+        <w:t>These include</w:t>
+      </w:r>
+      <w:r>
+        <w:t xml:space="preserve"> </w:t>
+      </w:r>
+      <w:r>
+        <w:t>determining</w:t>
+      </w:r>
+      <w:r>
+        <w:t xml:space="preserve"> </w:t>
+      </w:r>
+      <w:r>
+        <w:t xml:space="preserve">whether the person requesting the </w:t>
+      </w:r>
+      <w:r>
+        <w:t>change</w:t>
+      </w:r>
+      <w:r>
+        <w:t xml:space="preserve"> is </w:t>
+      </w:r>
+      <w:r>
+        <w:t>allowed to mak</w:t>
+      </w:r>
+      <w:r>
+        <w:t>e th</w:t>
+      </w:r>
+      <w:r>
+        <w:t>e request</w:t>
+      </w:r>
+      <w:r>
+        <w:t xml:space="preserve"> and </w:t>
+      </w:r>
+      <w:r>
+        <w:t>whe</w:t>
+      </w:r>
+      <w:r>
+        <w:t>ther the requested ac</w:t>
+      </w:r>
+      <w:r>
+        <w:t xml:space="preserve">count is </w:t>
+      </w:r>
+      <w:r>
+        <w:t>eligible</w:t>
+      </w:r>
+      <w:r>
+        <w:t xml:space="preserve"> </w:t>
+      </w:r>
+      <w:r>
+        <w:t xml:space="preserve">to be </w:t>
+      </w:r>
+      <w:r>
+        <w:t xml:space="preserve">included </w:t>
+      </w:r>
+      <w:r>
+        <w:t>in the report</w:t>
+      </w:r>
+      <w:r>
+        <w:t>.</w:t>
+      </w:r>
+      <w:r>
+        <w:t xml:space="preserve"> </w:t>
+      </w:r>
+      <w:r>
+        <w:t>If th</w:t>
+      </w:r>
+      <w:r>
+        <w:t>e</w:t>
+      </w:r>
+      <w:r>
+        <w:t xml:space="preserve">se skills </w:t>
+      </w:r>
+      <w:r>
+        <w:t xml:space="preserve">are </w:t>
+      </w:r>
+      <w:r>
+        <w:t xml:space="preserve">replaced, </w:t>
+      </w:r>
+      <w:r>
+        <w:t xml:space="preserve">some </w:t>
+      </w:r>
+      <w:r>
+        <w:t xml:space="preserve">hands-on learning </w:t>
+      </w:r>
+      <w:r>
+        <w:t>c</w:t>
+      </w:r>
+      <w:r>
+        <w:t>ould be lost.</w:t>
+      </w:r>
+      <w:r>
+        <w:t xml:space="preserve"> However, the loss may be outweighed by the </w:t>
+      </w:r>
+      <w:r>
+        <w:t xml:space="preserve">performance </w:t>
+      </w:r>
+      <w:r>
+        <w:t xml:space="preserve">gain </w:t>
+      </w:r>
+      <w:r>
+        <w:t>w</w:t>
+      </w:r>
+      <w:r>
+        <w:t>h</w:t>
+      </w:r>
+      <w:r>
+        <w:t xml:space="preserve">ether </w:t>
+      </w:r>
+      <w:r>
+        <w:t xml:space="preserve">AI is </w:t>
+      </w:r>
+      <w:r>
+        <w:t xml:space="preserve">used as an assistant </w:t>
+      </w:r>
+      <w:r>
+        <w:t xml:space="preserve">or </w:t>
+      </w:r>
+      <w:r>
+        <w:t xml:space="preserve">as a </w:t>
+      </w:r>
+      <w:r>
+        <w:t>full</w:t>
+      </w:r>
+      <w:r>
+        <w:t xml:space="preserve"> </w:t>
+      </w:r>
+      <w:r>
+        <w:t>replacement. The benefit is strongest when AI handles low-risk repetitive work while the human still reviews, understands, and</w:t>
+      </w:r>
+      <w:r>
+        <w:t xml:space="preserve"> </w:t>
+      </w:r>
+      <w:r>
+        <w:t xml:space="preserve">approves </w:t>
+      </w:r>
+      <w:r>
+        <w:t>final action</w:t>
+      </w:r>
+      <w:r>
+        <w:t>s</w:t>
+      </w:r>
+      <w:r>
+        <w:t>.</w:t>
+      </w:r>
+    </w:p>
+    <w:p>
+      <w:r>
+        <w:t xml:space="preserve">Outsourcing part of this work to AI </w:t>
+      </w:r>
+      <w:r>
+        <w:t>c</w:t>
+      </w:r>
+      <w:r>
+        <w:t xml:space="preserve">ould affect my </w:t>
+      </w:r>
+      <w:r>
+        <w:t xml:space="preserve">human </w:t>
+      </w:r>
+      <w:r>
+        <w:t xml:space="preserve">mastery </w:t>
+      </w:r>
+      <w:r>
+        <w:t>of the code</w:t>
+      </w:r>
+      <w:r>
+        <w:t>,</w:t>
+      </w:r>
+      <w:r>
+        <w:t xml:space="preserve"> </w:t>
+      </w:r>
+      <w:r>
+        <w:t xml:space="preserve">depending on how </w:t>
+      </w:r>
+      <w:r>
+        <w:t>co</w:t>
+      </w:r>
+      <w:r>
+        <w:t>mplete</w:t>
+      </w:r>
+      <w:r>
+        <w:t>ly</w:t>
+      </w:r>
+      <w:r>
+        <w:t xml:space="preserve"> AI </w:t>
+      </w:r>
+      <w:r>
+        <w:t xml:space="preserve">replaces </w:t>
+      </w:r>
+      <w:r>
+        <w:t xml:space="preserve">my involvement </w:t>
+      </w:r>
+      <w:r>
+        <w:t>in the process</w:t>
+      </w:r>
+      <w:r>
+        <w:t xml:space="preserve">. If </w:t>
+      </w:r>
+      <w:r>
+        <w:t xml:space="preserve">AI </w:t>
+      </w:r>
+      <w:r>
+        <w:t xml:space="preserve">is allowed </w:t>
+      </w:r>
+      <w:r>
+        <w:t xml:space="preserve">to make changes without </w:t>
+      </w:r>
+      <w:r>
+        <w:t xml:space="preserve">my </w:t>
+      </w:r>
+      <w:r>
+        <w:t xml:space="preserve">understanding them, I would </w:t>
+      </w:r>
+      <w:r>
+        <w:t xml:space="preserve">be less capable of correcting a problem if </w:t>
+      </w:r>
+      <w:r>
+        <w:t>AI makes a mistake</w:t>
+      </w:r>
+      <w:r>
+        <w:t xml:space="preserve">. </w:t>
+      </w:r>
+      <w:r>
+        <w:t xml:space="preserve">I </w:t>
+      </w:r>
+      <w:r>
+        <w:t>would</w:t>
+      </w:r>
+      <w:r>
+        <w:t xml:space="preserve"> also</w:t>
+      </w:r>
+      <w:r>
+        <w:t xml:space="preserve"> </w:t>
+      </w:r>
+      <w:r>
+        <w:t xml:space="preserve">lack an understanding of the </w:t>
+      </w:r>
+      <w:proofErr w:type="gramStart"/>
+      <w:r>
+        <w:t>code</w:t>
+      </w:r>
+      <w:r>
+        <w:t xml:space="preserve"> </w:t>
+      </w:r>
+      <w:r>
+        <w:t>changes</w:t>
+      </w:r>
+      <w:proofErr w:type="gramEnd"/>
+      <w:r>
+        <w:t xml:space="preserve"> </w:t>
+      </w:r>
+      <w:r>
+        <w:t>over t</w:t>
+      </w:r>
+      <w:r>
+        <w:t>ime</w:t>
+      </w:r>
+      <w:r>
+        <w:t xml:space="preserve"> without being in the loop</w:t>
+      </w:r>
+      <w:r>
+        <w:t xml:space="preserve">. </w:t>
+      </w:r>
+      <w:r>
+        <w:t xml:space="preserve">AI could </w:t>
+      </w:r>
+      <w:r>
+        <w:t xml:space="preserve">mitigate this loss with detailed documentation, but </w:t>
+      </w:r>
+      <w:r>
+        <w:t xml:space="preserve">not completely. </w:t>
+      </w:r>
+      <w:r>
+        <w:t>If I used AI</w:t>
+      </w:r>
+      <w:r>
+        <w:t xml:space="preserve"> to assist </w:t>
+      </w:r>
+      <w:r>
+        <w:t xml:space="preserve">with </w:t>
+      </w:r>
+      <w:r>
+        <w:t>explain</w:t>
+      </w:r>
+      <w:r>
+        <w:t>ing</w:t>
+      </w:r>
+      <w:r>
+        <w:t xml:space="preserve"> </w:t>
+      </w:r>
+      <w:r>
+        <w:t xml:space="preserve">the </w:t>
+      </w:r>
+      <w:r>
+        <w:t xml:space="preserve">options, </w:t>
+      </w:r>
+      <w:r>
+        <w:t>identifying wa</w:t>
+      </w:r>
+      <w:r>
+        <w:t>y</w:t>
+      </w:r>
+      <w:r>
+        <w:t>s</w:t>
+      </w:r>
+      <w:r>
+        <w:t xml:space="preserve"> to optimi</w:t>
+      </w:r>
+      <w:r>
+        <w:t xml:space="preserve">ze the code, </w:t>
+      </w:r>
+      <w:r>
+        <w:t>check</w:t>
+      </w:r>
+      <w:r>
+        <w:t xml:space="preserve">ing </w:t>
+      </w:r>
+      <w:r>
+        <w:t>work</w:t>
+      </w:r>
+      <w:r>
+        <w:t xml:space="preserve"> against the Jira ticket</w:t>
+      </w:r>
+      <w:r>
+        <w:t xml:space="preserve">, and </w:t>
+      </w:r>
+      <w:r>
+        <w:t xml:space="preserve">documenting the </w:t>
+      </w:r>
+      <w:r>
+        <w:t>outco</w:t>
+      </w:r>
+      <w:r>
+        <w:t>m</w:t>
+      </w:r>
+      <w:r>
+        <w:t>e</w:t>
+      </w:r>
+      <w:r>
+        <w:t xml:space="preserve">, I would </w:t>
+      </w:r>
+      <w:r>
+        <w:t xml:space="preserve">be </w:t>
+      </w:r>
+      <w:r>
+        <w:t>b</w:t>
+      </w:r>
+      <w:r>
+        <w:t>etter able to maint</w:t>
+      </w:r>
+      <w:r>
+        <w:t>ain the code long t</w:t>
+      </w:r>
+      <w:r>
+        <w:t>erm</w:t>
+      </w:r>
+      <w:r>
+        <w:t xml:space="preserve">. </w:t>
+      </w:r>
+      <w:r>
+        <w:t xml:space="preserve">I would also be </w:t>
+      </w:r>
+      <w:r>
+        <w:t xml:space="preserve">in a much better </w:t>
+      </w:r>
+      <w:r>
+        <w:t>position to train</w:t>
+      </w:r>
+      <w:r>
+        <w:t xml:space="preserve"> another person to manage the code in my absen</w:t>
+      </w:r>
+      <w:r>
+        <w:t xml:space="preserve">ce. </w:t>
+      </w:r>
+      <w:r>
+        <w:t xml:space="preserve">If </w:t>
+      </w:r>
+      <w:r>
+        <w:t xml:space="preserve">AI </w:t>
+      </w:r>
+      <w:r>
+        <w:t>function</w:t>
+      </w:r>
+      <w:r>
+        <w:t>s</w:t>
+      </w:r>
+      <w:r>
+        <w:t xml:space="preserve"> like a technical </w:t>
+      </w:r>
+      <w:r>
+        <w:t>assistant,</w:t>
+      </w:r>
+      <w:r>
+        <w:t xml:space="preserve"> th</w:t>
+      </w:r>
+      <w:r>
+        <w:t>en my perf</w:t>
+      </w:r>
+      <w:r>
+        <w:t>orma</w:t>
+      </w:r>
+      <w:r>
+        <w:t xml:space="preserve">nce </w:t>
+      </w:r>
+      <w:r>
+        <w:t xml:space="preserve">is more </w:t>
+      </w:r>
+      <w:r>
+        <w:t>likely</w:t>
+      </w:r>
+      <w:r>
+        <w:t xml:space="preserve"> </w:t>
+      </w:r>
+      <w:r>
+        <w:t>to</w:t>
+      </w:r>
+      <w:r>
+        <w:t xml:space="preserve"> </w:t>
+      </w:r>
+      <w:r>
+        <w:t>improve</w:t>
+      </w:r>
+      <w:r>
+        <w:t>,</w:t>
+      </w:r>
+      <w:r>
+        <w:t xml:space="preserve"> mak</w:t>
+      </w:r>
+      <w:r>
+        <w:t>i</w:t>
+      </w:r>
+      <w:r>
+        <w:t xml:space="preserve">ng </w:t>
+      </w:r>
+      <w:r>
+        <w:t xml:space="preserve">it less </w:t>
+      </w:r>
+      <w:r>
+        <w:t xml:space="preserve">likely </w:t>
+      </w:r>
+      <w:r>
+        <w:t xml:space="preserve">that I </w:t>
+      </w:r>
+      <w:proofErr w:type="gramStart"/>
+      <w:r>
+        <w:t>wo</w:t>
+      </w:r>
+      <w:r>
+        <w:t>uld</w:t>
+      </w:r>
+      <w:proofErr w:type="gramEnd"/>
+      <w:r>
+        <w:t xml:space="preserve"> be </w:t>
+      </w:r>
+      <w:r>
+        <w:t>replace</w:t>
+      </w:r>
+      <w:r>
+        <w:t>d</w:t>
+      </w:r>
+      <w:r>
+        <w:t xml:space="preserve"> </w:t>
+      </w:r>
+      <w:r>
+        <w:t>altog</w:t>
+      </w:r>
+      <w:r>
+        <w:t>e</w:t>
+      </w:r>
+      <w:r>
+        <w:t>ther</w:t>
+      </w:r>
+      <w:r>
+        <w:t>.</w:t>
+      </w:r>
+      <w:r>
+        <w:t xml:space="preserve"> </w:t>
+      </w:r>
+      <w:r>
+        <w:t>This would provide a greater sense of control over my vocation</w:t>
+      </w:r>
+      <w:r>
+        <w:t xml:space="preserve"> and</w:t>
+      </w:r>
+      <w:r>
+        <w:t xml:space="preserve"> over the aspects of my work</w:t>
+      </w:r>
+      <w:r>
+        <w:t xml:space="preserve"> that I want </w:t>
+      </w:r>
+      <w:r>
+        <w:t>to completely ha</w:t>
+      </w:r>
+      <w:r>
+        <w:t>nd o</w:t>
+      </w:r>
+      <w:r>
+        <w:t xml:space="preserve">ver to </w:t>
+      </w:r>
+      <w:r>
+        <w:t>AI.</w:t>
+      </w:r>
+    </w:p>
+    <w:p>
+      <w:r>
+        <w:t>The use of AI could serve my workplace by improving efficiency</w:t>
+      </w:r>
+      <w:r>
+        <w:t xml:space="preserve"> and helping ensure that </w:t>
+      </w:r>
+      <w:r>
+        <w:t>addin</w:t>
+      </w:r>
+      <w:r>
+        <w:t>g</w:t>
+      </w:r>
+      <w:r>
+        <w:t xml:space="preserve"> </w:t>
+      </w:r>
+      <w:r>
+        <w:t xml:space="preserve">new </w:t>
+      </w:r>
+      <w:r>
+        <w:t xml:space="preserve">AWS accounts </w:t>
+      </w:r>
+      <w:r>
+        <w:t xml:space="preserve">to the vulnerability report can be managed </w:t>
+      </w:r>
+      <w:r>
+        <w:t>by</w:t>
+      </w:r>
+      <w:r>
+        <w:t xml:space="preserve"> people who </w:t>
+      </w:r>
+      <w:r>
+        <w:t xml:space="preserve">have limited </w:t>
+      </w:r>
+      <w:r>
+        <w:t>tech</w:t>
+      </w:r>
+      <w:r>
+        <w:t xml:space="preserve">nical </w:t>
+      </w:r>
+      <w:r>
+        <w:t xml:space="preserve">skills. </w:t>
+      </w:r>
+      <w:r>
+        <w:t xml:space="preserve">This would also </w:t>
+      </w:r>
+      <w:r>
+        <w:t>simpl</w:t>
+      </w:r>
+      <w:r>
+        <w:t>if</w:t>
+      </w:r>
+      <w:r>
+        <w:t>y the pro</w:t>
+      </w:r>
+      <w:r>
+        <w:t xml:space="preserve">cess of </w:t>
+      </w:r>
+      <w:r>
+        <w:t>training</w:t>
+      </w:r>
+      <w:r>
+        <w:t xml:space="preserve"> </w:t>
+      </w:r>
+      <w:r>
+        <w:t xml:space="preserve">new </w:t>
+      </w:r>
+      <w:r>
+        <w:t xml:space="preserve">people </w:t>
+      </w:r>
+      <w:r>
+        <w:t>to manage the pro</w:t>
+      </w:r>
+      <w:r>
+        <w:t xml:space="preserve">cess. </w:t>
+      </w:r>
+      <w:r>
+        <w:t>A</w:t>
+      </w:r>
+      <w:r>
+        <w:t xml:space="preserve"> </w:t>
+      </w:r>
+      <w:r>
+        <w:t>conflict</w:t>
+      </w:r>
+      <w:r>
+        <w:t xml:space="preserve"> </w:t>
+      </w:r>
+      <w:r>
+        <w:t xml:space="preserve">could arise if the </w:t>
+      </w:r>
+      <w:r>
+        <w:t>p</w:t>
+      </w:r>
+      <w:r>
+        <w:t>rocess</w:t>
+      </w:r>
+      <w:r>
+        <w:t xml:space="preserve"> </w:t>
+      </w:r>
+      <w:r>
+        <w:t>were automated</w:t>
+      </w:r>
+      <w:r>
+        <w:t xml:space="preserve"> </w:t>
+      </w:r>
+      <w:r>
+        <w:t xml:space="preserve">without a human in the loop. </w:t>
+      </w:r>
+      <w:r>
+        <w:t xml:space="preserve">There are compliance and security </w:t>
+      </w:r>
+      <w:r>
+        <w:t>consideration</w:t>
+      </w:r>
+      <w:r>
+        <w:t xml:space="preserve">s that require </w:t>
+      </w:r>
+      <w:r>
+        <w:t>human review</w:t>
+      </w:r>
+      <w:r>
+        <w:t>, and i</w:t>
+      </w:r>
+      <w:r>
+        <w:t>f the AI makes a</w:t>
+      </w:r>
+      <w:r>
+        <w:t xml:space="preserve"> mist</w:t>
+      </w:r>
+      <w:r>
+        <w:t xml:space="preserve">ake, </w:t>
+      </w:r>
+      <w:r>
+        <w:t xml:space="preserve">the </w:t>
+      </w:r>
+      <w:r>
+        <w:t>penalties</w:t>
+      </w:r>
+      <w:r>
+        <w:t xml:space="preserve"> can be severe</w:t>
+      </w:r>
+      <w:r>
+        <w:t xml:space="preserve">. </w:t>
+      </w:r>
+      <w:r>
+        <w:t xml:space="preserve">There </w:t>
+      </w:r>
+      <w:r>
+        <w:t>is al</w:t>
+      </w:r>
+      <w:r>
+        <w:t xml:space="preserve">so </w:t>
+      </w:r>
+      <w:r>
+        <w:t>the</w:t>
+      </w:r>
+      <w:r>
+        <w:t xml:space="preserve"> concern that </w:t>
+      </w:r>
+      <w:r>
+        <w:t>the</w:t>
+      </w:r>
+      <w:r>
+        <w:t xml:space="preserve"> </w:t>
+      </w:r>
+      <w:r>
+        <w:t>pro</w:t>
+      </w:r>
+      <w:r>
+        <w:t>cess may be</w:t>
+      </w:r>
+      <w:r>
+        <w:t>come so automated that</w:t>
+      </w:r>
+      <w:r>
+        <w:t>,</w:t>
+      </w:r>
+      <w:r>
+        <w:t xml:space="preserve"> </w:t>
+      </w:r>
+      <w:r>
+        <w:t>when</w:t>
+      </w:r>
+      <w:r>
+        <w:t xml:space="preserve"> </w:t>
+      </w:r>
+      <w:r>
+        <w:t xml:space="preserve">an error </w:t>
+      </w:r>
+      <w:r>
+        <w:t>is in</w:t>
+      </w:r>
+      <w:r>
+        <w:t xml:space="preserve">troduced into </w:t>
+      </w:r>
+      <w:r>
+        <w:t>the process</w:t>
+      </w:r>
+      <w:r>
+        <w:t>,</w:t>
+      </w:r>
+      <w:r>
+        <w:t xml:space="preserve"> </w:t>
+      </w:r>
+      <w:r>
+        <w:t xml:space="preserve">the </w:t>
+      </w:r>
+      <w:r>
+        <w:t>expertise</w:t>
+      </w:r>
+      <w:r>
+        <w:t xml:space="preserve"> needed to correct it</w:t>
+      </w:r>
+      <w:r>
+        <w:t xml:space="preserve"> could be lost.</w:t>
+      </w:r>
+    </w:p>
+    <w:p>
+      <w:r>
+        <w:t xml:space="preserve">There are </w:t>
+      </w:r>
+      <w:r>
+        <w:t xml:space="preserve">areas where AI should not currently be used and may not be appropriate in the future. AI should not independently approve </w:t>
+      </w:r>
+      <w:r>
+        <w:t>c</w:t>
+      </w:r>
+      <w:r>
+        <w:t>o</w:t>
+      </w:r>
+      <w:r>
+        <w:t>m</w:t>
+      </w:r>
+      <w:r>
+        <w:t xml:space="preserve">plex </w:t>
+      </w:r>
+      <w:r>
+        <w:t xml:space="preserve">code </w:t>
+      </w:r>
+      <w:r>
+        <w:t>changes or</w:t>
+      </w:r>
+      <w:r>
+        <w:t xml:space="preserve"> </w:t>
+      </w:r>
+      <w:r>
+        <w:t>make unsupervised deployments</w:t>
+      </w:r>
+      <w:r>
+        <w:t>.</w:t>
+      </w:r>
+      <w:r>
+        <w:t xml:space="preserve"> These activities involve accountability</w:t>
+      </w:r>
+      <w:r>
+        <w:t xml:space="preserve">, </w:t>
+      </w:r>
+      <w:r>
+        <w:t>system availability</w:t>
+      </w:r>
+      <w:r>
+        <w:t xml:space="preserve">, system access, and </w:t>
+      </w:r>
+      <w:r>
+        <w:t xml:space="preserve">compliance </w:t>
+      </w:r>
+      <w:r>
+        <w:t>decisions that require professional judgment. In the future, AI may become more capable, but it should still operate within clearly defined boundaries where humans remain responsible for security, privacy, and final approval.</w:t>
+      </w:r>
+      <w:r>
+        <w:t xml:space="preserve"> </w:t>
+      </w:r>
+      <w:r>
+        <w:t xml:space="preserve">Outside of this specific workflow, there </w:t>
+      </w:r>
+      <w:r>
+        <w:t xml:space="preserve">are other </w:t>
+      </w:r>
+      <w:r>
+        <w:t>areas of w</w:t>
+      </w:r>
+      <w:r>
+        <w:t>ork whe</w:t>
+      </w:r>
+      <w:r>
+        <w:t xml:space="preserve">re I do not </w:t>
+      </w:r>
+      <w:r>
+        <w:t>beli</w:t>
+      </w:r>
+      <w:r>
+        <w:t>eve i</w:t>
+      </w:r>
+      <w:r>
+        <w:t xml:space="preserve">t is </w:t>
+      </w:r>
+      <w:r>
+        <w:t>ap</w:t>
+      </w:r>
+      <w:r>
+        <w:t xml:space="preserve">propriate for </w:t>
+      </w:r>
+      <w:r>
+        <w:t>AI to be used</w:t>
+      </w:r>
+      <w:r>
+        <w:t xml:space="preserve"> now, and perhaps not ever. </w:t>
+      </w:r>
+      <w:r>
+        <w:t>The</w:t>
+      </w:r>
+      <w:r>
+        <w:t>se in</w:t>
+      </w:r>
+      <w:r>
+        <w:t xml:space="preserve">clude </w:t>
+      </w:r>
+      <w:r>
+        <w:t>areas</w:t>
+      </w:r>
+      <w:r>
+        <w:t xml:space="preserve"> where </w:t>
+      </w:r>
+      <w:r>
+        <w:t xml:space="preserve">moral </w:t>
+      </w:r>
+      <w:r>
+        <w:t>judgment</w:t>
+      </w:r>
+      <w:r>
+        <w:t xml:space="preserve"> </w:t>
+      </w:r>
+      <w:r>
+        <w:t>needs to be ma</w:t>
+      </w:r>
+      <w:r>
+        <w:t>de</w:t>
+      </w:r>
+      <w:r>
+        <w:t>, espec</w:t>
+      </w:r>
+      <w:r>
+        <w:t xml:space="preserve">ially </w:t>
+      </w:r>
+      <w:r>
+        <w:t>decisions involving</w:t>
+      </w:r>
+      <w:r>
+        <w:t xml:space="preserve"> a person</w:t>
+      </w:r>
+      <w:r>
+        <w:t>’</w:t>
+      </w:r>
+      <w:r>
+        <w:t>s</w:t>
+      </w:r>
+      <w:r>
+        <w:t xml:space="preserve"> legal rights. </w:t>
+      </w:r>
+      <w:r>
+        <w:t>For example</w:t>
+      </w:r>
+      <w:r>
+        <w:t>, I would</w:t>
+      </w:r>
+      <w:r>
+        <w:t xml:space="preserve"> </w:t>
+      </w:r>
+      <w:r>
+        <w:t>not</w:t>
+      </w:r>
+      <w:r>
+        <w:t xml:space="preserve"> </w:t>
+      </w:r>
+      <w:r>
+        <w:t xml:space="preserve">want AI to </w:t>
+      </w:r>
+      <w:r>
+        <w:t>re</w:t>
+      </w:r>
+      <w:r>
+        <w:t xml:space="preserve">place </w:t>
+      </w:r>
+      <w:r>
+        <w:t>lawmakers</w:t>
+      </w:r>
+      <w:r>
+        <w:t xml:space="preserve"> or j</w:t>
+      </w:r>
+      <w:r>
+        <w:t>u</w:t>
+      </w:r>
+      <w:r>
+        <w:t>dges</w:t>
+      </w:r>
+      <w:r>
+        <w:t xml:space="preserve">. </w:t>
+      </w:r>
+      <w:r>
+        <w:t xml:space="preserve">AI </w:t>
+      </w:r>
+      <w:r>
+        <w:t xml:space="preserve">can </w:t>
+      </w:r>
+      <w:r>
+        <w:t>gre</w:t>
+      </w:r>
+      <w:r>
+        <w:t>a</w:t>
+      </w:r>
+      <w:r>
+        <w:t xml:space="preserve">se </w:t>
+      </w:r>
+      <w:r>
+        <w:t xml:space="preserve">the </w:t>
+      </w:r>
+      <w:r>
+        <w:t>bureaucratic</w:t>
+      </w:r>
+      <w:r>
+        <w:t xml:space="preserve"> </w:t>
+      </w:r>
+      <w:r>
+        <w:t>wheel</w:t>
+      </w:r>
+      <w:r>
+        <w:t>s of government</w:t>
+      </w:r>
+      <w:r>
+        <w:t xml:space="preserve">, but I </w:t>
+      </w:r>
+      <w:r>
+        <w:t xml:space="preserve">would not </w:t>
+      </w:r>
+      <w:r>
+        <w:t xml:space="preserve">want </w:t>
+      </w:r>
+      <w:r>
+        <w:t xml:space="preserve">AI to </w:t>
+      </w:r>
+      <w:r>
+        <w:t>make</w:t>
+      </w:r>
+      <w:r>
+        <w:t xml:space="preserve"> the fin</w:t>
+      </w:r>
+      <w:r>
+        <w:t>al decision</w:t>
+      </w:r>
+      <w:r>
+        <w:t xml:space="preserve">. </w:t>
+      </w:r>
+      <w:r>
+        <w:t xml:space="preserve">I </w:t>
+      </w:r>
+      <w:r>
+        <w:t>do not</w:t>
+      </w:r>
+      <w:r>
+        <w:t xml:space="preserve"> thi</w:t>
+      </w:r>
+      <w:r>
+        <w:t xml:space="preserve">nk AI should be </w:t>
+      </w:r>
+      <w:r>
+        <w:t xml:space="preserve">the </w:t>
+      </w:r>
+      <w:r>
+        <w:t>deci</w:t>
+      </w:r>
+      <w:r>
+        <w:t xml:space="preserve">ding </w:t>
+      </w:r>
+      <w:r>
+        <w:t>factor in college admissions, job hiring</w:t>
+      </w:r>
+      <w:r>
+        <w:t>,</w:t>
+      </w:r>
+      <w:r>
+        <w:t xml:space="preserve"> firing</w:t>
+      </w:r>
+      <w:r>
+        <w:t>, or</w:t>
+      </w:r>
+      <w:r>
+        <w:t xml:space="preserve"> promot</w:t>
+      </w:r>
+      <w:r>
+        <w:t xml:space="preserve">ions. </w:t>
+      </w:r>
+      <w:r>
+        <w:t>These area</w:t>
+      </w:r>
+      <w:r>
+        <w:t>s directly impact people</w:t>
+      </w:r>
+      <w:r>
+        <w:t>’</w:t>
+      </w:r>
+      <w:r>
+        <w:t>s</w:t>
+      </w:r>
+      <w:r>
+        <w:t xml:space="preserve"> well-being and </w:t>
+      </w:r>
+      <w:r>
+        <w:t>livelihood</w:t>
+      </w:r>
+      <w:r>
+        <w:t>,</w:t>
+      </w:r>
+      <w:r>
+        <w:t xml:space="preserve"> and </w:t>
+      </w:r>
+      <w:r>
+        <w:t>I am</w:t>
+      </w:r>
+      <w:r>
+        <w:t xml:space="preserve"> not </w:t>
+      </w:r>
+      <w:r>
+        <w:t xml:space="preserve">convinced AI </w:t>
+      </w:r>
+      <w:r>
+        <w:t xml:space="preserve">can </w:t>
+      </w:r>
+      <w:r>
+        <w:t>provide</w:t>
+      </w:r>
+      <w:r>
+        <w:t xml:space="preserve"> th</w:t>
+      </w:r>
+      <w:r>
+        <w:t xml:space="preserve">e moral </w:t>
+      </w:r>
+      <w:r>
+        <w:t>judgment</w:t>
+      </w:r>
+      <w:r>
+        <w:t xml:space="preserve"> these decision</w:t>
+      </w:r>
+      <w:r>
+        <w:t>s</w:t>
+      </w:r>
+      <w:r>
+        <w:t xml:space="preserve"> </w:t>
+      </w:r>
+      <w:r>
+        <w:t>require</w:t>
+      </w:r>
+      <w:r>
+        <w:t>.</w:t>
+      </w:r>
+    </w:p>
+    <w:p>
+      <w:r>
+        <w:lastRenderedPageBreak/>
+        <w:t>Word Counts:</w:t>
+      </w:r>
+    </w:p>
+    <w:p>
+      <w:r>
+        <w:t>Part 1:</w:t>
+      </w:r>
+      <w:r>
+        <w:t xml:space="preserve"> 122</w:t>
+      </w:r>
+    </w:p>
+    <w:p>
+      <w:r>
+        <w:t xml:space="preserve">Part </w:t>
+      </w:r>
+      <w:r>
+        <w:t>2</w:t>
+      </w:r>
+      <w:r>
+        <w:t>:</w:t>
+      </w:r>
+      <w:r>
+        <w:t xml:space="preserve"> 1025</w:t>
+      </w:r>
+    </w:p>
+    <w:p>
+      <w:r>
+        <w:t xml:space="preserve">Part </w:t>
+      </w:r>
+      <w:r>
+        <w:t>3</w:t>
+      </w:r>
+      <w:r>
+        <w:t>:</w:t>
+      </w:r>
+      <w:r>
+        <w:t xml:space="preserve"> 839</w:t>
+      </w:r>
+    </w:p>
     <w:p/>
     <w:sectPr>
       <w:pgSz w:w="12240" w:h="15840"/>
@@ -632,151 +3155,115 @@
 <file path=word/numbering.xml><?xml version="1.0" encoding="utf-8"?>
 <w:numbering xmlns:wpc="http://schemas.microsoft.com/office/word/2010/wordprocessingCanvas" xmlns:cx="http://schemas.microsoft.com/office/drawing/2014/chartex" xmlns:cx1="http://schemas.microsoft.com/office/drawing/2015/9/8/chartex" xmlns:cx2="http://schemas.microsoft.com/office/drawing/2015/10/21/chartex" xmlns:cx3="http://schemas.microsoft.com/office/drawing/2016/5/9/chartex" xmlns:cx4="http://schemas.microsoft.com/office/drawing/2016/5/10/chartex" xmlns:cx5="http://schemas.microsoft.com/office/drawing/2016/5/11/chartex" xmlns:cx6="http://schemas.microsoft.com/office/drawing/2016/5/12/chartex" xmlns:cx7="http://schemas.microsoft.com/office/drawing/2016/5/13/chartex" xmlns:cx8="http://schemas.microsoft.com/office/drawing/2016/5/14/chartex" xmlns:mc="http://schemas.openxmlformats.org/markup-compatibility/2006" xmlns:aink="http://schemas.microsoft.com/office/drawing/2016/ink" xmlns:am3d="http://schemas.microsoft.com/office/drawing/2017/model3d" xmlns:o="urn:schemas-microsoft-com:office:office" xmlns:oel="http://schemas.microsoft.com/office/2019/extlst" xmlns:r="http://schemas.openxmlformats.org/officeDocument/2006/relationships" xmlns:m="http://schemas.openxmlformats.org/officeDocument/2006/math" xmlns:v="urn:schemas-microsoft-com:vml" xmlns:wp14="http://schemas.microsoft.com/office/word/2010/wordprocessingDrawing" xmlns:wp="http://schemas.openxmlformats.org/drawingml/2006/wordprocessingDrawing" xmlns:w10="urn:schemas-microsoft-com:office:word" xmlns:w="http://schemas.openxmlformats.org/wordprocessingml/2006/main" xmlns:w14="http://schemas.microsoft.com/office/word/2010/wordml" xmlns:w15="http://schemas.microsoft.com/office/word/2012/wordml" xmlns:w16cex="http://schemas.microsoft.com/office/word/2018/wordml/cex" xmlns:w16cid="http://schemas.microsoft.com/office/word/2016/wordml/cid" xmlns:w16="http://schemas.microsoft.com/office/word/2018/wordml" xmlns:w16du="http://schemas.microsoft.com/office/word/2023/wordml/word16du" xmlns:w16sdtdh="http://schemas.microsoft.com/office/word/2020/wordml/sdtdatahash" xmlns:w16sdtfl="http://schemas.microsoft.com/office/word/2024/wordml/sdtformatlock" xmlns:w16se="http://schemas.microsoft.com/office/word/2015/wordml/symex" xmlns:wpg="http://schemas.microsoft.com/office/word/2010/wordprocessingGroup" xmlns:wpi="http://schemas.microsoft.com/office/word/2010/wordprocessingInk" xmlns:wne="http://schemas.microsoft.com/office/word/2006/wordml" xmlns:wps="http://schemas.microsoft.com/office/word/2010/wordprocessingShape" mc:Ignorable="w14 w15 w16se w16cid w16 w16cex w16sdtdh w16sdtfl w16du wp14">
   <w:abstractNum w:abstractNumId="0" w15:restartNumberingAfterBreak="0">
-    <w:nsid w:val="00D65363"/>
-    <w:multiLevelType w:val="multilevel"/>
-    <w:tmpl w:val="904888F0"/>
-    <w:lvl w:ilvl="0">
-      <w:start w:val="1"/>
+    <w:nsid w:val="0D4A10F9"/>
+    <w:multiLevelType w:val="hybridMultilevel"/>
+    <w:tmpl w:val="1E249B7C"/>
+    <w:lvl w:ilvl="0" w:tplc="C374DB88">
+      <w:start w:val="2"/>
       <w:numFmt w:val="bullet"/>
       <w:lvlText w:val=""/>
       <w:lvlJc w:val="left"/>
       <w:pPr>
-        <w:tabs>
-          <w:tab w:val="num" w:pos="720"/>
-        </w:tabs>
-        <w:ind w:left="720" w:hanging="360"/>
+        <w:ind w:left="1440" w:hanging="360"/>
+      </w:pPr>
+      <w:rPr>
+        <w:rFonts w:ascii="Symbol" w:eastAsiaTheme="minorHAnsi" w:hAnsi="Symbol" w:cstheme="minorBidi" w:hint="default"/>
+      </w:rPr>
+    </w:lvl>
+    <w:lvl w:ilvl="1" w:tplc="04090003" w:tentative="1">
+      <w:start w:val="1"/>
+      <w:numFmt w:val="bullet"/>
+      <w:lvlText w:val="o"/>
+      <w:lvlJc w:val="left"/>
+      <w:pPr>
+        <w:ind w:left="1440" w:hanging="360"/>
+      </w:pPr>
+      <w:rPr>
+        <w:rFonts w:ascii="Courier New" w:hAnsi="Courier New" w:cs="Courier New" w:hint="default"/>
+      </w:rPr>
+    </w:lvl>
+    <w:lvl w:ilvl="2" w:tplc="04090005" w:tentative="1">
+      <w:start w:val="1"/>
+      <w:numFmt w:val="bullet"/>
+      <w:lvlText w:val=""/>
+      <w:lvlJc w:val="left"/>
+      <w:pPr>
+        <w:ind w:left="2160" w:hanging="360"/>
+      </w:pPr>
+      <w:rPr>
+        <w:rFonts w:ascii="Wingdings" w:hAnsi="Wingdings" w:hint="default"/>
+      </w:rPr>
+    </w:lvl>
+    <w:lvl w:ilvl="3" w:tplc="04090001" w:tentative="1">
+      <w:start w:val="1"/>
+      <w:numFmt w:val="bullet"/>
+      <w:lvlText w:val=""/>
+      <w:lvlJc w:val="left"/>
+      <w:pPr>
+        <w:ind w:left="2880" w:hanging="360"/>
       </w:pPr>
       <w:rPr>
         <w:rFonts w:ascii="Symbol" w:hAnsi="Symbol" w:hint="default"/>
-        <w:sz w:val="20"/>
-      </w:rPr>
-    </w:lvl>
-    <w:lvl w:ilvl="1" w:tentative="1">
+      </w:rPr>
+    </w:lvl>
+    <w:lvl w:ilvl="4" w:tplc="04090003" w:tentative="1">
+      <w:start w:val="1"/>
+      <w:numFmt w:val="bullet"/>
+      <w:lvlText w:val="o"/>
+      <w:lvlJc w:val="left"/>
+      <w:pPr>
+        <w:ind w:left="3600" w:hanging="360"/>
+      </w:pPr>
+      <w:rPr>
+        <w:rFonts w:ascii="Courier New" w:hAnsi="Courier New" w:cs="Courier New" w:hint="default"/>
+      </w:rPr>
+    </w:lvl>
+    <w:lvl w:ilvl="5" w:tplc="04090005" w:tentative="1">
+      <w:start w:val="1"/>
+      <w:numFmt w:val="bullet"/>
+      <w:lvlText w:val=""/>
+      <w:lvlJc w:val="left"/>
+      <w:pPr>
+        <w:ind w:left="4320" w:hanging="360"/>
+      </w:pPr>
+      <w:rPr>
+        <w:rFonts w:ascii="Wingdings" w:hAnsi="Wingdings" w:hint="default"/>
+      </w:rPr>
+    </w:lvl>
+    <w:lvl w:ilvl="6" w:tplc="04090001" w:tentative="1">
       <w:start w:val="1"/>
       <w:numFmt w:val="bullet"/>
       <w:lvlText w:val=""/>
       <w:lvlJc w:val="left"/>
       <w:pPr>
-        <w:tabs>
-          <w:tab w:val="num" w:pos="1440"/>
-        </w:tabs>
-        <w:ind w:left="1440" w:hanging="360"/>
+        <w:ind w:left="5040" w:hanging="360"/>
       </w:pPr>
       <w:rPr>
         <w:rFonts w:ascii="Symbol" w:hAnsi="Symbol" w:hint="default"/>
-        <w:sz w:val="20"/>
-      </w:rPr>
-    </w:lvl>
-    <w:lvl w:ilvl="2" w:tentative="1">
-      <w:start w:val="1"/>
-      <w:numFmt w:val="bullet"/>
-      <w:lvlText w:val=""/>
-      <w:lvlJc w:val="left"/>
-      <w:pPr>
-        <w:tabs>
-          <w:tab w:val="num" w:pos="2160"/>
-        </w:tabs>
-        <w:ind w:left="2160" w:hanging="360"/>
-      </w:pPr>
-      <w:rPr>
-        <w:rFonts w:ascii="Symbol" w:hAnsi="Symbol" w:hint="default"/>
-        <w:sz w:val="20"/>
-      </w:rPr>
-    </w:lvl>
-    <w:lvl w:ilvl="3" w:tentative="1">
-      <w:start w:val="1"/>
-      <w:numFmt w:val="bullet"/>
-      <w:lvlText w:val=""/>
-      <w:lvlJc w:val="left"/>
-      <w:pPr>
-        <w:tabs>
-          <w:tab w:val="num" w:pos="2880"/>
-        </w:tabs>
-        <w:ind w:left="2880" w:hanging="360"/>
-      </w:pPr>
-      <w:rPr>
-        <w:rFonts w:ascii="Symbol" w:hAnsi="Symbol" w:hint="default"/>
-        <w:sz w:val="20"/>
-      </w:rPr>
-    </w:lvl>
-    <w:lvl w:ilvl="4" w:tentative="1">
-      <w:start w:val="1"/>
-      <w:numFmt w:val="bullet"/>
-      <w:lvlText w:val=""/>
-      <w:lvlJc w:val="left"/>
-      <w:pPr>
-        <w:tabs>
-          <w:tab w:val="num" w:pos="3600"/>
-        </w:tabs>
-        <w:ind w:left="3600" w:hanging="360"/>
-      </w:pPr>
-      <w:rPr>
-        <w:rFonts w:ascii="Symbol" w:hAnsi="Symbol" w:hint="default"/>
-        <w:sz w:val="20"/>
-      </w:rPr>
-    </w:lvl>
-    <w:lvl w:ilvl="5" w:tentative="1">
-      <w:start w:val="1"/>
-      <w:numFmt w:val="bullet"/>
-      <w:lvlText w:val=""/>
-      <w:lvlJc w:val="left"/>
-      <w:pPr>
-        <w:tabs>
-          <w:tab w:val="num" w:pos="4320"/>
-        </w:tabs>
-        <w:ind w:left="4320" w:hanging="360"/>
-      </w:pPr>
-      <w:rPr>
-        <w:rFonts w:ascii="Symbol" w:hAnsi="Symbol" w:hint="default"/>
-        <w:sz w:val="20"/>
-      </w:rPr>
-    </w:lvl>
-    <w:lvl w:ilvl="6" w:tentative="1">
-      <w:start w:val="1"/>
-      <w:numFmt w:val="bullet"/>
-      <w:lvlText w:val=""/>
-      <w:lvlJc w:val="left"/>
-      <w:pPr>
-        <w:tabs>
-          <w:tab w:val="num" w:pos="5040"/>
-        </w:tabs>
-        <w:ind w:left="5040" w:hanging="360"/>
-      </w:pPr>
-      <w:rPr>
-        <w:rFonts w:ascii="Symbol" w:hAnsi="Symbol" w:hint="default"/>
-        <w:sz w:val="20"/>
-      </w:rPr>
-    </w:lvl>
-    <w:lvl w:ilvl="7" w:tentative="1">
-      <w:start w:val="1"/>
-      <w:numFmt w:val="bullet"/>
-      <w:lvlText w:val=""/>
-      <w:lvlJc w:val="left"/>
-      <w:pPr>
-        <w:tabs>
-          <w:tab w:val="num" w:pos="5760"/>
-        </w:tabs>
+      </w:rPr>
+    </w:lvl>
+    <w:lvl w:ilvl="7" w:tplc="04090003" w:tentative="1">
+      <w:start w:val="1"/>
+      <w:numFmt w:val="bullet"/>
+      <w:lvlText w:val="o"/>
+      <w:lvlJc w:val="left"/>
+      <w:pPr>
         <w:ind w:left="5760" w:hanging="360"/>
       </w:pPr>
       <w:rPr>
-        <w:rFonts w:ascii="Symbol" w:hAnsi="Symbol" w:hint="default"/>
-        <w:sz w:val="20"/>
-      </w:rPr>
-    </w:lvl>
-    <w:lvl w:ilvl="8" w:tentative="1">
-      <w:start w:val="1"/>
-      <w:numFmt w:val="bullet"/>
-      <w:lvlText w:val=""/>
-      <w:lvlJc w:val="left"/>
-      <w:pPr>
-        <w:tabs>
-          <w:tab w:val="num" w:pos="6480"/>
-        </w:tabs>
+        <w:rFonts w:ascii="Courier New" w:hAnsi="Courier New" w:cs="Courier New" w:hint="default"/>
+      </w:rPr>
+    </w:lvl>
+    <w:lvl w:ilvl="8" w:tplc="04090005" w:tentative="1">
+      <w:start w:val="1"/>
+      <w:numFmt w:val="bullet"/>
+      <w:lvlText w:val=""/>
+      <w:lvlJc w:val="left"/>
+      <w:pPr>
         <w:ind w:left="6480" w:hanging="360"/>
       </w:pPr>
       <w:rPr>
-        <w:rFonts w:ascii="Symbol" w:hAnsi="Symbol" w:hint="default"/>
-        <w:sz w:val="20"/>
+        <w:rFonts w:ascii="Wingdings" w:hAnsi="Wingdings" w:hint="default"/>
       </w:rPr>
     </w:lvl>
   </w:abstractNum>
@@ -870,108 +3357,132 @@
     </w:lvl>
   </w:abstractNum>
   <w:abstractNum w:abstractNumId="2" w15:restartNumberingAfterBreak="0">
-    <w:nsid w:val="1D184B22"/>
+    <w:nsid w:val="382F2E56"/>
     <w:multiLevelType w:val="hybridMultilevel"/>
-    <w:tmpl w:val="3E5CBA56"/>
-    <w:lvl w:ilvl="0" w:tplc="FFFFFFFF">
-      <w:start w:val="1"/>
-      <w:numFmt w:val="decimal"/>
-      <w:lvlText w:val="%1."/>
-      <w:lvlJc w:val="left"/>
-      <w:pPr>
-        <w:ind w:left="720" w:hanging="360"/>
-      </w:pPr>
-      <w:rPr>
-        <w:rFonts w:hint="default"/>
-      </w:rPr>
-    </w:lvl>
-    <w:lvl w:ilvl="1" w:tplc="FFFFFFFF" w:tentative="1">
-      <w:start w:val="1"/>
-      <w:numFmt w:val="lowerLetter"/>
-      <w:lvlText w:val="%2."/>
+    <w:tmpl w:val="8D822848"/>
+    <w:lvl w:ilvl="0" w:tplc="C374DB88">
+      <w:start w:val="2"/>
+      <w:numFmt w:val="bullet"/>
+      <w:lvlText w:val=""/>
       <w:lvlJc w:val="left"/>
       <w:pPr>
         <w:ind w:left="1440" w:hanging="360"/>
       </w:pPr>
-    </w:lvl>
-    <w:lvl w:ilvl="2" w:tplc="FFFFFFFF" w:tentative="1">
-      <w:start w:val="1"/>
-      <w:numFmt w:val="lowerRoman"/>
-      <w:lvlText w:val="%3."/>
-      <w:lvlJc w:val="right"/>
-      <w:pPr>
-        <w:ind w:left="2160" w:hanging="180"/>
-      </w:pPr>
-    </w:lvl>
-    <w:lvl w:ilvl="3" w:tplc="FFFFFFFF" w:tentative="1">
-      <w:start w:val="1"/>
-      <w:numFmt w:val="decimal"/>
-      <w:lvlText w:val="%4."/>
+      <w:rPr>
+        <w:rFonts w:ascii="Symbol" w:eastAsiaTheme="minorHAnsi" w:hAnsi="Symbol" w:cstheme="minorBidi" w:hint="default"/>
+      </w:rPr>
+    </w:lvl>
+    <w:lvl w:ilvl="1" w:tplc="04090003" w:tentative="1">
+      <w:start w:val="1"/>
+      <w:numFmt w:val="bullet"/>
+      <w:lvlText w:val="o"/>
+      <w:lvlJc w:val="left"/>
+      <w:pPr>
+        <w:ind w:left="1440" w:hanging="360"/>
+      </w:pPr>
+      <w:rPr>
+        <w:rFonts w:ascii="Courier New" w:hAnsi="Courier New" w:cs="Courier New" w:hint="default"/>
+      </w:rPr>
+    </w:lvl>
+    <w:lvl w:ilvl="2" w:tplc="04090005" w:tentative="1">
+      <w:start w:val="1"/>
+      <w:numFmt w:val="bullet"/>
+      <w:lvlText w:val=""/>
+      <w:lvlJc w:val="left"/>
+      <w:pPr>
+        <w:ind w:left="2160" w:hanging="360"/>
+      </w:pPr>
+      <w:rPr>
+        <w:rFonts w:ascii="Wingdings" w:hAnsi="Wingdings" w:hint="default"/>
+      </w:rPr>
+    </w:lvl>
+    <w:lvl w:ilvl="3" w:tplc="04090001" w:tentative="1">
+      <w:start w:val="1"/>
+      <w:numFmt w:val="bullet"/>
+      <w:lvlText w:val=""/>
       <w:lvlJc w:val="left"/>
       <w:pPr>
         <w:ind w:left="2880" w:hanging="360"/>
       </w:pPr>
-    </w:lvl>
-    <w:lvl w:ilvl="4" w:tplc="FFFFFFFF" w:tentative="1">
-      <w:start w:val="1"/>
-      <w:numFmt w:val="lowerLetter"/>
-      <w:lvlText w:val="%5."/>
+      <w:rPr>
+        <w:rFonts w:ascii="Symbol" w:hAnsi="Symbol" w:hint="default"/>
+      </w:rPr>
+    </w:lvl>
+    <w:lvl w:ilvl="4" w:tplc="04090003" w:tentative="1">
+      <w:start w:val="1"/>
+      <w:numFmt w:val="bullet"/>
+      <w:lvlText w:val="o"/>
       <w:lvlJc w:val="left"/>
       <w:pPr>
         <w:ind w:left="3600" w:hanging="360"/>
       </w:pPr>
-    </w:lvl>
-    <w:lvl w:ilvl="5" w:tplc="FFFFFFFF" w:tentative="1">
-      <w:start w:val="1"/>
-      <w:numFmt w:val="lowerRoman"/>
-      <w:lvlText w:val="%6."/>
-      <w:lvlJc w:val="right"/>
-      <w:pPr>
-        <w:ind w:left="4320" w:hanging="180"/>
-      </w:pPr>
-    </w:lvl>
-    <w:lvl w:ilvl="6" w:tplc="FFFFFFFF" w:tentative="1">
-      <w:start w:val="1"/>
-      <w:numFmt w:val="decimal"/>
-      <w:lvlText w:val="%7."/>
+      <w:rPr>
+        <w:rFonts w:ascii="Courier New" w:hAnsi="Courier New" w:cs="Courier New" w:hint="default"/>
+      </w:rPr>
+    </w:lvl>
+    <w:lvl w:ilvl="5" w:tplc="04090005" w:tentative="1">
+      <w:start w:val="1"/>
+      <w:numFmt w:val="bullet"/>
+      <w:lvlText w:val=""/>
+      <w:lvlJc w:val="left"/>
+      <w:pPr>
+        <w:ind w:left="4320" w:hanging="360"/>
+      </w:pPr>
+      <w:rPr>
+        <w:rFonts w:ascii="Wingdings" w:hAnsi="Wingdings" w:hint="default"/>
+      </w:rPr>
+    </w:lvl>
+    <w:lvl w:ilvl="6" w:tplc="04090001" w:tentative="1">
+      <w:start w:val="1"/>
+      <w:numFmt w:val="bullet"/>
+      <w:lvlText w:val=""/>
       <w:lvlJc w:val="left"/>
       <w:pPr>
         <w:ind w:left="5040" w:hanging="360"/>
       </w:pPr>
-    </w:lvl>
-    <w:lvl w:ilvl="7" w:tplc="FFFFFFFF" w:tentative="1">
-      <w:start w:val="1"/>
-      <w:numFmt w:val="lowerLetter"/>
-      <w:lvlText w:val="%8."/>
+      <w:rPr>
+        <w:rFonts w:ascii="Symbol" w:hAnsi="Symbol" w:hint="default"/>
+      </w:rPr>
+    </w:lvl>
+    <w:lvl w:ilvl="7" w:tplc="04090003" w:tentative="1">
+      <w:start w:val="1"/>
+      <w:numFmt w:val="bullet"/>
+      <w:lvlText w:val="o"/>
       <w:lvlJc w:val="left"/>
       <w:pPr>
         <w:ind w:left="5760" w:hanging="360"/>
       </w:pPr>
-    </w:lvl>
-    <w:lvl w:ilvl="8" w:tplc="FFFFFFFF" w:tentative="1">
-      <w:start w:val="1"/>
-      <w:numFmt w:val="lowerRoman"/>
-      <w:lvlText w:val="%9."/>
-      <w:lvlJc w:val="right"/>
-      <w:pPr>
-        <w:ind w:left="6480" w:hanging="180"/>
-      </w:pPr>
+      <w:rPr>
+        <w:rFonts w:ascii="Courier New" w:hAnsi="Courier New" w:cs="Courier New" w:hint="default"/>
+      </w:rPr>
+    </w:lvl>
+    <w:lvl w:ilvl="8" w:tplc="04090005" w:tentative="1">
+      <w:start w:val="1"/>
+      <w:numFmt w:val="bullet"/>
+      <w:lvlText w:val=""/>
+      <w:lvlJc w:val="left"/>
+      <w:pPr>
+        <w:ind w:left="6480" w:hanging="360"/>
+      </w:pPr>
+      <w:rPr>
+        <w:rFonts w:ascii="Wingdings" w:hAnsi="Wingdings" w:hint="default"/>
+      </w:rPr>
     </w:lvl>
   </w:abstractNum>
   <w:abstractNum w:abstractNumId="3" w15:restartNumberingAfterBreak="0">
-    <w:nsid w:val="33F616C0"/>
+    <w:nsid w:val="48DF6664"/>
     <w:multiLevelType w:val="hybridMultilevel"/>
-    <w:tmpl w:val="F9A4A1F2"/>
-    <w:lvl w:ilvl="0" w:tplc="EFE49DA2">
-      <w:start w:val="1"/>
-      <w:numFmt w:val="bullet"/>
-      <w:lvlText w:val="-"/>
-      <w:lvlJc w:val="left"/>
-      <w:pPr>
-        <w:ind w:left="2520" w:hanging="360"/>
-      </w:pPr>
-      <w:rPr>
-        <w:rFonts w:ascii="Calibri" w:eastAsiaTheme="minorHAnsi" w:hAnsi="Calibri" w:cs="Calibri" w:hint="default"/>
+    <w:tmpl w:val="D0667124"/>
+    <w:lvl w:ilvl="0" w:tplc="C374DB88">
+      <w:start w:val="2"/>
+      <w:numFmt w:val="bullet"/>
+      <w:lvlText w:val=""/>
+      <w:lvlJc w:val="left"/>
+      <w:pPr>
+        <w:ind w:left="1440" w:hanging="360"/>
+      </w:pPr>
+      <w:rPr>
+        <w:rFonts w:ascii="Symbol" w:eastAsiaTheme="minorHAnsi" w:hAnsi="Symbol" w:cstheme="minorBidi" w:hint="default"/>
       </w:rPr>
     </w:lvl>
     <w:lvl w:ilvl="1" w:tplc="04090003" w:tentative="1">
@@ -980,7 +3491,7 @@
       <w:lvlText w:val="o"/>
       <w:lvlJc w:val="left"/>
       <w:pPr>
-        <w:ind w:left="3240" w:hanging="360"/>
+        <w:ind w:left="1440" w:hanging="360"/>
       </w:pPr>
       <w:rPr>
         <w:rFonts w:ascii="Courier New" w:hAnsi="Courier New" w:cs="Courier New" w:hint="default"/>
@@ -992,7 +3503,7 @@
       <w:lvlText w:val=""/>
       <w:lvlJc w:val="left"/>
       <w:pPr>
-        <w:ind w:left="3960" w:hanging="360"/>
+        <w:ind w:left="2160" w:hanging="360"/>
       </w:pPr>
       <w:rPr>
         <w:rFonts w:ascii="Wingdings" w:hAnsi="Wingdings" w:hint="default"/>
@@ -1004,7 +3515,7 @@
       <w:lvlText w:val=""/>
       <w:lvlJc w:val="left"/>
       <w:pPr>
-        <w:ind w:left="4680" w:hanging="360"/>
+        <w:ind w:left="2880" w:hanging="360"/>
       </w:pPr>
       <w:rPr>
         <w:rFonts w:ascii="Symbol" w:hAnsi="Symbol" w:hint="default"/>
@@ -1016,7 +3527,7 @@
       <w:lvlText w:val="o"/>
       <w:lvlJc w:val="left"/>
       <w:pPr>
-        <w:ind w:left="5400" w:hanging="360"/>
+        <w:ind w:left="3600" w:hanging="360"/>
       </w:pPr>
       <w:rPr>
         <w:rFonts w:ascii="Courier New" w:hAnsi="Courier New" w:cs="Courier New" w:hint="default"/>
@@ -1028,7 +3539,7 @@
       <w:lvlText w:val=""/>
       <w:lvlJc w:val="left"/>
       <w:pPr>
-        <w:ind w:left="6120" w:hanging="360"/>
+        <w:ind w:left="4320" w:hanging="360"/>
       </w:pPr>
       <w:rPr>
         <w:rFonts w:ascii="Wingdings" w:hAnsi="Wingdings" w:hint="default"/>
@@ -1040,7 +3551,7 @@
       <w:lvlText w:val=""/>
       <w:lvlJc w:val="left"/>
       <w:pPr>
-        <w:ind w:left="6840" w:hanging="360"/>
+        <w:ind w:left="5040" w:hanging="360"/>
       </w:pPr>
       <w:rPr>
         <w:rFonts w:ascii="Symbol" w:hAnsi="Symbol" w:hint="default"/>
@@ -1052,7 +3563,7 @@
       <w:lvlText w:val="o"/>
       <w:lvlJc w:val="left"/>
       <w:pPr>
-        <w:ind w:left="7560" w:hanging="360"/>
+        <w:ind w:left="5760" w:hanging="360"/>
       </w:pPr>
       <w:rPr>
         <w:rFonts w:ascii="Courier New" w:hAnsi="Courier New" w:cs="Courier New" w:hint="default"/>
@@ -1064,7 +3575,7 @@
       <w:lvlText w:val=""/>
       <w:lvlJc w:val="left"/>
       <w:pPr>
-        <w:ind w:left="8280" w:hanging="360"/>
+        <w:ind w:left="6480" w:hanging="360"/>
       </w:pPr>
       <w:rPr>
         <w:rFonts w:ascii="Wingdings" w:hAnsi="Wingdings" w:hint="default"/>
@@ -1072,584 +3583,584 @@
     </w:lvl>
   </w:abstractNum>
   <w:abstractNum w:abstractNumId="4" w15:restartNumberingAfterBreak="0">
-    <w:nsid w:val="38BB161D"/>
+    <w:nsid w:val="539E2187"/>
     <w:multiLevelType w:val="hybridMultilevel"/>
-    <w:tmpl w:val="3E5CBA56"/>
-    <w:lvl w:ilvl="0" w:tplc="0409000F">
-      <w:start w:val="1"/>
-      <w:numFmt w:val="decimal"/>
-      <w:lvlText w:val="%1."/>
-      <w:lvlJc w:val="left"/>
-      <w:pPr>
-        <w:ind w:left="720" w:hanging="360"/>
-      </w:pPr>
-      <w:rPr>
-        <w:rFonts w:hint="default"/>
-      </w:rPr>
-    </w:lvl>
-    <w:lvl w:ilvl="1" w:tplc="04090019" w:tentative="1">
-      <w:start w:val="1"/>
-      <w:numFmt w:val="lowerLetter"/>
-      <w:lvlText w:val="%2."/>
+    <w:tmpl w:val="7A349C8E"/>
+    <w:lvl w:ilvl="0" w:tplc="C374DB88">
+      <w:start w:val="2"/>
+      <w:numFmt w:val="bullet"/>
+      <w:lvlText w:val=""/>
       <w:lvlJc w:val="left"/>
       <w:pPr>
         <w:ind w:left="1440" w:hanging="360"/>
       </w:pPr>
-    </w:lvl>
-    <w:lvl w:ilvl="2" w:tplc="0409001B" w:tentative="1">
-      <w:start w:val="1"/>
-      <w:numFmt w:val="lowerRoman"/>
-      <w:lvlText w:val="%3."/>
-      <w:lvlJc w:val="right"/>
-      <w:pPr>
-        <w:ind w:left="2160" w:hanging="180"/>
-      </w:pPr>
-    </w:lvl>
-    <w:lvl w:ilvl="3" w:tplc="0409000F" w:tentative="1">
-      <w:start w:val="1"/>
-      <w:numFmt w:val="decimal"/>
-      <w:lvlText w:val="%4."/>
+      <w:rPr>
+        <w:rFonts w:ascii="Symbol" w:eastAsiaTheme="minorHAnsi" w:hAnsi="Symbol" w:cstheme="minorBidi" w:hint="default"/>
+      </w:rPr>
+    </w:lvl>
+    <w:lvl w:ilvl="1" w:tplc="04090003" w:tentative="1">
+      <w:start w:val="1"/>
+      <w:numFmt w:val="bullet"/>
+      <w:lvlText w:val="o"/>
+      <w:lvlJc w:val="left"/>
+      <w:pPr>
+        <w:ind w:left="2160" w:hanging="360"/>
+      </w:pPr>
+      <w:rPr>
+        <w:rFonts w:ascii="Courier New" w:hAnsi="Courier New" w:cs="Courier New" w:hint="default"/>
+      </w:rPr>
+    </w:lvl>
+    <w:lvl w:ilvl="2" w:tplc="04090005" w:tentative="1">
+      <w:start w:val="1"/>
+      <w:numFmt w:val="bullet"/>
+      <w:lvlText w:val=""/>
       <w:lvlJc w:val="left"/>
       <w:pPr>
         <w:ind w:left="2880" w:hanging="360"/>
       </w:pPr>
-    </w:lvl>
-    <w:lvl w:ilvl="4" w:tplc="04090019" w:tentative="1">
-      <w:start w:val="1"/>
-      <w:numFmt w:val="lowerLetter"/>
-      <w:lvlText w:val="%5."/>
+      <w:rPr>
+        <w:rFonts w:ascii="Wingdings" w:hAnsi="Wingdings" w:hint="default"/>
+      </w:rPr>
+    </w:lvl>
+    <w:lvl w:ilvl="3" w:tplc="04090001" w:tentative="1">
+      <w:start w:val="1"/>
+      <w:numFmt w:val="bullet"/>
+      <w:lvlText w:val=""/>
       <w:lvlJc w:val="left"/>
       <w:pPr>
         <w:ind w:left="3600" w:hanging="360"/>
       </w:pPr>
-    </w:lvl>
-    <w:lvl w:ilvl="5" w:tplc="0409001B" w:tentative="1">
-      <w:start w:val="1"/>
-      <w:numFmt w:val="lowerRoman"/>
-      <w:lvlText w:val="%6."/>
-      <w:lvlJc w:val="right"/>
-      <w:pPr>
-        <w:ind w:left="4320" w:hanging="180"/>
-      </w:pPr>
-    </w:lvl>
-    <w:lvl w:ilvl="6" w:tplc="0409000F" w:tentative="1">
-      <w:start w:val="1"/>
-      <w:numFmt w:val="decimal"/>
-      <w:lvlText w:val="%7."/>
+      <w:rPr>
+        <w:rFonts w:ascii="Symbol" w:hAnsi="Symbol" w:hint="default"/>
+      </w:rPr>
+    </w:lvl>
+    <w:lvl w:ilvl="4" w:tplc="04090003" w:tentative="1">
+      <w:start w:val="1"/>
+      <w:numFmt w:val="bullet"/>
+      <w:lvlText w:val="o"/>
+      <w:lvlJc w:val="left"/>
+      <w:pPr>
+        <w:ind w:left="4320" w:hanging="360"/>
+      </w:pPr>
+      <w:rPr>
+        <w:rFonts w:ascii="Courier New" w:hAnsi="Courier New" w:cs="Courier New" w:hint="default"/>
+      </w:rPr>
+    </w:lvl>
+    <w:lvl w:ilvl="5" w:tplc="04090005" w:tentative="1">
+      <w:start w:val="1"/>
+      <w:numFmt w:val="bullet"/>
+      <w:lvlText w:val=""/>
       <w:lvlJc w:val="left"/>
       <w:pPr>
         <w:ind w:left="5040" w:hanging="360"/>
       </w:pPr>
-    </w:lvl>
-    <w:lvl w:ilvl="7" w:tplc="04090019" w:tentative="1">
-      <w:start w:val="1"/>
-      <w:numFmt w:val="lowerLetter"/>
-      <w:lvlText w:val="%8."/>
+      <w:rPr>
+        <w:rFonts w:ascii="Wingdings" w:hAnsi="Wingdings" w:hint="default"/>
+      </w:rPr>
+    </w:lvl>
+    <w:lvl w:ilvl="6" w:tplc="04090001" w:tentative="1">
+      <w:start w:val="1"/>
+      <w:numFmt w:val="bullet"/>
+      <w:lvlText w:val=""/>
       <w:lvlJc w:val="left"/>
       <w:pPr>
         <w:ind w:left="5760" w:hanging="360"/>
       </w:pPr>
-    </w:lvl>
-    <w:lvl w:ilvl="8" w:tplc="0409001B" w:tentative="1">
-      <w:start w:val="1"/>
-      <w:numFmt w:val="lowerRoman"/>
-      <w:lvlText w:val="%9."/>
-      <w:lvlJc w:val="right"/>
-      <w:pPr>
-        <w:ind w:left="6480" w:hanging="180"/>
-      </w:pPr>
+      <w:rPr>
+        <w:rFonts w:ascii="Symbol" w:hAnsi="Symbol" w:hint="default"/>
+      </w:rPr>
+    </w:lvl>
+    <w:lvl w:ilvl="7" w:tplc="04090003" w:tentative="1">
+      <w:start w:val="1"/>
+      <w:numFmt w:val="bullet"/>
+      <w:lvlText w:val="o"/>
+      <w:lvlJc w:val="left"/>
+      <w:pPr>
+        <w:ind w:left="6480" w:hanging="360"/>
+      </w:pPr>
+      <w:rPr>
+        <w:rFonts w:ascii="Courier New" w:hAnsi="Courier New" w:cs="Courier New" w:hint="default"/>
+      </w:rPr>
+    </w:lvl>
+    <w:lvl w:ilvl="8" w:tplc="04090005" w:tentative="1">
+      <w:start w:val="1"/>
+      <w:numFmt w:val="bullet"/>
+      <w:lvlText w:val=""/>
+      <w:lvlJc w:val="left"/>
+      <w:pPr>
+        <w:ind w:left="7200" w:hanging="360"/>
+      </w:pPr>
+      <w:rPr>
+        <w:rFonts w:ascii="Wingdings" w:hAnsi="Wingdings" w:hint="default"/>
+      </w:rPr>
     </w:lvl>
   </w:abstractNum>
   <w:abstractNum w:abstractNumId="5" w15:restartNumberingAfterBreak="0">
-    <w:nsid w:val="484E0EA1"/>
+    <w:nsid w:val="55463418"/>
     <w:multiLevelType w:val="hybridMultilevel"/>
-    <w:tmpl w:val="ACFEFE32"/>
-    <w:lvl w:ilvl="0" w:tplc="0409000F">
-      <w:start w:val="1"/>
-      <w:numFmt w:val="decimal"/>
-      <w:lvlText w:val="%1."/>
-      <w:lvlJc w:val="left"/>
-      <w:pPr>
-        <w:ind w:left="720" w:hanging="360"/>
-      </w:pPr>
-      <w:rPr>
-        <w:rFonts w:hint="default"/>
-      </w:rPr>
-    </w:lvl>
-    <w:lvl w:ilvl="1" w:tplc="04090019" w:tentative="1">
-      <w:start w:val="1"/>
-      <w:numFmt w:val="lowerLetter"/>
-      <w:lvlText w:val="%2."/>
+    <w:tmpl w:val="AD50530C"/>
+    <w:lvl w:ilvl="0" w:tplc="C374DB88">
+      <w:start w:val="2"/>
+      <w:numFmt w:val="bullet"/>
+      <w:lvlText w:val=""/>
       <w:lvlJc w:val="left"/>
       <w:pPr>
         <w:ind w:left="1440" w:hanging="360"/>
       </w:pPr>
-    </w:lvl>
-    <w:lvl w:ilvl="2" w:tplc="0409001B" w:tentative="1">
-      <w:start w:val="1"/>
-      <w:numFmt w:val="lowerRoman"/>
-      <w:lvlText w:val="%3."/>
-      <w:lvlJc w:val="right"/>
-      <w:pPr>
-        <w:ind w:left="2160" w:hanging="180"/>
-      </w:pPr>
-    </w:lvl>
-    <w:lvl w:ilvl="3" w:tplc="0409000F" w:tentative="1">
-      <w:start w:val="1"/>
-      <w:numFmt w:val="decimal"/>
-      <w:lvlText w:val="%4."/>
+      <w:rPr>
+        <w:rFonts w:ascii="Symbol" w:eastAsiaTheme="minorHAnsi" w:hAnsi="Symbol" w:cstheme="minorBidi" w:hint="default"/>
+      </w:rPr>
+    </w:lvl>
+    <w:lvl w:ilvl="1" w:tplc="04090003" w:tentative="1">
+      <w:start w:val="1"/>
+      <w:numFmt w:val="bullet"/>
+      <w:lvlText w:val="o"/>
+      <w:lvlJc w:val="left"/>
+      <w:pPr>
+        <w:ind w:left="1440" w:hanging="360"/>
+      </w:pPr>
+      <w:rPr>
+        <w:rFonts w:ascii="Courier New" w:hAnsi="Courier New" w:cs="Courier New" w:hint="default"/>
+      </w:rPr>
+    </w:lvl>
+    <w:lvl w:ilvl="2" w:tplc="04090005" w:tentative="1">
+      <w:start w:val="1"/>
+      <w:numFmt w:val="bullet"/>
+      <w:lvlText w:val=""/>
+      <w:lvlJc w:val="left"/>
+      <w:pPr>
+        <w:ind w:left="2160" w:hanging="360"/>
+      </w:pPr>
+      <w:rPr>
+        <w:rFonts w:ascii="Wingdings" w:hAnsi="Wingdings" w:hint="default"/>
+      </w:rPr>
+    </w:lvl>
+    <w:lvl w:ilvl="3" w:tplc="04090001" w:tentative="1">
+      <w:start w:val="1"/>
+      <w:numFmt w:val="bullet"/>
+      <w:lvlText w:val=""/>
       <w:lvlJc w:val="left"/>
       <w:pPr>
         <w:ind w:left="2880" w:hanging="360"/>
       </w:pPr>
-    </w:lvl>
-    <w:lvl w:ilvl="4" w:tplc="04090019" w:tentative="1">
-      <w:start w:val="1"/>
-      <w:numFmt w:val="lowerLetter"/>
-      <w:lvlText w:val="%5."/>
+      <w:rPr>
+        <w:rFonts w:ascii="Symbol" w:hAnsi="Symbol" w:hint="default"/>
+      </w:rPr>
+    </w:lvl>
+    <w:lvl w:ilvl="4" w:tplc="04090003" w:tentative="1">
+      <w:start w:val="1"/>
+      <w:numFmt w:val="bullet"/>
+      <w:lvlText w:val="o"/>
       <w:lvlJc w:val="left"/>
       <w:pPr>
         <w:ind w:left="3600" w:hanging="360"/>
       </w:pPr>
-    </w:lvl>
-    <w:lvl w:ilvl="5" w:tplc="0409001B" w:tentative="1">
-      <w:start w:val="1"/>
-      <w:numFmt w:val="lowerRoman"/>
-      <w:lvlText w:val="%6."/>
-      <w:lvlJc w:val="right"/>
-      <w:pPr>
-        <w:ind w:left="4320" w:hanging="180"/>
-      </w:pPr>
-    </w:lvl>
-    <w:lvl w:ilvl="6" w:tplc="0409000F" w:tentative="1">
-      <w:start w:val="1"/>
-      <w:numFmt w:val="decimal"/>
-      <w:lvlText w:val="%7."/>
+      <w:rPr>
+        <w:rFonts w:ascii="Courier New" w:hAnsi="Courier New" w:cs="Courier New" w:hint="default"/>
+      </w:rPr>
+    </w:lvl>
+    <w:lvl w:ilvl="5" w:tplc="04090005" w:tentative="1">
+      <w:start w:val="1"/>
+      <w:numFmt w:val="bullet"/>
+      <w:lvlText w:val=""/>
+      <w:lvlJc w:val="left"/>
+      <w:pPr>
+        <w:ind w:left="4320" w:hanging="360"/>
+      </w:pPr>
+      <w:rPr>
+        <w:rFonts w:ascii="Wingdings" w:hAnsi="Wingdings" w:hint="default"/>
+      </w:rPr>
+    </w:lvl>
+    <w:lvl w:ilvl="6" w:tplc="04090001" w:tentative="1">
+      <w:start w:val="1"/>
+      <w:numFmt w:val="bullet"/>
+      <w:lvlText w:val=""/>
       <w:lvlJc w:val="left"/>
       <w:pPr>
         <w:ind w:left="5040" w:hanging="360"/>
       </w:pPr>
-    </w:lvl>
-    <w:lvl w:ilvl="7" w:tplc="04090019" w:tentative="1">
-      <w:start w:val="1"/>
-      <w:numFmt w:val="lowerLetter"/>
-      <w:lvlText w:val="%8."/>
+      <w:rPr>
+        <w:rFonts w:ascii="Symbol" w:hAnsi="Symbol" w:hint="default"/>
+      </w:rPr>
+    </w:lvl>
+    <w:lvl w:ilvl="7" w:tplc="04090003" w:tentative="1">
+      <w:start w:val="1"/>
+      <w:numFmt w:val="bullet"/>
+      <w:lvlText w:val="o"/>
       <w:lvlJc w:val="left"/>
       <w:pPr>
         <w:ind w:left="5760" w:hanging="360"/>
       </w:pPr>
-    </w:lvl>
-    <w:lvl w:ilvl="8" w:tplc="0409001B" w:tentative="1">
-      <w:start w:val="1"/>
-      <w:numFmt w:val="lowerRoman"/>
-      <w:lvlText w:val="%9."/>
-      <w:lvlJc w:val="right"/>
-      <w:pPr>
-        <w:ind w:left="6480" w:hanging="180"/>
-      </w:pPr>
+      <w:rPr>
+        <w:rFonts w:ascii="Courier New" w:hAnsi="Courier New" w:cs="Courier New" w:hint="default"/>
+      </w:rPr>
+    </w:lvl>
+    <w:lvl w:ilvl="8" w:tplc="04090005" w:tentative="1">
+      <w:start w:val="1"/>
+      <w:numFmt w:val="bullet"/>
+      <w:lvlText w:val=""/>
+      <w:lvlJc w:val="left"/>
+      <w:pPr>
+        <w:ind w:left="6480" w:hanging="360"/>
+      </w:pPr>
+      <w:rPr>
+        <w:rFonts w:ascii="Wingdings" w:hAnsi="Wingdings" w:hint="default"/>
+      </w:rPr>
     </w:lvl>
   </w:abstractNum>
   <w:abstractNum w:abstractNumId="6" w15:restartNumberingAfterBreak="0">
-    <w:nsid w:val="49AA4AFD"/>
-    <w:multiLevelType w:val="multilevel"/>
-    <w:tmpl w:val="264A6550"/>
-    <w:lvl w:ilvl="0">
-      <w:start w:val="1"/>
+    <w:nsid w:val="5C56262A"/>
+    <w:multiLevelType w:val="hybridMultilevel"/>
+    <w:tmpl w:val="76C2886C"/>
+    <w:lvl w:ilvl="0" w:tplc="C374DB88">
+      <w:start w:val="2"/>
       <w:numFmt w:val="bullet"/>
       <w:lvlText w:val=""/>
       <w:lvlJc w:val="left"/>
       <w:pPr>
-        <w:tabs>
-          <w:tab w:val="num" w:pos="720"/>
-        </w:tabs>
-        <w:ind w:left="720" w:hanging="360"/>
+        <w:ind w:left="1440" w:hanging="360"/>
+      </w:pPr>
+      <w:rPr>
+        <w:rFonts w:ascii="Symbol" w:eastAsiaTheme="minorHAnsi" w:hAnsi="Symbol" w:cstheme="minorBidi" w:hint="default"/>
+      </w:rPr>
+    </w:lvl>
+    <w:lvl w:ilvl="1" w:tplc="04090003" w:tentative="1">
+      <w:start w:val="1"/>
+      <w:numFmt w:val="bullet"/>
+      <w:lvlText w:val="o"/>
+      <w:lvlJc w:val="left"/>
+      <w:pPr>
+        <w:ind w:left="1440" w:hanging="360"/>
+      </w:pPr>
+      <w:rPr>
+        <w:rFonts w:ascii="Courier New" w:hAnsi="Courier New" w:cs="Courier New" w:hint="default"/>
+      </w:rPr>
+    </w:lvl>
+    <w:lvl w:ilvl="2" w:tplc="04090005" w:tentative="1">
+      <w:start w:val="1"/>
+      <w:numFmt w:val="bullet"/>
+      <w:lvlText w:val=""/>
+      <w:lvlJc w:val="left"/>
+      <w:pPr>
+        <w:ind w:left="2160" w:hanging="360"/>
+      </w:pPr>
+      <w:rPr>
+        <w:rFonts w:ascii="Wingdings" w:hAnsi="Wingdings" w:hint="default"/>
+      </w:rPr>
+    </w:lvl>
+    <w:lvl w:ilvl="3" w:tplc="04090001" w:tentative="1">
+      <w:start w:val="1"/>
+      <w:numFmt w:val="bullet"/>
+      <w:lvlText w:val=""/>
+      <w:lvlJc w:val="left"/>
+      <w:pPr>
+        <w:ind w:left="2880" w:hanging="360"/>
       </w:pPr>
       <w:rPr>
         <w:rFonts w:ascii="Symbol" w:hAnsi="Symbol" w:hint="default"/>
-        <w:sz w:val="20"/>
-      </w:rPr>
-    </w:lvl>
-    <w:lvl w:ilvl="1" w:tentative="1">
+      </w:rPr>
+    </w:lvl>
+    <w:lvl w:ilvl="4" w:tplc="04090003" w:tentative="1">
+      <w:start w:val="1"/>
+      <w:numFmt w:val="bullet"/>
+      <w:lvlText w:val="o"/>
+      <w:lvlJc w:val="left"/>
+      <w:pPr>
+        <w:ind w:left="3600" w:hanging="360"/>
+      </w:pPr>
+      <w:rPr>
+        <w:rFonts w:ascii="Courier New" w:hAnsi="Courier New" w:cs="Courier New" w:hint="default"/>
+      </w:rPr>
+    </w:lvl>
+    <w:lvl w:ilvl="5" w:tplc="04090005" w:tentative="1">
+      <w:start w:val="1"/>
+      <w:numFmt w:val="bullet"/>
+      <w:lvlText w:val=""/>
+      <w:lvlJc w:val="left"/>
+      <w:pPr>
+        <w:ind w:left="4320" w:hanging="360"/>
+      </w:pPr>
+      <w:rPr>
+        <w:rFonts w:ascii="Wingdings" w:hAnsi="Wingdings" w:hint="default"/>
+      </w:rPr>
+    </w:lvl>
+    <w:lvl w:ilvl="6" w:tplc="04090001" w:tentative="1">
       <w:start w:val="1"/>
       <w:numFmt w:val="bullet"/>
       <w:lvlText w:val=""/>
       <w:lvlJc w:val="left"/>
       <w:pPr>
-        <w:tabs>
-          <w:tab w:val="num" w:pos="1440"/>
-        </w:tabs>
-        <w:ind w:left="1440" w:hanging="360"/>
+        <w:ind w:left="5040" w:hanging="360"/>
       </w:pPr>
       <w:rPr>
         <w:rFonts w:ascii="Symbol" w:hAnsi="Symbol" w:hint="default"/>
-        <w:sz w:val="20"/>
-      </w:rPr>
-    </w:lvl>
-    <w:lvl w:ilvl="2" w:tentative="1">
-      <w:start w:val="1"/>
-      <w:numFmt w:val="bullet"/>
-      <w:lvlText w:val=""/>
-      <w:lvlJc w:val="left"/>
-      <w:pPr>
-        <w:tabs>
-          <w:tab w:val="num" w:pos="2160"/>
-        </w:tabs>
-        <w:ind w:left="2160" w:hanging="360"/>
-      </w:pPr>
-      <w:rPr>
-        <w:rFonts w:ascii="Symbol" w:hAnsi="Symbol" w:hint="default"/>
-        <w:sz w:val="20"/>
-      </w:rPr>
-    </w:lvl>
-    <w:lvl w:ilvl="3" w:tentative="1">
-      <w:start w:val="1"/>
-      <w:numFmt w:val="bullet"/>
-      <w:lvlText w:val=""/>
-      <w:lvlJc w:val="left"/>
-      <w:pPr>
-        <w:tabs>
-          <w:tab w:val="num" w:pos="2880"/>
-        </w:tabs>
-        <w:ind w:left="2880" w:hanging="360"/>
-      </w:pPr>
-      <w:rPr>
-        <w:rFonts w:ascii="Symbol" w:hAnsi="Symbol" w:hint="default"/>
-        <w:sz w:val="20"/>
-      </w:rPr>
-    </w:lvl>
-    <w:lvl w:ilvl="4" w:tentative="1">
-      <w:start w:val="1"/>
-      <w:numFmt w:val="bullet"/>
-      <w:lvlText w:val=""/>
-      <w:lvlJc w:val="left"/>
-      <w:pPr>
-        <w:tabs>
-          <w:tab w:val="num" w:pos="3600"/>
-        </w:tabs>
-        <w:ind w:left="3600" w:hanging="360"/>
-      </w:pPr>
-      <w:rPr>
-        <w:rFonts w:ascii="Symbol" w:hAnsi="Symbol" w:hint="default"/>
-        <w:sz w:val="20"/>
-      </w:rPr>
-    </w:lvl>
-    <w:lvl w:ilvl="5" w:tentative="1">
-      <w:start w:val="1"/>
-      <w:numFmt w:val="bullet"/>
-      <w:lvlText w:val=""/>
-      <w:lvlJc w:val="left"/>
-      <w:pPr>
-        <w:tabs>
-          <w:tab w:val="num" w:pos="4320"/>
-        </w:tabs>
-        <w:ind w:left="4320" w:hanging="360"/>
-      </w:pPr>
-      <w:rPr>
-        <w:rFonts w:ascii="Symbol" w:hAnsi="Symbol" w:hint="default"/>
-        <w:sz w:val="20"/>
-      </w:rPr>
-    </w:lvl>
-    <w:lvl w:ilvl="6" w:tentative="1">
-      <w:start w:val="1"/>
-      <w:numFmt w:val="bullet"/>
-      <w:lvlText w:val=""/>
-      <w:lvlJc w:val="left"/>
-      <w:pPr>
-        <w:tabs>
-          <w:tab w:val="num" w:pos="5040"/>
-        </w:tabs>
-        <w:ind w:left="5040" w:hanging="360"/>
-      </w:pPr>
-      <w:rPr>
-        <w:rFonts w:ascii="Symbol" w:hAnsi="Symbol" w:hint="default"/>
-        <w:sz w:val="20"/>
-      </w:rPr>
-    </w:lvl>
-    <w:lvl w:ilvl="7" w:tentative="1">
-      <w:start w:val="1"/>
-      <w:numFmt w:val="bullet"/>
-      <w:lvlText w:val=""/>
-      <w:lvlJc w:val="left"/>
-      <w:pPr>
-        <w:tabs>
-          <w:tab w:val="num" w:pos="5760"/>
-        </w:tabs>
+      </w:rPr>
+    </w:lvl>
+    <w:lvl w:ilvl="7" w:tplc="04090003" w:tentative="1">
+      <w:start w:val="1"/>
+      <w:numFmt w:val="bullet"/>
+      <w:lvlText w:val="o"/>
+      <w:lvlJc w:val="left"/>
+      <w:pPr>
         <w:ind w:left="5760" w:hanging="360"/>
       </w:pPr>
       <w:rPr>
-        <w:rFonts w:ascii="Symbol" w:hAnsi="Symbol" w:hint="default"/>
-        <w:sz w:val="20"/>
-      </w:rPr>
-    </w:lvl>
-    <w:lvl w:ilvl="8" w:tentative="1">
-      <w:start w:val="1"/>
-      <w:numFmt w:val="bullet"/>
-      <w:lvlText w:val=""/>
-      <w:lvlJc w:val="left"/>
-      <w:pPr>
-        <w:tabs>
-          <w:tab w:val="num" w:pos="6480"/>
-        </w:tabs>
+        <w:rFonts w:ascii="Courier New" w:hAnsi="Courier New" w:cs="Courier New" w:hint="default"/>
+      </w:rPr>
+    </w:lvl>
+    <w:lvl w:ilvl="8" w:tplc="04090005" w:tentative="1">
+      <w:start w:val="1"/>
+      <w:numFmt w:val="bullet"/>
+      <w:lvlText w:val=""/>
+      <w:lvlJc w:val="left"/>
+      <w:pPr>
         <w:ind w:left="6480" w:hanging="360"/>
       </w:pPr>
       <w:rPr>
-        <w:rFonts w:ascii="Symbol" w:hAnsi="Symbol" w:hint="default"/>
-        <w:sz w:val="20"/>
+        <w:rFonts w:ascii="Wingdings" w:hAnsi="Wingdings" w:hint="default"/>
       </w:rPr>
     </w:lvl>
   </w:abstractNum>
   <w:abstractNum w:abstractNumId="7" w15:restartNumberingAfterBreak="0">
-    <w:nsid w:val="50F16A4E"/>
-    <w:multiLevelType w:val="multilevel"/>
-    <w:tmpl w:val="0952FD88"/>
-    <w:lvl w:ilvl="0">
-      <w:start w:val="1"/>
+    <w:nsid w:val="68106C35"/>
+    <w:multiLevelType w:val="hybridMultilevel"/>
+    <w:tmpl w:val="5E5A2402"/>
+    <w:lvl w:ilvl="0" w:tplc="C374DB88">
+      <w:start w:val="2"/>
       <w:numFmt w:val="bullet"/>
       <w:lvlText w:val=""/>
       <w:lvlJc w:val="left"/>
       <w:pPr>
-        <w:tabs>
-          <w:tab w:val="num" w:pos="720"/>
-        </w:tabs>
-        <w:ind w:left="720" w:hanging="360"/>
+        <w:ind w:left="1440" w:hanging="360"/>
+      </w:pPr>
+      <w:rPr>
+        <w:rFonts w:ascii="Symbol" w:eastAsiaTheme="minorHAnsi" w:hAnsi="Symbol" w:cstheme="minorBidi" w:hint="default"/>
+      </w:rPr>
+    </w:lvl>
+    <w:lvl w:ilvl="1" w:tplc="04090003" w:tentative="1">
+      <w:start w:val="1"/>
+      <w:numFmt w:val="bullet"/>
+      <w:lvlText w:val="o"/>
+      <w:lvlJc w:val="left"/>
+      <w:pPr>
+        <w:ind w:left="1440" w:hanging="360"/>
+      </w:pPr>
+      <w:rPr>
+        <w:rFonts w:ascii="Courier New" w:hAnsi="Courier New" w:cs="Courier New" w:hint="default"/>
+      </w:rPr>
+    </w:lvl>
+    <w:lvl w:ilvl="2" w:tplc="04090005" w:tentative="1">
+      <w:start w:val="1"/>
+      <w:numFmt w:val="bullet"/>
+      <w:lvlText w:val=""/>
+      <w:lvlJc w:val="left"/>
+      <w:pPr>
+        <w:ind w:left="2160" w:hanging="360"/>
+      </w:pPr>
+      <w:rPr>
+        <w:rFonts w:ascii="Wingdings" w:hAnsi="Wingdings" w:hint="default"/>
+      </w:rPr>
+    </w:lvl>
+    <w:lvl w:ilvl="3" w:tplc="04090001" w:tentative="1">
+      <w:start w:val="1"/>
+      <w:numFmt w:val="bullet"/>
+      <w:lvlText w:val=""/>
+      <w:lvlJc w:val="left"/>
+      <w:pPr>
+        <w:ind w:left="2880" w:hanging="360"/>
       </w:pPr>
       <w:rPr>
         <w:rFonts w:ascii="Symbol" w:hAnsi="Symbol" w:hint="default"/>
-        <w:sz w:val="20"/>
-      </w:rPr>
-    </w:lvl>
-    <w:lvl w:ilvl="1" w:tentative="1">
+      </w:rPr>
+    </w:lvl>
+    <w:lvl w:ilvl="4" w:tplc="04090003" w:tentative="1">
+      <w:start w:val="1"/>
+      <w:numFmt w:val="bullet"/>
+      <w:lvlText w:val="o"/>
+      <w:lvlJc w:val="left"/>
+      <w:pPr>
+        <w:ind w:left="3600" w:hanging="360"/>
+      </w:pPr>
+      <w:rPr>
+        <w:rFonts w:ascii="Courier New" w:hAnsi="Courier New" w:cs="Courier New" w:hint="default"/>
+      </w:rPr>
+    </w:lvl>
+    <w:lvl w:ilvl="5" w:tplc="04090005" w:tentative="1">
+      <w:start w:val="1"/>
+      <w:numFmt w:val="bullet"/>
+      <w:lvlText w:val=""/>
+      <w:lvlJc w:val="left"/>
+      <w:pPr>
+        <w:ind w:left="4320" w:hanging="360"/>
+      </w:pPr>
+      <w:rPr>
+        <w:rFonts w:ascii="Wingdings" w:hAnsi="Wingdings" w:hint="default"/>
+      </w:rPr>
+    </w:lvl>
+    <w:lvl w:ilvl="6" w:tplc="04090001" w:tentative="1">
       <w:start w:val="1"/>
       <w:numFmt w:val="bullet"/>
       <w:lvlText w:val=""/>
       <w:lvlJc w:val="left"/>
       <w:pPr>
-        <w:tabs>
-          <w:tab w:val="num" w:pos="1440"/>
-        </w:tabs>
-        <w:ind w:left="1440" w:hanging="360"/>
+        <w:ind w:left="5040" w:hanging="360"/>
       </w:pPr>
       <w:rPr>
         <w:rFonts w:ascii="Symbol" w:hAnsi="Symbol" w:hint="default"/>
-        <w:sz w:val="20"/>
-      </w:rPr>
-    </w:lvl>
-    <w:lvl w:ilvl="2" w:tentative="1">
-      <w:start w:val="1"/>
-      <w:numFmt w:val="bullet"/>
-      <w:lvlText w:val=""/>
-      <w:lvlJc w:val="left"/>
-      <w:pPr>
-        <w:tabs>
-          <w:tab w:val="num" w:pos="2160"/>
-        </w:tabs>
-        <w:ind w:left="2160" w:hanging="360"/>
-      </w:pPr>
-      <w:rPr>
-        <w:rFonts w:ascii="Symbol" w:hAnsi="Symbol" w:hint="default"/>
-        <w:sz w:val="20"/>
-      </w:rPr>
-    </w:lvl>
-    <w:lvl w:ilvl="3" w:tentative="1">
-      <w:start w:val="1"/>
-      <w:numFmt w:val="bullet"/>
-      <w:lvlText w:val=""/>
-      <w:lvlJc w:val="left"/>
-      <w:pPr>
-        <w:tabs>
-          <w:tab w:val="num" w:pos="2880"/>
-        </w:tabs>
-        <w:ind w:left="2880" w:hanging="360"/>
-      </w:pPr>
-      <w:rPr>
-        <w:rFonts w:ascii="Symbol" w:hAnsi="Symbol" w:hint="default"/>
-        <w:sz w:val="20"/>
-      </w:rPr>
-    </w:lvl>
-    <w:lvl w:ilvl="4" w:tentative="1">
-      <w:start w:val="1"/>
-      <w:numFmt w:val="bullet"/>
-      <w:lvlText w:val=""/>
-      <w:lvlJc w:val="left"/>
-      <w:pPr>
-        <w:tabs>
-          <w:tab w:val="num" w:pos="3600"/>
-        </w:tabs>
-        <w:ind w:left="3600" w:hanging="360"/>
-      </w:pPr>
-      <w:rPr>
-        <w:rFonts w:ascii="Symbol" w:hAnsi="Symbol" w:hint="default"/>
-        <w:sz w:val="20"/>
-      </w:rPr>
-    </w:lvl>
-    <w:lvl w:ilvl="5" w:tentative="1">
-      <w:start w:val="1"/>
-      <w:numFmt w:val="bullet"/>
-      <w:lvlText w:val=""/>
-      <w:lvlJc w:val="left"/>
-      <w:pPr>
-        <w:tabs>
-          <w:tab w:val="num" w:pos="4320"/>
-        </w:tabs>
-        <w:ind w:left="4320" w:hanging="360"/>
-      </w:pPr>
-      <w:rPr>
-        <w:rFonts w:ascii="Symbol" w:hAnsi="Symbol" w:hint="default"/>
-        <w:sz w:val="20"/>
-      </w:rPr>
-    </w:lvl>
-    <w:lvl w:ilvl="6" w:tentative="1">
-      <w:start w:val="1"/>
-      <w:numFmt w:val="bullet"/>
-      <w:lvlText w:val=""/>
-      <w:lvlJc w:val="left"/>
-      <w:pPr>
-        <w:tabs>
-          <w:tab w:val="num" w:pos="5040"/>
-        </w:tabs>
-        <w:ind w:left="5040" w:hanging="360"/>
-      </w:pPr>
-      <w:rPr>
-        <w:rFonts w:ascii="Symbol" w:hAnsi="Symbol" w:hint="default"/>
-        <w:sz w:val="20"/>
-      </w:rPr>
-    </w:lvl>
-    <w:lvl w:ilvl="7" w:tentative="1">
-      <w:start w:val="1"/>
-      <w:numFmt w:val="bullet"/>
-      <w:lvlText w:val=""/>
-      <w:lvlJc w:val="left"/>
-      <w:pPr>
-        <w:tabs>
-          <w:tab w:val="num" w:pos="5760"/>
-        </w:tabs>
+      </w:rPr>
+    </w:lvl>
+    <w:lvl w:ilvl="7" w:tplc="04090003" w:tentative="1">
+      <w:start w:val="1"/>
+      <w:numFmt w:val="bullet"/>
+      <w:lvlText w:val="o"/>
+      <w:lvlJc w:val="left"/>
+      <w:pPr>
         <w:ind w:left="5760" w:hanging="360"/>
       </w:pPr>
       <w:rPr>
-        <w:rFonts w:ascii="Symbol" w:hAnsi="Symbol" w:hint="default"/>
-        <w:sz w:val="20"/>
-      </w:rPr>
-    </w:lvl>
-    <w:lvl w:ilvl="8" w:tentative="1">
-      <w:start w:val="1"/>
-      <w:numFmt w:val="bullet"/>
-      <w:lvlText w:val=""/>
-      <w:lvlJc w:val="left"/>
-      <w:pPr>
-        <w:tabs>
-          <w:tab w:val="num" w:pos="6480"/>
-        </w:tabs>
+        <w:rFonts w:ascii="Courier New" w:hAnsi="Courier New" w:cs="Courier New" w:hint="default"/>
+      </w:rPr>
+    </w:lvl>
+    <w:lvl w:ilvl="8" w:tplc="04090005" w:tentative="1">
+      <w:start w:val="1"/>
+      <w:numFmt w:val="bullet"/>
+      <w:lvlText w:val=""/>
+      <w:lvlJc w:val="left"/>
+      <w:pPr>
         <w:ind w:left="6480" w:hanging="360"/>
       </w:pPr>
       <w:rPr>
-        <w:rFonts w:ascii="Symbol" w:hAnsi="Symbol" w:hint="default"/>
-        <w:sz w:val="20"/>
+        <w:rFonts w:ascii="Wingdings" w:hAnsi="Wingdings" w:hint="default"/>
       </w:rPr>
     </w:lvl>
   </w:abstractNum>
   <w:abstractNum w:abstractNumId="8" w15:restartNumberingAfterBreak="0">
-    <w:nsid w:val="516A1702"/>
+    <w:nsid w:val="787E4018"/>
     <w:multiLevelType w:val="hybridMultilevel"/>
-    <w:tmpl w:val="92ECE51A"/>
-    <w:lvl w:ilvl="0" w:tplc="FFFFFFFF">
-      <w:start w:val="1"/>
-      <w:numFmt w:val="decimal"/>
-      <w:lvlText w:val="%1."/>
-      <w:lvlJc w:val="left"/>
-      <w:pPr>
-        <w:ind w:left="1080" w:hanging="360"/>
-      </w:pPr>
-      <w:rPr>
-        <w:rFonts w:hint="default"/>
-      </w:rPr>
-    </w:lvl>
-    <w:lvl w:ilvl="1" w:tplc="FFFFFFFF" w:tentative="1">
-      <w:start w:val="1"/>
-      <w:numFmt w:val="lowerLetter"/>
-      <w:lvlText w:val="%2."/>
-      <w:lvlJc w:val="left"/>
-      <w:pPr>
-        <w:ind w:left="1800" w:hanging="360"/>
-      </w:pPr>
-    </w:lvl>
-    <w:lvl w:ilvl="2" w:tplc="FFFFFFFF" w:tentative="1">
-      <w:start w:val="1"/>
-      <w:numFmt w:val="lowerRoman"/>
-      <w:lvlText w:val="%3."/>
-      <w:lvlJc w:val="right"/>
-      <w:pPr>
-        <w:ind w:left="2520" w:hanging="180"/>
-      </w:pPr>
-    </w:lvl>
-    <w:lvl w:ilvl="3" w:tplc="FFFFFFFF" w:tentative="1">
-      <w:start w:val="1"/>
-      <w:numFmt w:val="decimal"/>
-      <w:lvlText w:val="%4."/>
-      <w:lvlJc w:val="left"/>
-      <w:pPr>
-        <w:ind w:left="3240" w:hanging="360"/>
-      </w:pPr>
-    </w:lvl>
-    <w:lvl w:ilvl="4" w:tplc="FFFFFFFF" w:tentative="1">
-      <w:start w:val="1"/>
-      <w:numFmt w:val="lowerLetter"/>
-      <w:lvlText w:val="%5."/>
-      <w:lvlJc w:val="left"/>
-      <w:pPr>
-        <w:ind w:left="3960" w:hanging="360"/>
-      </w:pPr>
-    </w:lvl>
-    <w:lvl w:ilvl="5" w:tplc="FFFFFFFF" w:tentative="1">
-      <w:start w:val="1"/>
-      <w:numFmt w:val="lowerRoman"/>
-      <w:lvlText w:val="%6."/>
-      <w:lvlJc w:val="right"/>
-      <w:pPr>
-        <w:ind w:left="4680" w:hanging="180"/>
-      </w:pPr>
-    </w:lvl>
-    <w:lvl w:ilvl="6" w:tplc="FFFFFFFF" w:tentative="1">
-      <w:start w:val="1"/>
-      <w:numFmt w:val="decimal"/>
-      <w:lvlText w:val="%7."/>
-      <w:lvlJc w:val="left"/>
-      <w:pPr>
-        <w:ind w:left="5400" w:hanging="360"/>
-      </w:pPr>
-    </w:lvl>
-    <w:lvl w:ilvl="7" w:tplc="FFFFFFFF" w:tentative="1">
-      <w:start w:val="1"/>
-      <w:numFmt w:val="lowerLetter"/>
-      <w:lvlText w:val="%8."/>
-      <w:lvlJc w:val="left"/>
-      <w:pPr>
-        <w:ind w:left="6120" w:hanging="360"/>
-      </w:pPr>
-    </w:lvl>
-    <w:lvl w:ilvl="8" w:tplc="FFFFFFFF" w:tentative="1">
-      <w:start w:val="1"/>
-      <w:numFmt w:val="lowerRoman"/>
-      <w:lvlText w:val="%9."/>
-      <w:lvlJc w:val="right"/>
-      <w:pPr>
-        <w:ind w:left="6840" w:hanging="180"/>
-      </w:pPr>
+    <w:tmpl w:val="A66CF6B0"/>
+    <w:lvl w:ilvl="0" w:tplc="C374DB88">
+      <w:start w:val="2"/>
+      <w:numFmt w:val="bullet"/>
+      <w:lvlText w:val=""/>
+      <w:lvlJc w:val="left"/>
+      <w:pPr>
+        <w:ind w:left="1440" w:hanging="360"/>
+      </w:pPr>
+      <w:rPr>
+        <w:rFonts w:ascii="Symbol" w:eastAsiaTheme="minorHAnsi" w:hAnsi="Symbol" w:cstheme="minorBidi" w:hint="default"/>
+      </w:rPr>
+    </w:lvl>
+    <w:lvl w:ilvl="1" w:tplc="04090003" w:tentative="1">
+      <w:start w:val="1"/>
+      <w:numFmt w:val="bullet"/>
+      <w:lvlText w:val="o"/>
+      <w:lvlJc w:val="left"/>
+      <w:pPr>
+        <w:ind w:left="1440" w:hanging="360"/>
+      </w:pPr>
+      <w:rPr>
+        <w:rFonts w:ascii="Courier New" w:hAnsi="Courier New" w:cs="Courier New" w:hint="default"/>
+      </w:rPr>
+    </w:lvl>
+    <w:lvl w:ilvl="2" w:tplc="04090005" w:tentative="1">
+      <w:start w:val="1"/>
+      <w:numFmt w:val="bullet"/>
+      <w:lvlText w:val=""/>
+      <w:lvlJc w:val="left"/>
+      <w:pPr>
+        <w:ind w:left="2160" w:hanging="360"/>
+      </w:pPr>
+      <w:rPr>
+        <w:rFonts w:ascii="Wingdings" w:hAnsi="Wingdings" w:hint="default"/>
+      </w:rPr>
+    </w:lvl>
+    <w:lvl w:ilvl="3" w:tplc="04090001" w:tentative="1">
+      <w:start w:val="1"/>
+      <w:numFmt w:val="bullet"/>
+      <w:lvlText w:val=""/>
+      <w:lvlJc w:val="left"/>
+      <w:pPr>
+        <w:ind w:left="2880" w:hanging="360"/>
+      </w:pPr>
+      <w:rPr>
+        <w:rFonts w:ascii="Symbol" w:hAnsi="Symbol" w:hint="default"/>
+      </w:rPr>
+    </w:lvl>
+    <w:lvl w:ilvl="4" w:tplc="04090003" w:tentative="1">
+      <w:start w:val="1"/>
+      <w:numFmt w:val="bullet"/>
+      <w:lvlText w:val="o"/>
+      <w:lvlJc w:val="left"/>
+      <w:pPr>
+        <w:ind w:left="3600" w:hanging="360"/>
+      </w:pPr>
+      <w:rPr>
+        <w:rFonts w:ascii="Courier New" w:hAnsi="Courier New" w:cs="Courier New" w:hint="default"/>
+      </w:rPr>
+    </w:lvl>
+    <w:lvl w:ilvl="5" w:tplc="04090005" w:tentative="1">
+      <w:start w:val="1"/>
+      <w:numFmt w:val="bullet"/>
+      <w:lvlText w:val=""/>
+      <w:lvlJc w:val="left"/>
+      <w:pPr>
+        <w:ind w:left="4320" w:hanging="360"/>
+      </w:pPr>
+      <w:rPr>
+        <w:rFonts w:ascii="Wingdings" w:hAnsi="Wingdings" w:hint="default"/>
+      </w:rPr>
+    </w:lvl>
+    <w:lvl w:ilvl="6" w:tplc="04090001" w:tentative="1">
+      <w:start w:val="1"/>
+      <w:numFmt w:val="bullet"/>
+      <w:lvlText w:val=""/>
+      <w:lvlJc w:val="left"/>
+      <w:pPr>
+        <w:ind w:left="5040" w:hanging="360"/>
+      </w:pPr>
+      <w:rPr>
+        <w:rFonts w:ascii="Symbol" w:hAnsi="Symbol" w:hint="default"/>
+      </w:rPr>
+    </w:lvl>
+    <w:lvl w:ilvl="7" w:tplc="04090003" w:tentative="1">
+      <w:start w:val="1"/>
+      <w:numFmt w:val="bullet"/>
+      <w:lvlText w:val="o"/>
+      <w:lvlJc w:val="left"/>
+      <w:pPr>
+        <w:ind w:left="5760" w:hanging="360"/>
+      </w:pPr>
+      <w:rPr>
+        <w:rFonts w:ascii="Courier New" w:hAnsi="Courier New" w:cs="Courier New" w:hint="default"/>
+      </w:rPr>
+    </w:lvl>
+    <w:lvl w:ilvl="8" w:tplc="04090005" w:tentative="1">
+      <w:start w:val="1"/>
+      <w:numFmt w:val="bullet"/>
+      <w:lvlText w:val=""/>
+      <w:lvlJc w:val="left"/>
+      <w:pPr>
+        <w:ind w:left="6480" w:hanging="360"/>
+      </w:pPr>
+      <w:rPr>
+        <w:rFonts w:ascii="Wingdings" w:hAnsi="Wingdings" w:hint="default"/>
+      </w:rPr>
     </w:lvl>
   </w:abstractNum>
   <w:abstractNum w:abstractNumId="9" w15:restartNumberingAfterBreak="0">
-    <w:nsid w:val="56AC5069"/>
+    <w:nsid w:val="7D5F0650"/>
     <w:multiLevelType w:val="hybridMultilevel"/>
-    <w:tmpl w:val="BDEA6302"/>
-    <w:lvl w:ilvl="0" w:tplc="066A4E9A">
-      <w:start w:val="1"/>
-      <w:numFmt w:val="bullet"/>
-      <w:lvlText w:val="-"/>
-      <w:lvlJc w:val="left"/>
-      <w:pPr>
-        <w:ind w:left="2520" w:hanging="360"/>
-      </w:pPr>
-      <w:rPr>
-        <w:rFonts w:ascii="Calibri" w:eastAsiaTheme="minorHAnsi" w:hAnsi="Calibri" w:cs="Calibri" w:hint="default"/>
+    <w:tmpl w:val="1B249FB2"/>
+    <w:lvl w:ilvl="0" w:tplc="C374DB88">
+      <w:start w:val="2"/>
+      <w:numFmt w:val="bullet"/>
+      <w:lvlText w:val=""/>
+      <w:lvlJc w:val="left"/>
+      <w:pPr>
+        <w:ind w:left="1440" w:hanging="360"/>
+      </w:pPr>
+      <w:rPr>
+        <w:rFonts w:ascii="Symbol" w:eastAsiaTheme="minorHAnsi" w:hAnsi="Symbol" w:cstheme="minorBidi" w:hint="default"/>
       </w:rPr>
     </w:lvl>
     <w:lvl w:ilvl="1" w:tplc="04090003" w:tentative="1">
@@ -1658,7 +4169,7 @@
       <w:lvlText w:val="o"/>
       <w:lvlJc w:val="left"/>
       <w:pPr>
-        <w:ind w:left="3240" w:hanging="360"/>
+        <w:ind w:left="1440" w:hanging="360"/>
       </w:pPr>
       <w:rPr>
         <w:rFonts w:ascii="Courier New" w:hAnsi="Courier New" w:cs="Courier New" w:hint="default"/>
@@ -1670,7 +4181,7 @@
       <w:lvlText w:val=""/>
       <w:lvlJc w:val="left"/>
       <w:pPr>
-        <w:ind w:left="3960" w:hanging="360"/>
+        <w:ind w:left="2160" w:hanging="360"/>
       </w:pPr>
       <w:rPr>
         <w:rFonts w:ascii="Wingdings" w:hAnsi="Wingdings" w:hint="default"/>
@@ -1682,7 +4193,7 @@
       <w:lvlText w:val=""/>
       <w:lvlJc w:val="left"/>
       <w:pPr>
-        <w:ind w:left="4680" w:hanging="360"/>
+        <w:ind w:left="2880" w:hanging="360"/>
       </w:pPr>
       <w:rPr>
         <w:rFonts w:ascii="Symbol" w:hAnsi="Symbol" w:hint="default"/>
@@ -1694,7 +4205,7 @@
       <w:lvlText w:val="o"/>
       <w:lvlJc w:val="left"/>
       <w:pPr>
-        <w:ind w:left="5400" w:hanging="360"/>
+        <w:ind w:left="3600" w:hanging="360"/>
       </w:pPr>
       <w:rPr>
         <w:rFonts w:ascii="Courier New" w:hAnsi="Courier New" w:cs="Courier New" w:hint="default"/>
@@ -1706,7 +4217,7 @@
       <w:lvlText w:val=""/>
       <w:lvlJc w:val="left"/>
       <w:pPr>
-        <w:ind w:left="6120" w:hanging="360"/>
+        <w:ind w:left="4320" w:hanging="360"/>
       </w:pPr>
       <w:rPr>
         <w:rFonts w:ascii="Wingdings" w:hAnsi="Wingdings" w:hint="default"/>
@@ -1718,7 +4229,7 @@
       <w:lvlText w:val=""/>
       <w:lvlJc w:val="left"/>
       <w:pPr>
-        <w:ind w:left="6840" w:hanging="360"/>
+        <w:ind w:left="5040" w:hanging="360"/>
       </w:pPr>
       <w:rPr>
         <w:rFonts w:ascii="Symbol" w:hAnsi="Symbol" w:hint="default"/>
@@ -1730,7 +4241,7 @@
       <w:lvlText w:val="o"/>
       <w:lvlJc w:val="left"/>
       <w:pPr>
-        <w:ind w:left="7560" w:hanging="360"/>
+        <w:ind w:left="5760" w:hanging="360"/>
       </w:pPr>
       <w:rPr>
         <w:rFonts w:ascii="Courier New" w:hAnsi="Courier New" w:cs="Courier New" w:hint="default"/>
@@ -1742,343 +4253,44 @@
       <w:lvlText w:val=""/>
       <w:lvlJc w:val="left"/>
       <w:pPr>
-        <w:ind w:left="8280" w:hanging="360"/>
+        <w:ind w:left="6480" w:hanging="360"/>
       </w:pPr>
       <w:rPr>
         <w:rFonts w:ascii="Wingdings" w:hAnsi="Wingdings" w:hint="default"/>
       </w:rPr>
     </w:lvl>
   </w:abstractNum>
-  <w:abstractNum w:abstractNumId="10" w15:restartNumberingAfterBreak="0">
-    <w:nsid w:val="56D7502F"/>
-    <w:multiLevelType w:val="hybridMultilevel"/>
-    <w:tmpl w:val="C7FCBAB6"/>
-    <w:lvl w:ilvl="0" w:tplc="60F27BF4">
-      <w:start w:val="1"/>
-      <w:numFmt w:val="decimal"/>
-      <w:lvlText w:val="%1."/>
-      <w:lvlJc w:val="left"/>
-      <w:pPr>
-        <w:ind w:left="1800" w:hanging="360"/>
-      </w:pPr>
-      <w:rPr>
-        <w:rFonts w:hint="default"/>
-      </w:rPr>
-    </w:lvl>
-    <w:lvl w:ilvl="1" w:tplc="04090019" w:tentative="1">
-      <w:start w:val="1"/>
-      <w:numFmt w:val="lowerLetter"/>
-      <w:lvlText w:val="%2."/>
-      <w:lvlJc w:val="left"/>
-      <w:pPr>
-        <w:ind w:left="2520" w:hanging="360"/>
-      </w:pPr>
-    </w:lvl>
-    <w:lvl w:ilvl="2" w:tplc="0409001B" w:tentative="1">
-      <w:start w:val="1"/>
-      <w:numFmt w:val="lowerRoman"/>
-      <w:lvlText w:val="%3."/>
-      <w:lvlJc w:val="right"/>
-      <w:pPr>
-        <w:ind w:left="3240" w:hanging="180"/>
-      </w:pPr>
-    </w:lvl>
-    <w:lvl w:ilvl="3" w:tplc="0409000F" w:tentative="1">
-      <w:start w:val="1"/>
-      <w:numFmt w:val="decimal"/>
-      <w:lvlText w:val="%4."/>
-      <w:lvlJc w:val="left"/>
-      <w:pPr>
-        <w:ind w:left="3960" w:hanging="360"/>
-      </w:pPr>
-    </w:lvl>
-    <w:lvl w:ilvl="4" w:tplc="04090019" w:tentative="1">
-      <w:start w:val="1"/>
-      <w:numFmt w:val="lowerLetter"/>
-      <w:lvlText w:val="%5."/>
-      <w:lvlJc w:val="left"/>
-      <w:pPr>
-        <w:ind w:left="4680" w:hanging="360"/>
-      </w:pPr>
-    </w:lvl>
-    <w:lvl w:ilvl="5" w:tplc="0409001B" w:tentative="1">
-      <w:start w:val="1"/>
-      <w:numFmt w:val="lowerRoman"/>
-      <w:lvlText w:val="%6."/>
-      <w:lvlJc w:val="right"/>
-      <w:pPr>
-        <w:ind w:left="5400" w:hanging="180"/>
-      </w:pPr>
-    </w:lvl>
-    <w:lvl w:ilvl="6" w:tplc="0409000F" w:tentative="1">
-      <w:start w:val="1"/>
-      <w:numFmt w:val="decimal"/>
-      <w:lvlText w:val="%7."/>
-      <w:lvlJc w:val="left"/>
-      <w:pPr>
-        <w:ind w:left="6120" w:hanging="360"/>
-      </w:pPr>
-    </w:lvl>
-    <w:lvl w:ilvl="7" w:tplc="04090019" w:tentative="1">
-      <w:start w:val="1"/>
-      <w:numFmt w:val="lowerLetter"/>
-      <w:lvlText w:val="%8."/>
-      <w:lvlJc w:val="left"/>
-      <w:pPr>
-        <w:ind w:left="6840" w:hanging="360"/>
-      </w:pPr>
-    </w:lvl>
-    <w:lvl w:ilvl="8" w:tplc="0409001B" w:tentative="1">
-      <w:start w:val="1"/>
-      <w:numFmt w:val="lowerRoman"/>
-      <w:lvlText w:val="%9."/>
-      <w:lvlJc w:val="right"/>
-      <w:pPr>
-        <w:ind w:left="7560" w:hanging="180"/>
-      </w:pPr>
-    </w:lvl>
-  </w:abstractNum>
-  <w:abstractNum w:abstractNumId="11" w15:restartNumberingAfterBreak="0">
-    <w:nsid w:val="61F11CC4"/>
-    <w:multiLevelType w:val="hybridMultilevel"/>
-    <w:tmpl w:val="92ECE51A"/>
-    <w:lvl w:ilvl="0" w:tplc="FFFFFFFF">
-      <w:start w:val="1"/>
-      <w:numFmt w:val="decimal"/>
-      <w:lvlText w:val="%1."/>
-      <w:lvlJc w:val="left"/>
-      <w:pPr>
-        <w:ind w:left="1080" w:hanging="360"/>
-      </w:pPr>
-      <w:rPr>
-        <w:rFonts w:hint="default"/>
-      </w:rPr>
-    </w:lvl>
-    <w:lvl w:ilvl="1" w:tplc="FFFFFFFF" w:tentative="1">
-      <w:start w:val="1"/>
-      <w:numFmt w:val="lowerLetter"/>
-      <w:lvlText w:val="%2."/>
-      <w:lvlJc w:val="left"/>
-      <w:pPr>
-        <w:ind w:left="1800" w:hanging="360"/>
-      </w:pPr>
-    </w:lvl>
-    <w:lvl w:ilvl="2" w:tplc="FFFFFFFF" w:tentative="1">
-      <w:start w:val="1"/>
-      <w:numFmt w:val="lowerRoman"/>
-      <w:lvlText w:val="%3."/>
-      <w:lvlJc w:val="right"/>
-      <w:pPr>
-        <w:ind w:left="2520" w:hanging="180"/>
-      </w:pPr>
-    </w:lvl>
-    <w:lvl w:ilvl="3" w:tplc="FFFFFFFF" w:tentative="1">
-      <w:start w:val="1"/>
-      <w:numFmt w:val="decimal"/>
-      <w:lvlText w:val="%4."/>
-      <w:lvlJc w:val="left"/>
-      <w:pPr>
-        <w:ind w:left="3240" w:hanging="360"/>
-      </w:pPr>
-    </w:lvl>
-    <w:lvl w:ilvl="4" w:tplc="FFFFFFFF" w:tentative="1">
-      <w:start w:val="1"/>
-      <w:numFmt w:val="lowerLetter"/>
-      <w:lvlText w:val="%5."/>
-      <w:lvlJc w:val="left"/>
-      <w:pPr>
-        <w:ind w:left="3960" w:hanging="360"/>
-      </w:pPr>
-    </w:lvl>
-    <w:lvl w:ilvl="5" w:tplc="FFFFFFFF" w:tentative="1">
-      <w:start w:val="1"/>
-      <w:numFmt w:val="lowerRoman"/>
-      <w:lvlText w:val="%6."/>
-      <w:lvlJc w:val="right"/>
-      <w:pPr>
-        <w:ind w:left="4680" w:hanging="180"/>
-      </w:pPr>
-    </w:lvl>
-    <w:lvl w:ilvl="6" w:tplc="FFFFFFFF" w:tentative="1">
-      <w:start w:val="1"/>
-      <w:numFmt w:val="decimal"/>
-      <w:lvlText w:val="%7."/>
-      <w:lvlJc w:val="left"/>
-      <w:pPr>
-        <w:ind w:left="5400" w:hanging="360"/>
-      </w:pPr>
-    </w:lvl>
-    <w:lvl w:ilvl="7" w:tplc="FFFFFFFF" w:tentative="1">
-      <w:start w:val="1"/>
-      <w:numFmt w:val="lowerLetter"/>
-      <w:lvlText w:val="%8."/>
-      <w:lvlJc w:val="left"/>
-      <w:pPr>
-        <w:ind w:left="6120" w:hanging="360"/>
-      </w:pPr>
-    </w:lvl>
-    <w:lvl w:ilvl="8" w:tplc="FFFFFFFF" w:tentative="1">
-      <w:start w:val="1"/>
-      <w:numFmt w:val="lowerRoman"/>
-      <w:lvlText w:val="%9."/>
-      <w:lvlJc w:val="right"/>
-      <w:pPr>
-        <w:ind w:left="6840" w:hanging="180"/>
-      </w:pPr>
-    </w:lvl>
-  </w:abstractNum>
-  <w:abstractNum w:abstractNumId="12" w15:restartNumberingAfterBreak="0">
-    <w:nsid w:val="6C984D6F"/>
-    <w:multiLevelType w:val="hybridMultilevel"/>
-    <w:tmpl w:val="C178AA94"/>
-    <w:lvl w:ilvl="0" w:tplc="F30CC20C">
-      <w:start w:val="1"/>
-      <w:numFmt w:val="bullet"/>
-      <w:lvlText w:val="-"/>
-      <w:lvlJc w:val="left"/>
-      <w:pPr>
-        <w:ind w:left="2520" w:hanging="360"/>
-      </w:pPr>
-      <w:rPr>
-        <w:rFonts w:ascii="Calibri" w:eastAsiaTheme="minorHAnsi" w:hAnsi="Calibri" w:cs="Calibri" w:hint="default"/>
-      </w:rPr>
-    </w:lvl>
-    <w:lvl w:ilvl="1" w:tplc="04090003" w:tentative="1">
-      <w:start w:val="1"/>
-      <w:numFmt w:val="bullet"/>
-      <w:lvlText w:val="o"/>
-      <w:lvlJc w:val="left"/>
-      <w:pPr>
-        <w:ind w:left="3240" w:hanging="360"/>
-      </w:pPr>
-      <w:rPr>
-        <w:rFonts w:ascii="Courier New" w:hAnsi="Courier New" w:cs="Courier New" w:hint="default"/>
-      </w:rPr>
-    </w:lvl>
-    <w:lvl w:ilvl="2" w:tplc="04090005" w:tentative="1">
-      <w:start w:val="1"/>
-      <w:numFmt w:val="bullet"/>
-      <w:lvlText w:val=""/>
-      <w:lvlJc w:val="left"/>
-      <w:pPr>
-        <w:ind w:left="3960" w:hanging="360"/>
-      </w:pPr>
-      <w:rPr>
-        <w:rFonts w:ascii="Wingdings" w:hAnsi="Wingdings" w:hint="default"/>
-      </w:rPr>
-    </w:lvl>
-    <w:lvl w:ilvl="3" w:tplc="04090001" w:tentative="1">
-      <w:start w:val="1"/>
-      <w:numFmt w:val="bullet"/>
-      <w:lvlText w:val=""/>
-      <w:lvlJc w:val="left"/>
-      <w:pPr>
-        <w:ind w:left="4680" w:hanging="360"/>
-      </w:pPr>
-      <w:rPr>
-        <w:rFonts w:ascii="Symbol" w:hAnsi="Symbol" w:hint="default"/>
-      </w:rPr>
-    </w:lvl>
-    <w:lvl w:ilvl="4" w:tplc="04090003" w:tentative="1">
-      <w:start w:val="1"/>
-      <w:numFmt w:val="bullet"/>
-      <w:lvlText w:val="o"/>
-      <w:lvlJc w:val="left"/>
-      <w:pPr>
-        <w:ind w:left="5400" w:hanging="360"/>
-      </w:pPr>
-      <w:rPr>
-        <w:rFonts w:ascii="Courier New" w:hAnsi="Courier New" w:cs="Courier New" w:hint="default"/>
-      </w:rPr>
-    </w:lvl>
-    <w:lvl w:ilvl="5" w:tplc="04090005" w:tentative="1">
-      <w:start w:val="1"/>
-      <w:numFmt w:val="bullet"/>
-      <w:lvlText w:val=""/>
-      <w:lvlJc w:val="left"/>
-      <w:pPr>
-        <w:ind w:left="6120" w:hanging="360"/>
-      </w:pPr>
-      <w:rPr>
-        <w:rFonts w:ascii="Wingdings" w:hAnsi="Wingdings" w:hint="default"/>
-      </w:rPr>
-    </w:lvl>
-    <w:lvl w:ilvl="6" w:tplc="04090001" w:tentative="1">
-      <w:start w:val="1"/>
-      <w:numFmt w:val="bullet"/>
-      <w:lvlText w:val=""/>
-      <w:lvlJc w:val="left"/>
-      <w:pPr>
-        <w:ind w:left="6840" w:hanging="360"/>
-      </w:pPr>
-      <w:rPr>
-        <w:rFonts w:ascii="Symbol" w:hAnsi="Symbol" w:hint="default"/>
-      </w:rPr>
-    </w:lvl>
-    <w:lvl w:ilvl="7" w:tplc="04090003" w:tentative="1">
-      <w:start w:val="1"/>
-      <w:numFmt w:val="bullet"/>
-      <w:lvlText w:val="o"/>
-      <w:lvlJc w:val="left"/>
-      <w:pPr>
-        <w:ind w:left="7560" w:hanging="360"/>
-      </w:pPr>
-      <w:rPr>
-        <w:rFonts w:ascii="Courier New" w:hAnsi="Courier New" w:cs="Courier New" w:hint="default"/>
-      </w:rPr>
-    </w:lvl>
-    <w:lvl w:ilvl="8" w:tplc="04090005" w:tentative="1">
-      <w:start w:val="1"/>
-      <w:numFmt w:val="bullet"/>
-      <w:lvlText w:val=""/>
-      <w:lvlJc w:val="left"/>
-      <w:pPr>
-        <w:ind w:left="8280" w:hanging="360"/>
-      </w:pPr>
-      <w:rPr>
-        <w:rFonts w:ascii="Wingdings" w:hAnsi="Wingdings" w:hint="default"/>
-      </w:rPr>
-    </w:lvl>
-  </w:abstractNum>
-  <w:num w:numId="1" w16cid:durableId="382867867">
+  <w:num w:numId="1" w16cid:durableId="302194284">
+    <w:abstractNumId w:val="1"/>
+  </w:num>
+  <w:num w:numId="2" w16cid:durableId="1632861841">
+    <w:abstractNumId w:val="4"/>
+  </w:num>
+  <w:num w:numId="3" w16cid:durableId="892498404">
+    <w:abstractNumId w:val="9"/>
+  </w:num>
+  <w:num w:numId="4" w16cid:durableId="975142219">
+    <w:abstractNumId w:val="8"/>
+  </w:num>
+  <w:num w:numId="5" w16cid:durableId="1923491126">
+    <w:abstractNumId w:val="3"/>
+  </w:num>
+  <w:num w:numId="6" w16cid:durableId="1990089926">
+    <w:abstractNumId w:val="5"/>
+  </w:num>
+  <w:num w:numId="7" w16cid:durableId="988170777">
     <w:abstractNumId w:val="6"/>
   </w:num>
-  <w:num w:numId="2" w16cid:durableId="2134059915">
+  <w:num w:numId="8" w16cid:durableId="313067613">
     <w:abstractNumId w:val="0"/>
   </w:num>
-  <w:num w:numId="3" w16cid:durableId="2126848865">
+  <w:num w:numId="9" w16cid:durableId="877665506">
+    <w:abstractNumId w:val="2"/>
+  </w:num>
+  <w:num w:numId="10" w16cid:durableId="454107797">
     <w:abstractNumId w:val="7"/>
   </w:num>
-  <w:num w:numId="4" w16cid:durableId="501050118">
-    <w:abstractNumId w:val="4"/>
-  </w:num>
-  <w:num w:numId="5" w16cid:durableId="418984594">
-    <w:abstractNumId w:val="2"/>
-  </w:num>
-  <w:num w:numId="6" w16cid:durableId="302194284">
-    <w:abstractNumId w:val="1"/>
-  </w:num>
-  <w:num w:numId="7" w16cid:durableId="552814978">
-    <w:abstractNumId w:val="5"/>
-  </w:num>
-  <w:num w:numId="8" w16cid:durableId="1251306006">
-    <w:abstractNumId w:val="11"/>
-  </w:num>
-  <w:num w:numId="9" w16cid:durableId="309940009">
-    <w:abstractNumId w:val="10"/>
-  </w:num>
-  <w:num w:numId="10" w16cid:durableId="1611401327">
-    <w:abstractNumId w:val="8"/>
-  </w:num>
-  <w:num w:numId="11" w16cid:durableId="528034090">
-    <w:abstractNumId w:val="12"/>
-  </w:num>
-  <w:num w:numId="12" w16cid:durableId="284503889">
-    <w:abstractNumId w:val="3"/>
-  </w:num>
-  <w:num w:numId="13" w16cid:durableId="715857274">
-    <w:abstractNumId w:val="9"/>
-  </w:num>
+  <w:numIdMacAtCleanup w:val="10"/>
 </w:numbering>
 </file>
 
@@ -2686,6 +4898,7 @@
   <w:style w:type="character" w:default="1" w:styleId="DefaultParagraphFont">
     <w:name w:val="Default Paragraph Font"/>
     <w:uiPriority w:val="1"/>
+    <w:semiHidden/>
     <w:unhideWhenUsed/>
   </w:style>
   <w:style w:type="table" w:default="1" w:styleId="TableNormal">
@@ -3147,6 +5360,22 @@
       <w:szCs w:val="32"/>
     </w:rPr>
   </w:style>
+  <w:style w:type="paragraph" w:styleId="NormalWeb">
+    <w:name w:val="Normal (Web)"/>
+    <w:basedOn w:val="Normal"/>
+    <w:uiPriority w:val="99"/>
+    <w:semiHidden/>
+    <w:unhideWhenUsed/>
+    <w:rsid w:val="005828B1"/>
+    <w:pPr>
+      <w:spacing w:before="100" w:beforeAutospacing="1" w:after="100" w:afterAutospacing="1" w:line="240" w:lineRule="auto"/>
+    </w:pPr>
+    <w:rPr>
+      <w:rFonts w:ascii="Times New Roman" w:hAnsi="Times New Roman" w:cs="Times New Roman"/>
+      <w:sz w:val="24"/>
+      <w:szCs w:val="24"/>
+    </w:rPr>
+  </w:style>
 </w:styles>
 </file>
 
